--- a/docs/Kundesegmentering-introduktion.docx
+++ b/docs/Kundesegmentering-introduktion.docx
@@ -78,7 +78,7 @@
           <w:sz w:val="22"/>
           <w:szCs w:val="22"/>
         </w:rPr>
-        <w:t xml:space="preserve">Version af 15. september 2026</w:t>
+        <w:t xml:space="preserve">Version af 16. september 2026</w:t>
       </w:r>
     </w:p>
     <w:p>
@@ -2270,6 +2270,229 @@
     </w:p>
     <w:p>
       <w:pPr>
+        <w:spacing w:after="60" w:before="200"/>
+        <w:jc w:val="center"/>
+      </w:pPr>
+      <w:r>
+        <w:drawing>
+          <wp:inline distT="0" distB="0" distL="0" distR="0">
+            <wp:extent cx="5600700" cy="1504950"/>
+            <wp:effectExtent t="0" r="0" b="0" l="0"/>
+            <wp:docPr id="1" name="" descr="" title=""/>
+            <wp:cNvGraphicFramePr>
+              <a:graphicFrameLocks xmlns:a="http://schemas.openxmlformats.org/drawingml/2006/main" noChangeAspect="1"/>
+            </wp:cNvGraphicFramePr>
+            <a:graphic xmlns:a="http://schemas.openxmlformats.org/drawingml/2006/main">
+              <a:graphicData uri="http://schemas.openxmlformats.org/drawingml/2006/picture">
+                <pic:pic xmlns:pic="http://schemas.openxmlformats.org/drawingml/2006/picture">
+                  <pic:nvPicPr>
+                    <pic:cNvPr id="0" name="" descr=""/>
+                    <pic:cNvPicPr>
+                      <a:picLocks noChangeAspect="1" noChangeArrowheads="1"/>
+                    </pic:cNvPicPr>
+                  </pic:nvPicPr>
+                  <pic:blipFill>
+                    <a:blip r:embed="rId8" cstate="none"/>
+                    <a:srcRect/>
+                    <a:stretch>
+                      <a:fillRect/>
+                    </a:stretch>
+                  </pic:blipFill>
+                  <pic:spPr bwMode="auto">
+                    <a:xfrm>
+                      <a:off x="0" y="0"/>
+                      <a:ext cx="5600700" cy="1504950"/>
+                    </a:xfrm>
+                    <a:prstGeom prst="rect">
+                      <a:avLst/>
+                    </a:prstGeom>
+                  </pic:spPr>
+                </pic:pic>
+              </a:graphicData>
+            </a:graphic>
+          </wp:inline>
+        </w:drawing>
+      </w:r>
+    </w:p>
+    <w:p>
+      <w:pPr>
+        <w:spacing w:after="220"/>
+        <w:jc w:val="center"/>
+      </w:pPr>
+      <w:r>
+        <w:rPr>
+          <w:i/>
+          <w:iCs/>
+          <w:color w:val="555555"/>
+          <w:sz w:val="19"/>
+          <w:szCs w:val="19"/>
+        </w:rPr>
+        <w:t xml:space="preserve">Figur 1 — Måneder efter dags dato er endnu ikke realiseret og tælles ikke med.</w:t>
+      </w:r>
+    </w:p>
+    <w:p>
+      <w:pPr>
+        <w:pStyle w:val="Heading2"/>
+        <w:spacing w:after="100" w:before="260"/>
+      </w:pPr>
+      <w:r>
+        <w:rPr>
+          <w:b/>
+          <w:bCs/>
+          <w:color w:val="2A5A8A"/>
+          <w:sz w:val="24"/>
+          <w:szCs w:val="24"/>
+        </w:rPr>
+        <w:t xml:space="preserve">Døde items — den frasortering der flytter mest</w:t>
+      </w:r>
+    </w:p>
+    <w:p>
+      <w:pPr>
+        <w:spacing w:after="140"/>
+      </w:pPr>
+      <w:r>
+        <w:rPr>
+          <w:b w:val="false"/>
+          <w:bCs w:val="false"/>
+          <w:i w:val="false"/>
+          <w:iCs w:val="false"/>
+          <w:sz w:val="22"/>
+          <w:szCs w:val="22"/>
+        </w:rPr>
+        <w:t xml:space="preserve">Den sidste af de fem er værd at dvæle ved, for den er den eneste der fjerner noget som faktisk ER solgt. Reglen er enkel: </w:t>
+      </w:r>
+      <w:r>
+        <w:rPr>
+          <w:b/>
+          <w:bCs/>
+          <w:i w:val="false"/>
+          <w:iCs w:val="false"/>
+          <w:sz w:val="22"/>
+          <w:szCs w:val="22"/>
+        </w:rPr>
+        <w:t xml:space="preserve">har en vare ingen aktivitet inden for kundens turnover-vindue, ryger den helt ud af analysen</w:t>
+      </w:r>
+      <w:r>
+        <w:rPr>
+          <w:b w:val="false"/>
+          <w:bCs w:val="false"/>
+          <w:i w:val="false"/>
+          <w:iCs w:val="false"/>
+          <w:sz w:val="22"/>
+          <w:szCs w:val="22"/>
+        </w:rPr>
+        <w:t xml:space="preserve"> — også ud af margin-beregningen på X-aksen.</w:t>
+      </w:r>
+    </w:p>
+    <w:p>
+      <w:pPr>
+        <w:spacing w:after="60" w:before="200"/>
+        <w:jc w:val="center"/>
+      </w:pPr>
+      <w:r>
+        <w:drawing>
+          <wp:inline distT="0" distB="0" distL="0" distR="0">
+            <wp:extent cx="5600700" cy="3267075"/>
+            <wp:effectExtent t="0" r="0" b="0" l="0"/>
+            <wp:docPr id="1" name="" descr="" title=""/>
+            <wp:cNvGraphicFramePr>
+              <a:graphicFrameLocks xmlns:a="http://schemas.openxmlformats.org/drawingml/2006/main" noChangeAspect="1"/>
+            </wp:cNvGraphicFramePr>
+            <a:graphic xmlns:a="http://schemas.openxmlformats.org/drawingml/2006/main">
+              <a:graphicData uri="http://schemas.openxmlformats.org/drawingml/2006/picture">
+                <pic:pic xmlns:pic="http://schemas.openxmlformats.org/drawingml/2006/picture">
+                  <pic:nvPicPr>
+                    <pic:cNvPr id="0" name="" descr=""/>
+                    <pic:cNvPicPr>
+                      <a:picLocks noChangeAspect="1" noChangeArrowheads="1"/>
+                    </pic:cNvPicPr>
+                  </pic:nvPicPr>
+                  <pic:blipFill>
+                    <a:blip r:embed="rId9" cstate="none"/>
+                    <a:srcRect/>
+                    <a:stretch>
+                      <a:fillRect/>
+                    </a:stretch>
+                  </pic:blipFill>
+                  <pic:spPr bwMode="auto">
+                    <a:xfrm>
+                      <a:off x="0" y="0"/>
+                      <a:ext cx="5600700" cy="3267075"/>
+                    </a:xfrm>
+                    <a:prstGeom prst="rect">
+                      <a:avLst/>
+                    </a:prstGeom>
+                  </pic:spPr>
+                </pic:pic>
+              </a:graphicData>
+            </a:graphic>
+          </wp:inline>
+        </w:drawing>
+      </w:r>
+    </w:p>
+    <w:p>
+      <w:pPr>
+        <w:spacing w:after="220"/>
+        <w:jc w:val="center"/>
+      </w:pPr>
+      <w:r>
+        <w:rPr>
+          <w:i/>
+          <w:iCs/>
+          <w:color w:val="555555"/>
+          <w:sz w:val="19"/>
+          <w:szCs w:val="19"/>
+        </w:rPr>
+        <w:t xml:space="preserve">Figur 2 — Kundens vindue går 12 måneder bagud fra dens seneste aktivitet. 712347 blev sidst handlet længe før og falder ud.</w:t>
+      </w:r>
+    </w:p>
+    <w:p>
+      <w:pPr>
+        <w:spacing w:after="140"/>
+      </w:pPr>
+      <w:r>
+        <w:rPr>
+          <w:b w:val="false"/>
+          <w:bCs w:val="false"/>
+          <w:i w:val="false"/>
+          <w:iCs w:val="false"/>
+          <w:sz w:val="22"/>
+          <w:szCs w:val="22"/>
+        </w:rPr>
+        <w:t xml:space="preserve">Uden den regel ville en gammel handel hænge ved i det uendelige. I eksemplet ovenfor blev 712347 sidst solgt i 2023-11 til 10 % margin. Tælles den med, ser Eksempel A/S ud til at ligge på 34 % — regnes der kun på det kunden faktisk handler i dag, er tallet 44 %. Det er forskellen på en kunde man vil have flere af, og en man skal se på.</w:t>
+      </w:r>
+    </w:p>
+    <w:p>
+      <w:pPr>
+        <w:pBdr>
+          <w:top w:val="single" w:color="E8D48B" w:sz="2"/>
+          <w:bottom w:val="single" w:color="E8D48B" w:sz="2"/>
+          <w:left w:val="single" w:color="E8B44B" w:sz="12"/>
+          <w:right w:val="single" w:color="E8D48B" w:sz="2"/>
+        </w:pBdr>
+        <w:shd w:fill="FFF8E1" w:val="clear"/>
+        <w:spacing w:after="180" w:before="140"/>
+        <w:ind w:left="172" w:right="172"/>
+      </w:pPr>
+      <w:r>
+        <w:rPr>
+          <w:b/>
+          <w:bCs/>
+          <w:sz w:val="21"/>
+          <w:szCs w:val="21"/>
+        </w:rPr>
+        <w:t xml:space="preserve">Bemærk:  </w:t>
+      </w:r>
+      <w:r>
+        <w:rPr>
+          <w:sz w:val="21"/>
+          <w:szCs w:val="21"/>
+        </w:rPr>
+        <w:t xml:space="preserve">vinduet regnes altid fra KUNDENS seneste aktivitet, uanset hvad forankringen er sat til under Beregning. Ellers ville en vare kunne holde sig selv i live.</w:t>
+      </w:r>
+    </w:p>
+    <w:p>
+      <w:pPr>
         <w:pStyle w:val="Heading2"/>
         <w:spacing w:after="100" w:before="260"/>
       </w:pPr>
@@ -2849,6 +3072,68 @@
           <w:szCs w:val="22"/>
         </w:rPr>
         <w:t xml:space="preserve"> — vinduet regnes bagud fra hver vares egen seneste aktivitet. To varer hos samme kunde kan have forskudte perioder.</w:t>
+      </w:r>
+    </w:p>
+    <w:p>
+      <w:pPr>
+        <w:spacing w:after="60" w:before="200"/>
+        <w:jc w:val="center"/>
+      </w:pPr>
+      <w:r>
+        <w:drawing>
+          <wp:inline distT="0" distB="0" distL="0" distR="0">
+            <wp:extent cx="5600700" cy="2809875"/>
+            <wp:effectExtent t="0" r="0" b="0" l="0"/>
+            <wp:docPr id="1" name="" descr="" title=""/>
+            <wp:cNvGraphicFramePr>
+              <a:graphicFrameLocks xmlns:a="http://schemas.openxmlformats.org/drawingml/2006/main" noChangeAspect="1"/>
+            </wp:cNvGraphicFramePr>
+            <a:graphic xmlns:a="http://schemas.openxmlformats.org/drawingml/2006/main">
+              <a:graphicData uri="http://schemas.openxmlformats.org/drawingml/2006/picture">
+                <pic:pic xmlns:pic="http://schemas.openxmlformats.org/drawingml/2006/picture">
+                  <pic:nvPicPr>
+                    <pic:cNvPr id="0" name="" descr=""/>
+                    <pic:cNvPicPr>
+                      <a:picLocks noChangeAspect="1" noChangeArrowheads="1"/>
+                    </pic:cNvPicPr>
+                  </pic:nvPicPr>
+                  <pic:blipFill>
+                    <a:blip r:embed="rId10" cstate="none"/>
+                    <a:srcRect/>
+                    <a:stretch>
+                      <a:fillRect/>
+                    </a:stretch>
+                  </pic:blipFill>
+                  <pic:spPr bwMode="auto">
+                    <a:xfrm>
+                      <a:off x="0" y="0"/>
+                      <a:ext cx="5600700" cy="2809875"/>
+                    </a:xfrm>
+                    <a:prstGeom prst="rect">
+                      <a:avLst/>
+                    </a:prstGeom>
+                  </pic:spPr>
+                </pic:pic>
+              </a:graphicData>
+            </a:graphic>
+          </wp:inline>
+        </w:drawing>
+      </w:r>
+    </w:p>
+    <w:p>
+      <w:pPr>
+        <w:spacing w:after="220"/>
+        <w:jc w:val="center"/>
+      </w:pPr>
+      <w:r>
+        <w:rPr>
+          <w:i/>
+          <w:iCs/>
+          <w:color w:val="555555"/>
+          <w:sz w:val="19"/>
+          <w:szCs w:val="19"/>
+        </w:rPr>
+        <w:t xml:space="preserve">Figur 3 — Samme to varer, samme data. Forankringen afgør hvilken periode hver vare måles over.</w:t>
       </w:r>
     </w:p>
     <w:p>
@@ -3642,7 +3927,7 @@
                 <w:sz w:val="21"/>
                 <w:szCs w:val="21"/>
               </w:rPr>
-              <w:t xml:space="preserve">—</w:t>
+              <w:t xml:space="preserve">12.000</w:t>
             </w:r>
           </w:p>
         </w:tc>
@@ -3667,7 +3952,7 @@
                 <w:sz w:val="21"/>
                 <w:szCs w:val="21"/>
               </w:rPr>
-              <w:t xml:space="preserve">—</w:t>
+              <w:t xml:space="preserve">1.200</w:t>
             </w:r>
           </w:p>
         </w:tc>
@@ -3695,7 +3980,7 @@
           <w:sz w:val="22"/>
           <w:szCs w:val="22"/>
         </w:rPr>
-        <w:t xml:space="preserve">712347 blev sidst handlet for næsten to år siden og falder uden for vinduet. Den sorteres fra i trin 1, og resten bygger kun på 712345 og 712346.</w:t>
+        <w:t xml:space="preserve">712347 blev sidst handlet for næsten to år siden og falder uden for vinduet. Den sorteres fra i trin 1, og resten bygger kun på 712345 og 712346. Tallene står med for at vise hvad der bliver lagt til side — de indgår ikke i nogen beregning. Det er den samme kunde som i figur 2.</w:t>
       </w:r>
     </w:p>
     <w:p>

--- a/docs/Kundesegmentering-introduktion.docx
+++ b/docs/Kundesegmentering-introduktion.docx
@@ -2504,7 +2504,7 @@
           <w:sz w:val="24"/>
           <w:szCs w:val="24"/>
         </w:rPr>
-        <w:t xml:space="preserve">Trin 2 — Item-type: sinter eller støb</w:t>
+        <w:t xml:space="preserve">Rammer det så de tidligere kunder?</w:t>
       </w:r>
     </w:p>
     <w:p>
@@ -2520,558 +2520,51 @@
           <w:sz w:val="22"/>
           <w:szCs w:val="22"/>
         </w:rPr>
-        <w:t xml:space="preserve">Varenummeret afgør typen ud fra de to første cifre:</w:t>
-      </w:r>
-    </w:p>
-    <w:p>
-      <w:pPr>
-        <w:shd w:fill="F2F2F2" w:val="clear"/>
-        <w:spacing w:after="160" w:before="100"/>
-        <w:ind w:left="288"/>
-      </w:pPr>
-      <w:r>
-        <w:rPr>
-          <w:rFonts w:ascii="Consolas" w:cs="Consolas" w:eastAsia="Consolas" w:hAnsi="Consolas"/>
-          <w:sz w:val="19"/>
-          <w:szCs w:val="19"/>
-        </w:rPr>
-        <w:t xml:space="preserve">60-67 + mindst 6 cifre   →  Støbe</w:t>
-      </w:r>
-      <w:r>
-        <w:br/>
-      </w:r>
-      <w:r>
-        <w:rPr>
-          <w:rFonts w:ascii="Consolas" w:cs="Consolas" w:eastAsia="Consolas" w:hAnsi="Consolas"/>
-          <w:sz w:val="19"/>
-          <w:szCs w:val="19"/>
-        </w:rPr>
-        <w:t xml:space="preserve">70-77 + mindst 6 cifre   →  Sinter</w:t>
-      </w:r>
-      <w:r>
-        <w:br/>
-      </w:r>
-      <w:r>
-        <w:rPr>
-          <w:rFonts w:ascii="Consolas" w:cs="Consolas" w:eastAsia="Consolas" w:hAnsi="Consolas"/>
-          <w:sz w:val="19"/>
-          <w:szCs w:val="19"/>
-        </w:rPr>
-        <w:t xml:space="preserve">alt andet                →  frasorteres</w:t>
-      </w:r>
-    </w:p>
-    <w:p>
-      <w:pPr>
-        <w:spacing w:after="140"/>
-      </w:pPr>
-      <w:r>
-        <w:rPr>
-          <w:b w:val="false"/>
-          <w:bCs w:val="false"/>
-          <w:i w:val="false"/>
-          <w:iCs w:val="false"/>
-          <w:sz w:val="22"/>
-          <w:szCs w:val="22"/>
-        </w:rPr>
-        <w:t xml:space="preserve">Et suffix på varenummeret overruler reglen:</w:t>
-      </w:r>
-    </w:p>
-    <w:p>
-      <w:pPr>
-        <w:shd w:fill="F2F2F2" w:val="clear"/>
-        <w:spacing w:after="160" w:before="100"/>
-        <w:ind w:left="288"/>
-      </w:pPr>
-      <w:r>
-        <w:rPr>
-          <w:rFonts w:ascii="Consolas" w:cs="Consolas" w:eastAsia="Consolas" w:hAnsi="Consolas"/>
-          <w:sz w:val="19"/>
-          <w:szCs w:val="19"/>
-        </w:rPr>
-        <w:t xml:space="preserve">-S1  →  Sinter</w:t>
-      </w:r>
-      <w:r>
-        <w:br/>
-      </w:r>
-      <w:r>
-        <w:rPr>
-          <w:rFonts w:ascii="Consolas" w:cs="Consolas" w:eastAsia="Consolas" w:hAnsi="Consolas"/>
-          <w:sz w:val="19"/>
-          <w:szCs w:val="19"/>
-        </w:rPr>
-        <w:t xml:space="preserve">-S2  →  Støbe</w:t>
-      </w:r>
-      <w:r>
-        <w:br/>
-      </w:r>
-      <w:r>
-        <w:rPr>
-          <w:rFonts w:ascii="Consolas" w:cs="Consolas" w:eastAsia="Consolas" w:hAnsi="Consolas"/>
-          <w:sz w:val="19"/>
-          <w:szCs w:val="19"/>
-        </w:rPr>
-        <w:t xml:space="preserve">-S0  →  fjern fra segmenteringen</w:t>
-      </w:r>
-    </w:p>
-    <w:p>
-      <w:pPr>
-        <w:pStyle w:val="Heading2"/>
-        <w:spacing w:after="100" w:before="260"/>
-      </w:pPr>
+        <w:t xml:space="preserve">Nej. Det er det første man frygter, når man hører at gamle varer sorteres fra — for en tidligere kunde er jo netop en hvis handel ligger tilbage i tiden. Men vinduet er </w:t>
+      </w:r>
       <w:r>
         <w:rPr>
           <w:b/>
           <w:bCs/>
-          <w:color w:val="2A5A8A"/>
-          <w:sz w:val="24"/>
-          <w:szCs w:val="24"/>
-        </w:rPr>
-        <w:t xml:space="preserve">Trin 3 — Kundetype</w:t>
-      </w:r>
-    </w:p>
-    <w:p>
-      <w:pPr>
-        <w:spacing w:after="140"/>
-      </w:pPr>
-      <w:r>
-        <w:rPr>
-          <w:b w:val="false"/>
-          <w:bCs w:val="false"/>
-          <w:i w:val="false"/>
-          <w:iCs w:val="false"/>
-          <w:sz w:val="22"/>
-          <w:szCs w:val="22"/>
-        </w:rPr>
-        <w:t xml:space="preserve">Hver kundegruppe bliver én af tre typer:</w:t>
-      </w:r>
-    </w:p>
-    <w:tbl>
-      <w:tblPr>
-        <w:tblW w:type="pct" w:w="100%"/>
-        <w:tblBorders>
-          <w:top w:val="single" w:color="C8D4E0" w:sz="1"/>
-          <w:left w:val="single" w:color="C8D4E0" w:sz="1"/>
-          <w:bottom w:val="single" w:color="C8D4E0" w:sz="1"/>
-          <w:right w:val="single" w:color="C8D4E0" w:sz="1"/>
-          <w:insideH w:val="single" w:color="C8D4E0" w:sz="1"/>
-          <w:insideV w:val="single" w:color="C8D4E0" w:sz="1"/>
-        </w:tblBorders>
-      </w:tblPr>
-      <w:tblGrid>
-        <w:gridCol w:w="100"/>
-        <w:gridCol w:w="100"/>
-      </w:tblGrid>
-      <w:tr>
-        <w:trPr>
-          <w:tblHeader/>
-        </w:trPr>
-        <w:tc>
-          <w:tcPr>
-            <w:tcW w:type="pct" w:w="22%"/>
-            <w:shd w:fill="1A4A7A" w:val="clear"/>
-            <w:tcMar>
-              <w:top w:type="dxa" w:w="90"/>
-              <w:left w:type="dxa" w:w="130"/>
-              <w:bottom w:type="dxa" w:w="90"/>
-              <w:right w:type="dxa" w:w="130"/>
-            </w:tcMar>
-          </w:tcPr>
-          <w:p>
-            <w:pPr>
-              <w:spacing w:after="0"/>
-            </w:pPr>
-            <w:r>
-              <w:rPr>
-                <w:b/>
-                <w:bCs/>
-                <w:color w:val="FFFFFF"/>
-                <w:sz w:val="21"/>
-                <w:szCs w:val="21"/>
-              </w:rPr>
-              <w:t xml:space="preserve">Type</w:t>
-            </w:r>
-          </w:p>
-        </w:tc>
-        <w:tc>
-          <w:tcPr>
-            <w:tcW w:type="pct" w:w="78%"/>
-            <w:shd w:fill="1A4A7A" w:val="clear"/>
-            <w:tcMar>
-              <w:top w:type="dxa" w:w="90"/>
-              <w:left w:type="dxa" w:w="130"/>
-              <w:bottom w:type="dxa" w:w="90"/>
-              <w:right w:type="dxa" w:w="130"/>
-            </w:tcMar>
-          </w:tcPr>
-          <w:p>
-            <w:pPr>
-              <w:spacing w:after="0"/>
-            </w:pPr>
-            <w:r>
-              <w:rPr>
-                <w:b/>
-                <w:bCs/>
-                <w:color w:val="FFFFFF"/>
-                <w:sz w:val="21"/>
-                <w:szCs w:val="21"/>
-              </w:rPr>
-              <w:t xml:space="preserve">Betyder</w:t>
-            </w:r>
-          </w:p>
-        </w:tc>
-      </w:tr>
-      <w:tr>
-        <w:tc>
-          <w:tcPr>
-            <w:tcW w:type="pct" w:w="22%"/>
-            <w:tcMar>
-              <w:top w:type="dxa" w:w="90"/>
-              <w:left w:type="dxa" w:w="130"/>
-              <w:bottom w:type="dxa" w:w="90"/>
-              <w:right w:type="dxa" w:w="130"/>
-            </w:tcMar>
-          </w:tcPr>
-          <w:p>
-            <w:pPr>
-              <w:spacing w:after="0"/>
-            </w:pPr>
-            <w:r>
-              <w:rPr>
-                <w:b w:val="false"/>
-                <w:bCs w:val="false"/>
-                <w:sz w:val="21"/>
-                <w:szCs w:val="21"/>
-              </w:rPr>
-              <w:t xml:space="preserve">Eksisterende</w:t>
-            </w:r>
-          </w:p>
-        </w:tc>
-        <w:tc>
-          <w:tcPr>
-            <w:tcW w:type="pct" w:w="78%"/>
-            <w:tcMar>
-              <w:top w:type="dxa" w:w="90"/>
-              <w:left w:type="dxa" w:w="130"/>
-              <w:bottom w:type="dxa" w:w="90"/>
-              <w:right w:type="dxa" w:w="130"/>
-            </w:tcMar>
-          </w:tcPr>
-          <w:p>
-            <w:pPr>
-              <w:spacing w:after="0"/>
-            </w:pPr>
-            <w:r>
-              <w:rPr>
-                <w:b w:val="false"/>
-                <w:bCs w:val="false"/>
-                <w:sz w:val="21"/>
-                <w:szCs w:val="21"/>
-              </w:rPr>
-              <w:t xml:space="preserve">Seneste aktivitet ligger inden for “Eksisterende kunde vindue” bagud fra dags dato — typisk 24 måneder.</w:t>
-            </w:r>
-          </w:p>
-        </w:tc>
-      </w:tr>
-      <w:tr>
-        <w:tc>
-          <w:tcPr>
-            <w:tcW w:type="pct" w:w="22%"/>
-            <w:shd w:fill="F5F8FB" w:val="clear"/>
-            <w:tcMar>
-              <w:top w:type="dxa" w:w="90"/>
-              <w:left w:type="dxa" w:w="130"/>
-              <w:bottom w:type="dxa" w:w="90"/>
-              <w:right w:type="dxa" w:w="130"/>
-            </w:tcMar>
-          </w:tcPr>
-          <w:p>
-            <w:pPr>
-              <w:spacing w:after="0"/>
-            </w:pPr>
-            <w:r>
-              <w:rPr>
-                <w:b w:val="false"/>
-                <w:bCs w:val="false"/>
-                <w:sz w:val="21"/>
-                <w:szCs w:val="21"/>
-              </w:rPr>
-              <w:t xml:space="preserve">Ny</w:t>
-            </w:r>
-          </w:p>
-        </w:tc>
-        <w:tc>
-          <w:tcPr>
-            <w:tcW w:type="pct" w:w="78%"/>
-            <w:shd w:fill="F5F8FB" w:val="clear"/>
-            <w:tcMar>
-              <w:top w:type="dxa" w:w="90"/>
-              <w:left w:type="dxa" w:w="130"/>
-              <w:bottom w:type="dxa" w:w="90"/>
-              <w:right w:type="dxa" w:w="130"/>
-            </w:tcMar>
-          </w:tcPr>
-          <w:p>
-            <w:pPr>
-              <w:spacing w:after="0"/>
-            </w:pPr>
-            <w:r>
-              <w:rPr>
-                <w:b w:val="false"/>
-                <w:bCs w:val="false"/>
-                <w:sz w:val="21"/>
-                <w:szCs w:val="21"/>
-              </w:rPr>
-              <w:t xml:space="preserve">Aktivitet kun i det angivne ny-regnskabsår, og ingen tidligere historik.</w:t>
-            </w:r>
-          </w:p>
-        </w:tc>
-      </w:tr>
-      <w:tr>
-        <w:tc>
-          <w:tcPr>
-            <w:tcW w:type="pct" w:w="22%"/>
-            <w:tcMar>
-              <w:top w:type="dxa" w:w="90"/>
-              <w:left w:type="dxa" w:w="130"/>
-              <w:bottom w:type="dxa" w:w="90"/>
-              <w:right w:type="dxa" w:w="130"/>
-            </w:tcMar>
-          </w:tcPr>
-          <w:p>
-            <w:pPr>
-              <w:spacing w:after="0"/>
-            </w:pPr>
-            <w:r>
-              <w:rPr>
-                <w:b w:val="false"/>
-                <w:bCs w:val="false"/>
-                <w:sz w:val="21"/>
-                <w:szCs w:val="21"/>
-              </w:rPr>
-              <w:t xml:space="preserve">Tidligere</w:t>
-            </w:r>
-          </w:p>
-        </w:tc>
-        <w:tc>
-          <w:tcPr>
-            <w:tcW w:type="pct" w:w="78%"/>
-            <w:tcMar>
-              <w:top w:type="dxa" w:w="90"/>
-              <w:left w:type="dxa" w:w="130"/>
-              <w:bottom w:type="dxa" w:w="90"/>
-              <w:right w:type="dxa" w:w="130"/>
-            </w:tcMar>
-          </w:tcPr>
-          <w:p>
-            <w:pPr>
-              <w:spacing w:after="0"/>
-            </w:pPr>
-            <w:r>
-              <w:rPr>
-                <w:b w:val="false"/>
-                <w:bCs w:val="false"/>
-                <w:sz w:val="21"/>
-                <w:szCs w:val="21"/>
-              </w:rPr>
-              <w:t xml:space="preserve">Al aktivitet ligger uden for begge ovenstående vinduer.</w:t>
-            </w:r>
-          </w:p>
-        </w:tc>
-      </w:tr>
-    </w:tbl>
-    <w:p>
-      <w:pPr>
-        <w:spacing w:after="160"/>
-      </w:pPr>
-      <w:r>
-        <w:t xml:space="preserve"/>
-      </w:r>
-    </w:p>
-    <w:p>
-      <w:pPr>
-        <w:pBdr>
-          <w:top w:val="single" w:color="E8D48B" w:sz="2"/>
-          <w:bottom w:val="single" w:color="E8D48B" w:sz="2"/>
-          <w:left w:val="single" w:color="E8B44B" w:sz="12"/>
-          <w:right w:val="single" w:color="E8D48B" w:sz="2"/>
-        </w:pBdr>
-        <w:shd w:fill="FFF8E1" w:val="clear"/>
-        <w:spacing w:after="180" w:before="140"/>
-        <w:ind w:left="172" w:right="172"/>
-      </w:pPr>
+          <w:i w:val="false"/>
+          <w:iCs w:val="false"/>
+          <w:sz w:val="22"/>
+          <w:szCs w:val="22"/>
+        </w:rPr>
+        <w:t xml:space="preserve">ikke</w:t>
+      </w:r>
+      <w:r>
+        <w:rPr>
+          <w:b w:val="false"/>
+          <w:bCs w:val="false"/>
+          <w:i w:val="false"/>
+          <w:iCs w:val="false"/>
+          <w:sz w:val="22"/>
+          <w:szCs w:val="22"/>
+        </w:rPr>
+        <w:t xml:space="preserve"> låst til kalenderen. Det lægges 12 måneder bagud fra </w:t>
+      </w:r>
       <w:r>
         <w:rPr>
           <w:b/>
           <w:bCs/>
-          <w:sz w:val="21"/>
-          <w:szCs w:val="21"/>
-        </w:rPr>
-        <w:t xml:space="preserve">Pas på formatet:  </w:t>
-      </w:r>
-      <w:r>
-        <w:rPr>
-          <w:sz w:val="21"/>
-          <w:szCs w:val="21"/>
-        </w:rPr>
-        <w:t xml:space="preserve">ny-regnskabsåret skrives ÅÅÅÅ/ÅÅÅÅ, fx 2026/2027, og skal stemme nøjagtigt overens med det der står i kolonnen “Fiscal year”. Gør det ikke det, findes der ingen nye kunder overhovedet.</w:t>
-      </w:r>
-    </w:p>
-    <w:p>
-      <w:pPr>
-        <w:pStyle w:val="Heading2"/>
-        <w:spacing w:after="100" w:before="260"/>
-      </w:pPr>
-      <w:r>
-        <w:rPr>
-          <w:b/>
-          <w:bCs/>
-          <w:color w:val="2A5A8A"/>
-          <w:sz w:val="24"/>
-          <w:szCs w:val="24"/>
-        </w:rPr>
-        <w:t xml:space="preserve">Trin 4 — Gross Margin % pr. vare</w:t>
-      </w:r>
-    </w:p>
-    <w:p>
-      <w:pPr>
-        <w:spacing w:after="140"/>
-      </w:pPr>
-      <w:r>
-        <w:rPr>
-          <w:b w:val="false"/>
-          <w:bCs w:val="false"/>
-          <w:i w:val="false"/>
-          <w:iCs w:val="false"/>
-          <w:sz w:val="22"/>
-          <w:szCs w:val="22"/>
-        </w:rPr>
-        <w:t xml:space="preserve">For hvert par af kundegruppe og varenummer findes den seneste måned med aktivitet. Som standard er det kun den måned der tæller med i margin-beregningen; ældre måneder ignoreres.</w:t>
-      </w:r>
-    </w:p>
-    <w:p>
-      <w:pPr>
-        <w:spacing w:after="140"/>
-      </w:pPr>
-      <w:r>
-        <w:rPr>
-          <w:b w:val="false"/>
-          <w:bCs w:val="false"/>
-          <w:i w:val="false"/>
-          <w:iCs w:val="false"/>
-          <w:sz w:val="22"/>
-          <w:szCs w:val="22"/>
-        </w:rPr>
-        <w:t xml:space="preserve">Slås </w:t>
-      </w:r>
-      <w:r>
-        <w:rPr>
-          <w:b/>
-          <w:bCs/>
-          <w:i w:val="false"/>
-          <w:iCs w:val="false"/>
-          <w:sz w:val="22"/>
-          <w:szCs w:val="22"/>
-        </w:rPr>
-        <w:t xml:space="preserve">vægtet GM%</w:t>
-      </w:r>
-      <w:r>
-        <w:rPr>
-          <w:b w:val="false"/>
-          <w:bCs w:val="false"/>
-          <w:i w:val="false"/>
-          <w:iCs w:val="false"/>
-          <w:sz w:val="22"/>
-          <w:szCs w:val="22"/>
-        </w:rPr>
-        <w:t xml:space="preserve"> til, summeres de N seneste aktivitetsmåneder i stedet, og marginen regnes som SUM(GP) delt med SUM(Turnover) over hele perioden. Det dæmper støj fra enkeltmåneder — kampagnepriser, engangsrabatter, valutaudsving.</w:t>
-      </w:r>
-    </w:p>
-    <w:p>
-      <w:pPr>
-        <w:pStyle w:val="Heading2"/>
-        <w:spacing w:after="100" w:before="260"/>
-      </w:pPr>
-      <w:r>
-        <w:rPr>
-          <w:b/>
-          <w:bCs/>
-          <w:color w:val="2A5A8A"/>
-          <w:sz w:val="24"/>
-          <w:szCs w:val="24"/>
-        </w:rPr>
-        <w:t xml:space="preserve">Trin 5 — Turnover-vindue</w:t>
-      </w:r>
-    </w:p>
-    <w:p>
-      <w:pPr>
-        <w:spacing w:after="140"/>
-      </w:pPr>
-      <w:r>
-        <w:rPr>
-          <w:b w:val="false"/>
-          <w:bCs w:val="false"/>
-          <w:i w:val="false"/>
-          <w:iCs w:val="false"/>
-          <w:sz w:val="22"/>
-          <w:szCs w:val="22"/>
-        </w:rPr>
-        <w:t xml:space="preserve">Y-aksen er summen af omsætningen i et rullende vindue på N måneder. Vinduet kan forankres to steder, og de to grafer må gerne have hver sin:</w:t>
-      </w:r>
-    </w:p>
-    <w:p>
-      <w:pPr>
-        <w:pStyle w:val="ListParagraph"/>
-        <w:numPr>
-          <w:ilvl w:val="0"/>
-          <w:numId w:val="1"/>
-        </w:numPr>
-        <w:spacing w:after="60"/>
-      </w:pPr>
-      <w:r>
-        <w:rPr>
-          <w:b/>
-          <w:bCs/>
-          <w:sz w:val="22"/>
-          <w:szCs w:val="22"/>
-        </w:rPr>
-        <w:t xml:space="preserve">Kunden</w:t>
-      </w:r>
-      <w:r>
-        <w:rPr>
-          <w:b w:val="false"/>
-          <w:bCs w:val="false"/>
-          <w:sz w:val="22"/>
-          <w:szCs w:val="22"/>
-        </w:rPr>
-        <w:t xml:space="preserve"> — vinduet regnes bagud fra kundegruppens seneste aktivitet. Alle varer under samme kunde dækker præcis samme kalenderperiode.</w:t>
-      </w:r>
-    </w:p>
-    <w:p>
-      <w:pPr>
-        <w:pStyle w:val="ListParagraph"/>
-        <w:numPr>
-          <w:ilvl w:val="0"/>
-          <w:numId w:val="1"/>
-        </w:numPr>
-        <w:spacing w:after="60"/>
-      </w:pPr>
-      <w:r>
-        <w:rPr>
-          <w:b/>
-          <w:bCs/>
-          <w:sz w:val="22"/>
-          <w:szCs w:val="22"/>
-        </w:rPr>
-        <w:t xml:space="preserve">Item</w:t>
-      </w:r>
-      <w:r>
-        <w:rPr>
-          <w:b w:val="false"/>
-          <w:bCs w:val="false"/>
-          <w:sz w:val="22"/>
-          <w:szCs w:val="22"/>
-        </w:rPr>
-        <w:t xml:space="preserve"> — vinduet regnes bagud fra hver vares egen seneste aktivitet. To varer hos samme kunde kan have forskudte perioder.</w:t>
+          <w:i w:val="false"/>
+          <w:iCs w:val="false"/>
+          <w:sz w:val="22"/>
+          <w:szCs w:val="22"/>
+        </w:rPr>
+        <w:t xml:space="preserve">den enkelte kundes egen seneste aktivitet</w:t>
+      </w:r>
+      <w:r>
+        <w:rPr>
+          <w:b w:val="false"/>
+          <w:bCs w:val="false"/>
+          <w:i w:val="false"/>
+          <w:iCs w:val="false"/>
+          <w:sz w:val="22"/>
+          <w:szCs w:val="22"/>
+        </w:rPr>
+        <w:t xml:space="preserve">, og det gælder alle kunder, uanset type.</w:t>
       </w:r>
     </w:p>
     <w:p>
@@ -3082,7 +2575,7 @@
       <w:r>
         <w:drawing>
           <wp:inline distT="0" distB="0" distL="0" distR="0">
-            <wp:extent cx="5600700" cy="2809875"/>
+            <wp:extent cx="5600700" cy="4276725"/>
             <wp:effectExtent t="0" r="0" b="0" l="0"/>
             <wp:docPr id="1" name="" descr="" title=""/>
             <wp:cNvGraphicFramePr>
@@ -3107,6 +2600,712 @@
                   <pic:spPr bwMode="auto">
                     <a:xfrm>
                       <a:off x="0" y="0"/>
+                      <a:ext cx="5600700" cy="4276725"/>
+                    </a:xfrm>
+                    <a:prstGeom prst="rect">
+                      <a:avLst/>
+                    </a:prstGeom>
+                  </pic:spPr>
+                </pic:pic>
+              </a:graphicData>
+            </a:graphic>
+          </wp:inline>
+        </w:drawing>
+      </w:r>
+    </w:p>
+    <w:p>
+      <w:pPr>
+        <w:spacing w:after="220"/>
+        <w:jc w:val="center"/>
+      </w:pPr>
+      <w:r>
+        <w:rPr>
+          <w:i/>
+          <w:iCs/>
+          <w:color w:val="555555"/>
+          <w:sz w:val="19"/>
+          <w:szCs w:val="19"/>
+        </w:rPr>
+        <w:t xml:space="preserve">Figur 3 — Hver kunde får sit eget vindue. Nederst ses hvad der ville ske hvis vinduet i stedet lå fast på dags dato.</w:t>
+      </w:r>
+    </w:p>
+    <w:p>
+      <w:pPr>
+        <w:spacing w:after="140"/>
+      </w:pPr>
+      <w:r>
+        <w:rPr>
+          <w:b w:val="false"/>
+          <w:bCs w:val="false"/>
+          <w:i w:val="false"/>
+          <w:iCs w:val="false"/>
+          <w:sz w:val="22"/>
+          <w:szCs w:val="22"/>
+        </w:rPr>
+        <w:t xml:space="preserve">En tidligere kunde bliver altså målt på sine egne sidste 12 handelsmåneder, præcis som en aktiv kunde bliver målt på sine. Begge mister det de handlede før det — samme regel, samme udfald.</w:t>
+      </w:r>
+    </w:p>
+    <w:p>
+      <w:pPr>
+        <w:spacing w:after="140"/>
+      </w:pPr>
+      <w:r>
+        <w:rPr>
+          <w:b w:val="false"/>
+          <w:bCs w:val="false"/>
+          <w:i w:val="false"/>
+          <w:iCs w:val="false"/>
+          <w:sz w:val="22"/>
+          <w:szCs w:val="22"/>
+        </w:rPr>
+        <w:t xml:space="preserve">Havde vinduet ligget fast på dags dato, ville billedet være et helt andet: så ville en kunde der stoppede for fire år siden ikke have en eneste vare inden for vinduet, og hele kunden ville forsvinde ud af analysen. Det er lige netop dét, forankringen i kunden forhindrer.</w:t>
+      </w:r>
+    </w:p>
+    <w:p>
+      <w:pPr>
+        <w:pBdr>
+          <w:top w:val="single" w:color="E8D48B" w:sz="2"/>
+          <w:bottom w:val="single" w:color="E8D48B" w:sz="2"/>
+          <w:left w:val="single" w:color="E8B44B" w:sz="12"/>
+          <w:right w:val="single" w:color="E8D48B" w:sz="2"/>
+        </w:pBdr>
+        <w:shd w:fill="FFF8E1" w:val="clear"/>
+        <w:spacing w:after="180" w:before="140"/>
+        <w:ind w:left="172" w:right="172"/>
+      </w:pPr>
+      <w:r>
+        <w:rPr>
+          <w:b/>
+          <w:bCs/>
+          <w:sz w:val="21"/>
+          <w:szCs w:val="21"/>
+        </w:rPr>
+        <w:t xml:space="preserve">Og kundetypen flytter sig ikke:  </w:t>
+      </w:r>
+      <w:r>
+        <w:rPr>
+          <w:sz w:val="21"/>
+          <w:szCs w:val="21"/>
+        </w:rPr>
+        <w:t xml:space="preserve">den vare der bærer kundens seneste aktivitet er per definition inde i kundens eget vindue, så den overlever altid filteret. Derfor kan frasorteringen aldrig ændre hvornår en kunde sidst handlede — og dermed heller ikke om den er Eksisterende, Ny eller Tidligere.</w:t>
+      </w:r>
+    </w:p>
+    <w:p>
+      <w:pPr>
+        <w:pStyle w:val="Heading2"/>
+        <w:spacing w:after="100" w:before="260"/>
+      </w:pPr>
+      <w:r>
+        <w:rPr>
+          <w:b/>
+          <w:bCs/>
+          <w:color w:val="2A5A8A"/>
+          <w:sz w:val="24"/>
+          <w:szCs w:val="24"/>
+        </w:rPr>
+        <w:t xml:space="preserve">Trin 2 — Item-type: sinter eller støb</w:t>
+      </w:r>
+    </w:p>
+    <w:p>
+      <w:pPr>
+        <w:spacing w:after="140"/>
+      </w:pPr>
+      <w:r>
+        <w:rPr>
+          <w:b w:val="false"/>
+          <w:bCs w:val="false"/>
+          <w:i w:val="false"/>
+          <w:iCs w:val="false"/>
+          <w:sz w:val="22"/>
+          <w:szCs w:val="22"/>
+        </w:rPr>
+        <w:t xml:space="preserve">Varenummeret afgør typen ud fra de to første cifre:</w:t>
+      </w:r>
+    </w:p>
+    <w:p>
+      <w:pPr>
+        <w:shd w:fill="F2F2F2" w:val="clear"/>
+        <w:spacing w:after="160" w:before="100"/>
+        <w:ind w:left="288"/>
+      </w:pPr>
+      <w:r>
+        <w:rPr>
+          <w:rFonts w:ascii="Consolas" w:cs="Consolas" w:eastAsia="Consolas" w:hAnsi="Consolas"/>
+          <w:sz w:val="19"/>
+          <w:szCs w:val="19"/>
+        </w:rPr>
+        <w:t xml:space="preserve">60-67 + mindst 6 cifre   →  Støbe</w:t>
+      </w:r>
+      <w:r>
+        <w:br/>
+      </w:r>
+      <w:r>
+        <w:rPr>
+          <w:rFonts w:ascii="Consolas" w:cs="Consolas" w:eastAsia="Consolas" w:hAnsi="Consolas"/>
+          <w:sz w:val="19"/>
+          <w:szCs w:val="19"/>
+        </w:rPr>
+        <w:t xml:space="preserve">70-77 + mindst 6 cifre   →  Sinter</w:t>
+      </w:r>
+      <w:r>
+        <w:br/>
+      </w:r>
+      <w:r>
+        <w:rPr>
+          <w:rFonts w:ascii="Consolas" w:cs="Consolas" w:eastAsia="Consolas" w:hAnsi="Consolas"/>
+          <w:sz w:val="19"/>
+          <w:szCs w:val="19"/>
+        </w:rPr>
+        <w:t xml:space="preserve">alt andet                →  frasorteres</w:t>
+      </w:r>
+    </w:p>
+    <w:p>
+      <w:pPr>
+        <w:spacing w:after="140"/>
+      </w:pPr>
+      <w:r>
+        <w:rPr>
+          <w:b w:val="false"/>
+          <w:bCs w:val="false"/>
+          <w:i w:val="false"/>
+          <w:iCs w:val="false"/>
+          <w:sz w:val="22"/>
+          <w:szCs w:val="22"/>
+        </w:rPr>
+        <w:t xml:space="preserve">Et suffix på varenummeret overruler reglen:</w:t>
+      </w:r>
+    </w:p>
+    <w:p>
+      <w:pPr>
+        <w:shd w:fill="F2F2F2" w:val="clear"/>
+        <w:spacing w:after="160" w:before="100"/>
+        <w:ind w:left="288"/>
+      </w:pPr>
+      <w:r>
+        <w:rPr>
+          <w:rFonts w:ascii="Consolas" w:cs="Consolas" w:eastAsia="Consolas" w:hAnsi="Consolas"/>
+          <w:sz w:val="19"/>
+          <w:szCs w:val="19"/>
+        </w:rPr>
+        <w:t xml:space="preserve">-S1  →  Sinter</w:t>
+      </w:r>
+      <w:r>
+        <w:br/>
+      </w:r>
+      <w:r>
+        <w:rPr>
+          <w:rFonts w:ascii="Consolas" w:cs="Consolas" w:eastAsia="Consolas" w:hAnsi="Consolas"/>
+          <w:sz w:val="19"/>
+          <w:szCs w:val="19"/>
+        </w:rPr>
+        <w:t xml:space="preserve">-S2  →  Støbe</w:t>
+      </w:r>
+      <w:r>
+        <w:br/>
+      </w:r>
+      <w:r>
+        <w:rPr>
+          <w:rFonts w:ascii="Consolas" w:cs="Consolas" w:eastAsia="Consolas" w:hAnsi="Consolas"/>
+          <w:sz w:val="19"/>
+          <w:szCs w:val="19"/>
+        </w:rPr>
+        <w:t xml:space="preserve">-S0  →  fjern fra segmenteringen</w:t>
+      </w:r>
+    </w:p>
+    <w:p>
+      <w:pPr>
+        <w:pStyle w:val="Heading2"/>
+        <w:spacing w:after="100" w:before="260"/>
+      </w:pPr>
+      <w:r>
+        <w:rPr>
+          <w:b/>
+          <w:bCs/>
+          <w:color w:val="2A5A8A"/>
+          <w:sz w:val="24"/>
+          <w:szCs w:val="24"/>
+        </w:rPr>
+        <w:t xml:space="preserve">Trin 3 — Kundetype</w:t>
+      </w:r>
+    </w:p>
+    <w:p>
+      <w:pPr>
+        <w:spacing w:after="140"/>
+      </w:pPr>
+      <w:r>
+        <w:rPr>
+          <w:b w:val="false"/>
+          <w:bCs w:val="false"/>
+          <w:i w:val="false"/>
+          <w:iCs w:val="false"/>
+          <w:sz w:val="22"/>
+          <w:szCs w:val="22"/>
+        </w:rPr>
+        <w:t xml:space="preserve">Hver kundegruppe bliver én af tre typer:</w:t>
+      </w:r>
+    </w:p>
+    <w:tbl>
+      <w:tblPr>
+        <w:tblW w:type="pct" w:w="100%"/>
+        <w:tblBorders>
+          <w:top w:val="single" w:color="C8D4E0" w:sz="1"/>
+          <w:left w:val="single" w:color="C8D4E0" w:sz="1"/>
+          <w:bottom w:val="single" w:color="C8D4E0" w:sz="1"/>
+          <w:right w:val="single" w:color="C8D4E0" w:sz="1"/>
+          <w:insideH w:val="single" w:color="C8D4E0" w:sz="1"/>
+          <w:insideV w:val="single" w:color="C8D4E0" w:sz="1"/>
+        </w:tblBorders>
+      </w:tblPr>
+      <w:tblGrid>
+        <w:gridCol w:w="100"/>
+        <w:gridCol w:w="100"/>
+      </w:tblGrid>
+      <w:tr>
+        <w:trPr>
+          <w:tblHeader/>
+        </w:trPr>
+        <w:tc>
+          <w:tcPr>
+            <w:tcW w:type="pct" w:w="22%"/>
+            <w:shd w:fill="1A4A7A" w:val="clear"/>
+            <w:tcMar>
+              <w:top w:type="dxa" w:w="90"/>
+              <w:left w:type="dxa" w:w="130"/>
+              <w:bottom w:type="dxa" w:w="90"/>
+              <w:right w:type="dxa" w:w="130"/>
+            </w:tcMar>
+          </w:tcPr>
+          <w:p>
+            <w:pPr>
+              <w:spacing w:after="0"/>
+            </w:pPr>
+            <w:r>
+              <w:rPr>
+                <w:b/>
+                <w:bCs/>
+                <w:color w:val="FFFFFF"/>
+                <w:sz w:val="21"/>
+                <w:szCs w:val="21"/>
+              </w:rPr>
+              <w:t xml:space="preserve">Type</w:t>
+            </w:r>
+          </w:p>
+        </w:tc>
+        <w:tc>
+          <w:tcPr>
+            <w:tcW w:type="pct" w:w="78%"/>
+            <w:shd w:fill="1A4A7A" w:val="clear"/>
+            <w:tcMar>
+              <w:top w:type="dxa" w:w="90"/>
+              <w:left w:type="dxa" w:w="130"/>
+              <w:bottom w:type="dxa" w:w="90"/>
+              <w:right w:type="dxa" w:w="130"/>
+            </w:tcMar>
+          </w:tcPr>
+          <w:p>
+            <w:pPr>
+              <w:spacing w:after="0"/>
+            </w:pPr>
+            <w:r>
+              <w:rPr>
+                <w:b/>
+                <w:bCs/>
+                <w:color w:val="FFFFFF"/>
+                <w:sz w:val="21"/>
+                <w:szCs w:val="21"/>
+              </w:rPr>
+              <w:t xml:space="preserve">Betyder</w:t>
+            </w:r>
+          </w:p>
+        </w:tc>
+      </w:tr>
+      <w:tr>
+        <w:tc>
+          <w:tcPr>
+            <w:tcW w:type="pct" w:w="22%"/>
+            <w:tcMar>
+              <w:top w:type="dxa" w:w="90"/>
+              <w:left w:type="dxa" w:w="130"/>
+              <w:bottom w:type="dxa" w:w="90"/>
+              <w:right w:type="dxa" w:w="130"/>
+            </w:tcMar>
+          </w:tcPr>
+          <w:p>
+            <w:pPr>
+              <w:spacing w:after="0"/>
+            </w:pPr>
+            <w:r>
+              <w:rPr>
+                <w:b w:val="false"/>
+                <w:bCs w:val="false"/>
+                <w:sz w:val="21"/>
+                <w:szCs w:val="21"/>
+              </w:rPr>
+              <w:t xml:space="preserve">Eksisterende</w:t>
+            </w:r>
+          </w:p>
+        </w:tc>
+        <w:tc>
+          <w:tcPr>
+            <w:tcW w:type="pct" w:w="78%"/>
+            <w:tcMar>
+              <w:top w:type="dxa" w:w="90"/>
+              <w:left w:type="dxa" w:w="130"/>
+              <w:bottom w:type="dxa" w:w="90"/>
+              <w:right w:type="dxa" w:w="130"/>
+            </w:tcMar>
+          </w:tcPr>
+          <w:p>
+            <w:pPr>
+              <w:spacing w:after="0"/>
+            </w:pPr>
+            <w:r>
+              <w:rPr>
+                <w:b w:val="false"/>
+                <w:bCs w:val="false"/>
+                <w:sz w:val="21"/>
+                <w:szCs w:val="21"/>
+              </w:rPr>
+              <w:t xml:space="preserve">Seneste aktivitet ligger inden for “Eksisterende kunde vindue” bagud fra dags dato — typisk 24 måneder.</w:t>
+            </w:r>
+          </w:p>
+        </w:tc>
+      </w:tr>
+      <w:tr>
+        <w:tc>
+          <w:tcPr>
+            <w:tcW w:type="pct" w:w="22%"/>
+            <w:shd w:fill="F5F8FB" w:val="clear"/>
+            <w:tcMar>
+              <w:top w:type="dxa" w:w="90"/>
+              <w:left w:type="dxa" w:w="130"/>
+              <w:bottom w:type="dxa" w:w="90"/>
+              <w:right w:type="dxa" w:w="130"/>
+            </w:tcMar>
+          </w:tcPr>
+          <w:p>
+            <w:pPr>
+              <w:spacing w:after="0"/>
+            </w:pPr>
+            <w:r>
+              <w:rPr>
+                <w:b w:val="false"/>
+                <w:bCs w:val="false"/>
+                <w:sz w:val="21"/>
+                <w:szCs w:val="21"/>
+              </w:rPr>
+              <w:t xml:space="preserve">Ny</w:t>
+            </w:r>
+          </w:p>
+        </w:tc>
+        <w:tc>
+          <w:tcPr>
+            <w:tcW w:type="pct" w:w="78%"/>
+            <w:shd w:fill="F5F8FB" w:val="clear"/>
+            <w:tcMar>
+              <w:top w:type="dxa" w:w="90"/>
+              <w:left w:type="dxa" w:w="130"/>
+              <w:bottom w:type="dxa" w:w="90"/>
+              <w:right w:type="dxa" w:w="130"/>
+            </w:tcMar>
+          </w:tcPr>
+          <w:p>
+            <w:pPr>
+              <w:spacing w:after="0"/>
+            </w:pPr>
+            <w:r>
+              <w:rPr>
+                <w:b w:val="false"/>
+                <w:bCs w:val="false"/>
+                <w:sz w:val="21"/>
+                <w:szCs w:val="21"/>
+              </w:rPr>
+              <w:t xml:space="preserve">Aktivitet kun i det angivne ny-regnskabsår, og ingen tidligere historik.</w:t>
+            </w:r>
+          </w:p>
+        </w:tc>
+      </w:tr>
+      <w:tr>
+        <w:tc>
+          <w:tcPr>
+            <w:tcW w:type="pct" w:w="22%"/>
+            <w:tcMar>
+              <w:top w:type="dxa" w:w="90"/>
+              <w:left w:type="dxa" w:w="130"/>
+              <w:bottom w:type="dxa" w:w="90"/>
+              <w:right w:type="dxa" w:w="130"/>
+            </w:tcMar>
+          </w:tcPr>
+          <w:p>
+            <w:pPr>
+              <w:spacing w:after="0"/>
+            </w:pPr>
+            <w:r>
+              <w:rPr>
+                <w:b w:val="false"/>
+                <w:bCs w:val="false"/>
+                <w:sz w:val="21"/>
+                <w:szCs w:val="21"/>
+              </w:rPr>
+              <w:t xml:space="preserve">Tidligere</w:t>
+            </w:r>
+          </w:p>
+        </w:tc>
+        <w:tc>
+          <w:tcPr>
+            <w:tcW w:type="pct" w:w="78%"/>
+            <w:tcMar>
+              <w:top w:type="dxa" w:w="90"/>
+              <w:left w:type="dxa" w:w="130"/>
+              <w:bottom w:type="dxa" w:w="90"/>
+              <w:right w:type="dxa" w:w="130"/>
+            </w:tcMar>
+          </w:tcPr>
+          <w:p>
+            <w:pPr>
+              <w:spacing w:after="0"/>
+            </w:pPr>
+            <w:r>
+              <w:rPr>
+                <w:b w:val="false"/>
+                <w:bCs w:val="false"/>
+                <w:sz w:val="21"/>
+                <w:szCs w:val="21"/>
+              </w:rPr>
+              <w:t xml:space="preserve">Al aktivitet ligger uden for begge ovenstående vinduer.</w:t>
+            </w:r>
+          </w:p>
+        </w:tc>
+      </w:tr>
+    </w:tbl>
+    <w:p>
+      <w:pPr>
+        <w:spacing w:after="160"/>
+      </w:pPr>
+      <w:r>
+        <w:t xml:space="preserve"/>
+      </w:r>
+    </w:p>
+    <w:p>
+      <w:pPr>
+        <w:pBdr>
+          <w:top w:val="single" w:color="E8D48B" w:sz="2"/>
+          <w:bottom w:val="single" w:color="E8D48B" w:sz="2"/>
+          <w:left w:val="single" w:color="E8B44B" w:sz="12"/>
+          <w:right w:val="single" w:color="E8D48B" w:sz="2"/>
+        </w:pBdr>
+        <w:shd w:fill="FFF8E1" w:val="clear"/>
+        <w:spacing w:after="180" w:before="140"/>
+        <w:ind w:left="172" w:right="172"/>
+      </w:pPr>
+      <w:r>
+        <w:rPr>
+          <w:b/>
+          <w:bCs/>
+          <w:sz w:val="21"/>
+          <w:szCs w:val="21"/>
+        </w:rPr>
+        <w:t xml:space="preserve">Pas på formatet:  </w:t>
+      </w:r>
+      <w:r>
+        <w:rPr>
+          <w:sz w:val="21"/>
+          <w:szCs w:val="21"/>
+        </w:rPr>
+        <w:t xml:space="preserve">ny-regnskabsåret skrives ÅÅÅÅ/ÅÅÅÅ, fx 2026/2027, og skal stemme nøjagtigt overens med det der står i kolonnen “Fiscal year”. Gør det ikke det, findes der ingen nye kunder overhovedet.</w:t>
+      </w:r>
+    </w:p>
+    <w:p>
+      <w:pPr>
+        <w:pStyle w:val="Heading2"/>
+        <w:spacing w:after="100" w:before="260"/>
+      </w:pPr>
+      <w:r>
+        <w:rPr>
+          <w:b/>
+          <w:bCs/>
+          <w:color w:val="2A5A8A"/>
+          <w:sz w:val="24"/>
+          <w:szCs w:val="24"/>
+        </w:rPr>
+        <w:t xml:space="preserve">Trin 4 — Gross Margin % pr. vare</w:t>
+      </w:r>
+    </w:p>
+    <w:p>
+      <w:pPr>
+        <w:spacing w:after="140"/>
+      </w:pPr>
+      <w:r>
+        <w:rPr>
+          <w:b w:val="false"/>
+          <w:bCs w:val="false"/>
+          <w:i w:val="false"/>
+          <w:iCs w:val="false"/>
+          <w:sz w:val="22"/>
+          <w:szCs w:val="22"/>
+        </w:rPr>
+        <w:t xml:space="preserve">For hvert par af kundegruppe og varenummer findes den seneste måned med aktivitet. Som standard er det kun den måned der tæller med i margin-beregningen; ældre måneder ignoreres.</w:t>
+      </w:r>
+    </w:p>
+    <w:p>
+      <w:pPr>
+        <w:spacing w:after="140"/>
+      </w:pPr>
+      <w:r>
+        <w:rPr>
+          <w:b w:val="false"/>
+          <w:bCs w:val="false"/>
+          <w:i w:val="false"/>
+          <w:iCs w:val="false"/>
+          <w:sz w:val="22"/>
+          <w:szCs w:val="22"/>
+        </w:rPr>
+        <w:t xml:space="preserve">Slås </w:t>
+      </w:r>
+      <w:r>
+        <w:rPr>
+          <w:b/>
+          <w:bCs/>
+          <w:i w:val="false"/>
+          <w:iCs w:val="false"/>
+          <w:sz w:val="22"/>
+          <w:szCs w:val="22"/>
+        </w:rPr>
+        <w:t xml:space="preserve">vægtet GM%</w:t>
+      </w:r>
+      <w:r>
+        <w:rPr>
+          <w:b w:val="false"/>
+          <w:bCs w:val="false"/>
+          <w:i w:val="false"/>
+          <w:iCs w:val="false"/>
+          <w:sz w:val="22"/>
+          <w:szCs w:val="22"/>
+        </w:rPr>
+        <w:t xml:space="preserve"> til, summeres de N seneste aktivitetsmåneder i stedet, og marginen regnes som SUM(GP) delt med SUM(Turnover) over hele perioden. Det dæmper støj fra enkeltmåneder — kampagnepriser, engangsrabatter, valutaudsving.</w:t>
+      </w:r>
+    </w:p>
+    <w:p>
+      <w:pPr>
+        <w:pStyle w:val="Heading2"/>
+        <w:spacing w:after="100" w:before="260"/>
+      </w:pPr>
+      <w:r>
+        <w:rPr>
+          <w:b/>
+          <w:bCs/>
+          <w:color w:val="2A5A8A"/>
+          <w:sz w:val="24"/>
+          <w:szCs w:val="24"/>
+        </w:rPr>
+        <w:t xml:space="preserve">Trin 5 — Turnover-vindue</w:t>
+      </w:r>
+    </w:p>
+    <w:p>
+      <w:pPr>
+        <w:spacing w:after="140"/>
+      </w:pPr>
+      <w:r>
+        <w:rPr>
+          <w:b w:val="false"/>
+          <w:bCs w:val="false"/>
+          <w:i w:val="false"/>
+          <w:iCs w:val="false"/>
+          <w:sz w:val="22"/>
+          <w:szCs w:val="22"/>
+        </w:rPr>
+        <w:t xml:space="preserve">Y-aksen er summen af omsætningen i et rullende vindue på N måneder. Vinduet kan forankres to steder, og de to grafer må gerne have hver sin:</w:t>
+      </w:r>
+    </w:p>
+    <w:p>
+      <w:pPr>
+        <w:pStyle w:val="ListParagraph"/>
+        <w:numPr>
+          <w:ilvl w:val="0"/>
+          <w:numId w:val="1"/>
+        </w:numPr>
+        <w:spacing w:after="60"/>
+      </w:pPr>
+      <w:r>
+        <w:rPr>
+          <w:b/>
+          <w:bCs/>
+          <w:sz w:val="22"/>
+          <w:szCs w:val="22"/>
+        </w:rPr>
+        <w:t xml:space="preserve">Kunden</w:t>
+      </w:r>
+      <w:r>
+        <w:rPr>
+          <w:b w:val="false"/>
+          <w:bCs w:val="false"/>
+          <w:sz w:val="22"/>
+          <w:szCs w:val="22"/>
+        </w:rPr>
+        <w:t xml:space="preserve"> — vinduet regnes bagud fra kundegruppens seneste aktivitet. Alle varer under samme kunde dækker præcis samme kalenderperiode.</w:t>
+      </w:r>
+    </w:p>
+    <w:p>
+      <w:pPr>
+        <w:pStyle w:val="ListParagraph"/>
+        <w:numPr>
+          <w:ilvl w:val="0"/>
+          <w:numId w:val="1"/>
+        </w:numPr>
+        <w:spacing w:after="60"/>
+      </w:pPr>
+      <w:r>
+        <w:rPr>
+          <w:b/>
+          <w:bCs/>
+          <w:sz w:val="22"/>
+          <w:szCs w:val="22"/>
+        </w:rPr>
+        <w:t xml:space="preserve">Item</w:t>
+      </w:r>
+      <w:r>
+        <w:rPr>
+          <w:b w:val="false"/>
+          <w:bCs w:val="false"/>
+          <w:sz w:val="22"/>
+          <w:szCs w:val="22"/>
+        </w:rPr>
+        <w:t xml:space="preserve"> — vinduet regnes bagud fra hver vares egen seneste aktivitet. To varer hos samme kunde kan have forskudte perioder.</w:t>
+      </w:r>
+    </w:p>
+    <w:p>
+      <w:pPr>
+        <w:spacing w:after="60" w:before="200"/>
+        <w:jc w:val="center"/>
+      </w:pPr>
+      <w:r>
+        <w:drawing>
+          <wp:inline distT="0" distB="0" distL="0" distR="0">
+            <wp:extent cx="5600700" cy="2809875"/>
+            <wp:effectExtent t="0" r="0" b="0" l="0"/>
+            <wp:docPr id="1" name="" descr="" title=""/>
+            <wp:cNvGraphicFramePr>
+              <a:graphicFrameLocks xmlns:a="http://schemas.openxmlformats.org/drawingml/2006/main" noChangeAspect="1"/>
+            </wp:cNvGraphicFramePr>
+            <a:graphic xmlns:a="http://schemas.openxmlformats.org/drawingml/2006/main">
+              <a:graphicData uri="http://schemas.openxmlformats.org/drawingml/2006/picture">
+                <pic:pic xmlns:pic="http://schemas.openxmlformats.org/drawingml/2006/picture">
+                  <pic:nvPicPr>
+                    <pic:cNvPr id="0" name="" descr=""/>
+                    <pic:cNvPicPr>
+                      <a:picLocks noChangeAspect="1" noChangeArrowheads="1"/>
+                    </pic:cNvPicPr>
+                  </pic:nvPicPr>
+                  <pic:blipFill>
+                    <a:blip r:embed="rId11" cstate="none"/>
+                    <a:srcRect/>
+                    <a:stretch>
+                      <a:fillRect/>
+                    </a:stretch>
+                  </pic:blipFill>
+                  <pic:spPr bwMode="auto">
+                    <a:xfrm>
+                      <a:off x="0" y="0"/>
                       <a:ext cx="5600700" cy="2809875"/>
                     </a:xfrm>
                     <a:prstGeom prst="rect">
@@ -3133,7 +3332,7 @@
           <w:sz w:val="19"/>
           <w:szCs w:val="19"/>
         </w:rPr>
-        <w:t xml:space="preserve">Figur 3 — Samme to varer, samme data. Forankringen afgør hvilken periode hver vare måles over.</w:t>
+        <w:t xml:space="preserve">Figur 4 — Samme to varer, samme data. Forankringen afgør hvilken periode hver vare måles over.</w:t>
       </w:r>
     </w:p>
     <w:p>

--- a/docs/Kundesegmentering-introduktion.docx
+++ b/docs/Kundesegmentering-introduktion.docx
@@ -641,6 +641,67 @@
           <w:szCs w:val="21"/>
         </w:rPr>
         <w:t xml:space="preserve">tager typisk 5–15 sekunder, fordi filen pakker sig selv ud. Der sker ikke noget på skærmen imens. Bagefter går det hurtigt.</w:t>
+      </w:r>
+    </w:p>
+    <w:p>
+      <w:pPr>
+        <w:pStyle w:val="Heading2"/>
+        <w:spacing w:after="100" w:before="260"/>
+      </w:pPr>
+      <w:r>
+        <w:rPr>
+          <w:b/>
+          <w:bCs/>
+          <w:color w:val="2A5A8A"/>
+          <w:sz w:val="24"/>
+          <w:szCs w:val="24"/>
+        </w:rPr>
+        <w:t xml:space="preserve">Adgangskoden</w:t>
+      </w:r>
+    </w:p>
+    <w:p>
+      <w:pPr>
+        <w:spacing w:after="140"/>
+      </w:pPr>
+      <w:r>
+        <w:rPr>
+          <w:b w:val="false"/>
+          <w:bCs w:val="false"/>
+          <w:i w:val="false"/>
+          <w:iCs w:val="false"/>
+          <w:sz w:val="22"/>
+          <w:szCs w:val="22"/>
+        </w:rPr>
+        <w:t xml:space="preserve">Først kommer en lille boks der beder om en adgangskode. Tastes den rigtigt, åbner programmet; ellers lukker det efter tre forsøg. Koden får du af den der har givet dig programmet. Store og små bogstaver er uden betydning.</w:t>
+      </w:r>
+    </w:p>
+    <w:p>
+      <w:pPr>
+        <w:pBdr>
+          <w:top w:val="single" w:color="E8D48B" w:sz="2"/>
+          <w:bottom w:val="single" w:color="E8D48B" w:sz="2"/>
+          <w:left w:val="single" w:color="E8B44B" w:sz="12"/>
+          <w:right w:val="single" w:color="E8D48B" w:sz="2"/>
+        </w:pBdr>
+        <w:shd w:fill="FFF8E1" w:val="clear"/>
+        <w:spacing w:after="180" w:before="140"/>
+        <w:ind w:left="172" w:right="172"/>
+      </w:pPr>
+      <w:r>
+        <w:rPr>
+          <w:b/>
+          <w:bCs/>
+          <w:sz w:val="21"/>
+          <w:szCs w:val="21"/>
+        </w:rPr>
+        <w:t xml:space="preserve">Hvad koden er — og ikke er:  </w:t>
+      </w:r>
+      <w:r>
+        <w:rPr>
+          <w:sz w:val="21"/>
+          <w:szCs w:val="21"/>
+        </w:rPr>
+        <w:t xml:space="preserve">den holder programmet fra at blive åbnet af nogen der ikke skal bruge det. Den beskytter ikke data: selve Excel-filen og de mapper programmet skriver i er ikke låst, og den der kan køre programmet kan også prøve sig frem. Betragt den som en dørklokke, ikke som en lås.</w:t>
       </w:r>
     </w:p>
     <w:p>
@@ -2841,7 +2902,123 @@
           <w:sz w:val="22"/>
           <w:szCs w:val="22"/>
         </w:rPr>
-        <w:t xml:space="preserve">Hver kundegruppe bliver én af tre typer:</w:t>
+        <w:t xml:space="preserve">To perioder afgør det hele, og begge regnes ud fra </w:t>
+      </w:r>
+      <w:r>
+        <w:rPr>
+          <w:b/>
+          <w:bCs/>
+          <w:i w:val="false"/>
+          <w:iCs w:val="false"/>
+          <w:sz w:val="22"/>
+          <w:szCs w:val="22"/>
+        </w:rPr>
+        <w:t xml:space="preserve">datoerne i data</w:t>
+      </w:r>
+      <w:r>
+        <w:rPr>
+          <w:b w:val="false"/>
+          <w:bCs w:val="false"/>
+          <w:i w:val="false"/>
+          <w:iCs w:val="false"/>
+          <w:sz w:val="22"/>
+          <w:szCs w:val="22"/>
+        </w:rPr>
+        <w:t xml:space="preserve">. Kolonnen “Fiscal year” bruges ikke længere: den kunne være skrevet “2026/27” ét sted og “2026/2027” et andet, og så faldt en ny kunde stiltiende ned i “Eksisterende”.</w:t>
+      </w:r>
+    </w:p>
+    <w:p>
+      <w:pPr>
+        <w:pStyle w:val="ListParagraph"/>
+        <w:numPr>
+          <w:ilvl w:val="0"/>
+          <w:numId w:val="1"/>
+        </w:numPr>
+        <w:spacing w:after="60"/>
+      </w:pPr>
+      <w:r>
+        <w:rPr>
+          <w:b/>
+          <w:bCs/>
+          <w:sz w:val="22"/>
+          <w:szCs w:val="22"/>
+        </w:rPr>
+        <w:t xml:space="preserve">Ny-regnskabsåret</w:t>
+      </w:r>
+      <w:r>
+        <w:rPr>
+          <w:b w:val="false"/>
+          <w:bCs w:val="false"/>
+          <w:sz w:val="22"/>
+          <w:szCs w:val="22"/>
+        </w:rPr>
+        <w:t xml:space="preserve"> løber fra sin startmåned og tolv måneder frem. Begynder året i maj, er 2026/2027 altså 05-2026 til og med 04-2027.</w:t>
+      </w:r>
+    </w:p>
+    <w:p>
+      <w:pPr>
+        <w:pStyle w:val="ListParagraph"/>
+        <w:numPr>
+          <w:ilvl w:val="0"/>
+          <w:numId w:val="1"/>
+        </w:numPr>
+        <w:spacing w:after="60"/>
+      </w:pPr>
+      <w:r>
+        <w:rPr>
+          <w:b/>
+          <w:bCs/>
+          <w:sz w:val="22"/>
+          <w:szCs w:val="22"/>
+        </w:rPr>
+        <w:t xml:space="preserve">Eksisterende-vinduet</w:t>
+      </w:r>
+      <w:r>
+        <w:rPr>
+          <w:b w:val="false"/>
+          <w:bCs w:val="false"/>
+          <w:sz w:val="22"/>
+          <w:szCs w:val="22"/>
+        </w:rPr>
+        <w:t xml:space="preserve"> er N måneder bagud fra dags dato, typisk 24. Med dags dato 09-2026 er det 09-2024 til og med 09-2026.</w:t>
+      </w:r>
+    </w:p>
+    <w:p>
+      <w:pPr>
+        <w:spacing w:after="140"/>
+      </w:pPr>
+      <w:r>
+        <w:rPr>
+          <w:b w:val="false"/>
+          <w:bCs w:val="false"/>
+          <w:i w:val="false"/>
+          <w:iCs w:val="false"/>
+          <w:sz w:val="22"/>
+          <w:szCs w:val="22"/>
+        </w:rPr>
+        <w:t xml:space="preserve">De to perioder </w:t>
+      </w:r>
+      <w:r>
+        <w:rPr>
+          <w:b/>
+          <w:bCs/>
+          <w:i w:val="false"/>
+          <w:iCs w:val="false"/>
+          <w:sz w:val="22"/>
+          <w:szCs w:val="22"/>
+        </w:rPr>
+        <w:t xml:space="preserve">overlapper</w:t>
+      </w:r>
+      <w:r>
+        <w:rPr>
+          <w:b w:val="false"/>
+          <w:bCs w:val="false"/>
+          <w:i w:val="false"/>
+          <w:iCs w:val="false"/>
+          <w:sz w:val="22"/>
+          <w:szCs w:val="22"/>
+        </w:rPr>
+        <w:t xml:space="preserve"> — her fra 05-2026 og frem. Derfor afgøres typen i en fast rækkefølge:</w:t>
       </w:r>
     </w:p>
     <w:tbl>
@@ -2941,7 +3118,7 @@
                 <w:sz w:val="21"/>
                 <w:szCs w:val="21"/>
               </w:rPr>
-              <w:t xml:space="preserve">Eksisterende</w:t>
+              <w:t xml:space="preserve">Ny</w:t>
             </w:r>
           </w:p>
         </w:tc>
@@ -2966,7 +3143,7 @@
                 <w:sz w:val="21"/>
                 <w:szCs w:val="21"/>
               </w:rPr>
-              <w:t xml:space="preserve">Seneste aktivitet ligger inden for “Eksisterende kunde vindue” bagud fra dags dato — typisk 24 måneder.</w:t>
+              <w:t xml:space="preserve">HELE kundens historik ligger inden for ny-regnskabsåret. Det er ikke nok at den seneste handel gør det.</w:t>
             </w:r>
           </w:p>
         </w:tc>
@@ -2994,7 +3171,7 @@
                 <w:sz w:val="21"/>
                 <w:szCs w:val="21"/>
               </w:rPr>
-              <w:t xml:space="preserve">Ny</w:t>
+              <w:t xml:space="preserve">Eksisterende</w:t>
             </w:r>
           </w:p>
         </w:tc>
@@ -3020,7 +3197,7 @@
                 <w:sz w:val="21"/>
                 <w:szCs w:val="21"/>
               </w:rPr>
-              <w:t xml:space="preserve">Aktivitet kun i det angivne ny-regnskabsår, og ingen tidligere historik.</w:t>
+              <w:t xml:space="preserve">Ikke ny, men mindst én handel ligger inden for eksisterende-vinduet.</w:t>
             </w:r>
           </w:p>
         </w:tc>
@@ -3072,7 +3249,7 @@
                 <w:sz w:val="21"/>
                 <w:szCs w:val="21"/>
               </w:rPr>
-              <w:t xml:space="preserve">Al aktivitet ligger uden for begge ovenstående vinduer.</w:t>
+              <w:t xml:space="preserve">Al aktivitet ligger før vinduet.</w:t>
             </w:r>
           </w:p>
         </w:tc>
@@ -3080,208 +3257,13 @@
     </w:tbl>
     <w:p>
       <w:pPr>
-        <w:spacing w:after="160"/>
-      </w:pPr>
-      <w:r>
-        <w:t xml:space="preserve"/>
-      </w:r>
-    </w:p>
-    <w:p>
-      <w:pPr>
-        <w:pBdr>
-          <w:top w:val="single" w:color="E8D48B" w:sz="2"/>
-          <w:bottom w:val="single" w:color="E8D48B" w:sz="2"/>
-          <w:left w:val="single" w:color="E8B44B" w:sz="12"/>
-          <w:right w:val="single" w:color="E8D48B" w:sz="2"/>
-        </w:pBdr>
-        <w:shd w:fill="FFF8E1" w:val="clear"/>
-        <w:spacing w:after="180" w:before="140"/>
-        <w:ind w:left="172" w:right="172"/>
-      </w:pPr>
-      <w:r>
-        <w:rPr>
-          <w:b/>
-          <w:bCs/>
-          <w:sz w:val="21"/>
-          <w:szCs w:val="21"/>
-        </w:rPr>
-        <w:t xml:space="preserve">Pas på formatet:  </w:t>
-      </w:r>
-      <w:r>
-        <w:rPr>
-          <w:sz w:val="21"/>
-          <w:szCs w:val="21"/>
-        </w:rPr>
-        <w:t xml:space="preserve">ny-regnskabsåret skrives ÅÅÅÅ/ÅÅÅÅ, fx 2026/2027, og skal stemme nøjagtigt overens med det der står i kolonnen “Fiscal year”. Gør det ikke det, findes der ingen nye kunder overhovedet.</w:t>
-      </w:r>
-    </w:p>
-    <w:p>
-      <w:pPr>
-        <w:pStyle w:val="Heading2"/>
-        <w:spacing w:after="100" w:before="260"/>
-      </w:pPr>
-      <w:r>
-        <w:rPr>
-          <w:b/>
-          <w:bCs/>
-          <w:color w:val="2A5A8A"/>
-          <w:sz w:val="24"/>
-          <w:szCs w:val="24"/>
-        </w:rPr>
-        <w:t xml:space="preserve">Trin 4 — Gross Margin % pr. vare</w:t>
-      </w:r>
-    </w:p>
-    <w:p>
-      <w:pPr>
-        <w:spacing w:after="140"/>
-      </w:pPr>
-      <w:r>
-        <w:rPr>
-          <w:b w:val="false"/>
-          <w:bCs w:val="false"/>
-          <w:i w:val="false"/>
-          <w:iCs w:val="false"/>
-          <w:sz w:val="22"/>
-          <w:szCs w:val="22"/>
-        </w:rPr>
-        <w:t xml:space="preserve">For hvert par af kundegruppe og varenummer findes den seneste måned med aktivitet. Som standard er det kun den måned der tæller med i margin-beregningen; ældre måneder ignoreres.</w:t>
-      </w:r>
-    </w:p>
-    <w:p>
-      <w:pPr>
-        <w:spacing w:after="140"/>
-      </w:pPr>
-      <w:r>
-        <w:rPr>
-          <w:b w:val="false"/>
-          <w:bCs w:val="false"/>
-          <w:i w:val="false"/>
-          <w:iCs w:val="false"/>
-          <w:sz w:val="22"/>
-          <w:szCs w:val="22"/>
-        </w:rPr>
-        <w:t xml:space="preserve">Slås </w:t>
-      </w:r>
-      <w:r>
-        <w:rPr>
-          <w:b/>
-          <w:bCs/>
-          <w:i w:val="false"/>
-          <w:iCs w:val="false"/>
-          <w:sz w:val="22"/>
-          <w:szCs w:val="22"/>
-        </w:rPr>
-        <w:t xml:space="preserve">vægtet GM%</w:t>
-      </w:r>
-      <w:r>
-        <w:rPr>
-          <w:b w:val="false"/>
-          <w:bCs w:val="false"/>
-          <w:i w:val="false"/>
-          <w:iCs w:val="false"/>
-          <w:sz w:val="22"/>
-          <w:szCs w:val="22"/>
-        </w:rPr>
-        <w:t xml:space="preserve"> til, summeres de N seneste aktivitetsmåneder i stedet, og marginen regnes som SUM(GP) delt med SUM(Turnover) over hele perioden. Det dæmper støj fra enkeltmåneder — kampagnepriser, engangsrabatter, valutaudsving.</w:t>
-      </w:r>
-    </w:p>
-    <w:p>
-      <w:pPr>
-        <w:pStyle w:val="Heading2"/>
-        <w:spacing w:after="100" w:before="260"/>
-      </w:pPr>
-      <w:r>
-        <w:rPr>
-          <w:b/>
-          <w:bCs/>
-          <w:color w:val="2A5A8A"/>
-          <w:sz w:val="24"/>
-          <w:szCs w:val="24"/>
-        </w:rPr>
-        <w:t xml:space="preserve">Trin 5 — Turnover-vindue</w:t>
-      </w:r>
-    </w:p>
-    <w:p>
-      <w:pPr>
-        <w:spacing w:after="140"/>
-      </w:pPr>
-      <w:r>
-        <w:rPr>
-          <w:b w:val="false"/>
-          <w:bCs w:val="false"/>
-          <w:i w:val="false"/>
-          <w:iCs w:val="false"/>
-          <w:sz w:val="22"/>
-          <w:szCs w:val="22"/>
-        </w:rPr>
-        <w:t xml:space="preserve">Y-aksen er summen af omsætningen i et rullende vindue på N måneder. Vinduet kan forankres to steder, og de to grafer må gerne have hver sin:</w:t>
-      </w:r>
-    </w:p>
-    <w:p>
-      <w:pPr>
-        <w:pStyle w:val="ListParagraph"/>
-        <w:numPr>
-          <w:ilvl w:val="0"/>
-          <w:numId w:val="1"/>
-        </w:numPr>
-        <w:spacing w:after="60"/>
-      </w:pPr>
-      <w:r>
-        <w:rPr>
-          <w:b/>
-          <w:bCs/>
-          <w:sz w:val="22"/>
-          <w:szCs w:val="22"/>
-        </w:rPr>
-        <w:t xml:space="preserve">Kunden</w:t>
-      </w:r>
-      <w:r>
-        <w:rPr>
-          <w:b w:val="false"/>
-          <w:bCs w:val="false"/>
-          <w:sz w:val="22"/>
-          <w:szCs w:val="22"/>
-        </w:rPr>
-        <w:t xml:space="preserve"> — vinduet regnes bagud fra kundegruppens seneste aktivitet. Alle varer under samme kunde dækker præcis samme kalenderperiode.</w:t>
-      </w:r>
-    </w:p>
-    <w:p>
-      <w:pPr>
-        <w:pStyle w:val="ListParagraph"/>
-        <w:numPr>
-          <w:ilvl w:val="0"/>
-          <w:numId w:val="1"/>
-        </w:numPr>
-        <w:spacing w:after="60"/>
-      </w:pPr>
-      <w:r>
-        <w:rPr>
-          <w:b/>
-          <w:bCs/>
-          <w:sz w:val="22"/>
-          <w:szCs w:val="22"/>
-        </w:rPr>
-        <w:t xml:space="preserve">Item</w:t>
-      </w:r>
-      <w:r>
-        <w:rPr>
-          <w:b w:val="false"/>
-          <w:bCs w:val="false"/>
-          <w:sz w:val="22"/>
-          <w:szCs w:val="22"/>
-        </w:rPr>
-        <w:t xml:space="preserve"> — vinduet regnes bagud fra hver vares egen seneste aktivitet. To varer hos samme kunde kan have forskudte perioder.</w:t>
-      </w:r>
-    </w:p>
-    <w:p>
-      <w:pPr>
         <w:spacing w:after="60" w:before="200"/>
         <w:jc w:val="center"/>
       </w:pPr>
       <w:r>
         <w:drawing>
           <wp:inline distT="0" distB="0" distL="0" distR="0">
-            <wp:extent cx="5600700" cy="2809875"/>
+            <wp:extent cx="5600700" cy="3448050"/>
             <wp:effectExtent t="0" r="0" b="0" l="0"/>
             <wp:docPr id="1" name="" descr="" title=""/>
             <wp:cNvGraphicFramePr>
@@ -3306,6 +3288,322 @@
                   <pic:spPr bwMode="auto">
                     <a:xfrm>
                       <a:off x="0" y="0"/>
+                      <a:ext cx="5600700" cy="3448050"/>
+                    </a:xfrm>
+                    <a:prstGeom prst="rect">
+                      <a:avLst/>
+                    </a:prstGeom>
+                  </pic:spPr>
+                </pic:pic>
+              </a:graphicData>
+            </a:graphic>
+          </wp:inline>
+        </w:drawing>
+      </w:r>
+    </w:p>
+    <w:p>
+      <w:pPr>
+        <w:spacing w:after="220"/>
+        <w:jc w:val="center"/>
+      </w:pPr>
+      <w:r>
+        <w:rPr>
+          <w:i/>
+          <w:iCs/>
+          <w:color w:val="555555"/>
+          <w:sz w:val="19"/>
+          <w:szCs w:val="19"/>
+        </w:rPr>
+        <w:t xml:space="preserve">Figur 4 — De fem tilfælde. De to perioder overlapper, og rækkefølgen af reglerne afgør hvad der sker i overlappet.</w:t>
+      </w:r>
+    </w:p>
+    <w:p>
+      <w:pPr>
+        <w:spacing w:after="140"/>
+      </w:pPr>
+      <w:r>
+        <w:rPr>
+          <w:b w:val="false"/>
+          <w:bCs w:val="false"/>
+          <w:i w:val="false"/>
+          <w:iCs w:val="false"/>
+          <w:sz w:val="22"/>
+          <w:szCs w:val="22"/>
+        </w:rPr>
+        <w:t xml:space="preserve">Kunde C er værd at hæfte sig ved. Den handlede i 2023 og igen i 2026, altså med tre års pause. Den er </w:t>
+      </w:r>
+      <w:r>
+        <w:rPr>
+          <w:b/>
+          <w:bCs/>
+          <w:i w:val="false"/>
+          <w:iCs w:val="false"/>
+          <w:sz w:val="22"/>
+          <w:szCs w:val="22"/>
+        </w:rPr>
+        <w:t xml:space="preserve">ikke</w:t>
+      </w:r>
+      <w:r>
+        <w:rPr>
+          <w:b w:val="false"/>
+          <w:bCs w:val="false"/>
+          <w:i w:val="false"/>
+          <w:iCs w:val="false"/>
+          <w:sz w:val="22"/>
+          <w:szCs w:val="22"/>
+        </w:rPr>
+        <w:t xml:space="preserve"> ny — en kunde man har handlet med før er ikke en ny kunde, den er vendt tilbage — og den er heller ikke tidligere, for den handler jo igen. Den er eksisterende.</w:t>
+      </w:r>
+    </w:p>
+    <w:p>
+      <w:pPr>
+        <w:pBdr>
+          <w:top w:val="single" w:color="E8D48B" w:sz="2"/>
+          <w:bottom w:val="single" w:color="E8D48B" w:sz="2"/>
+          <w:left w:val="single" w:color="E8B44B" w:sz="12"/>
+          <w:right w:val="single" w:color="E8D48B" w:sz="2"/>
+        </w:pBdr>
+        <w:shd w:fill="FFF8E1" w:val="clear"/>
+        <w:spacing w:after="180" w:before="140"/>
+        <w:ind w:left="172" w:right="172"/>
+      </w:pPr>
+      <w:r>
+        <w:rPr>
+          <w:b/>
+          <w:bCs/>
+          <w:sz w:val="21"/>
+          <w:szCs w:val="21"/>
+        </w:rPr>
+        <w:t xml:space="preserve">I praksis:  </w:t>
+      </w:r>
+      <w:r>
+        <w:rPr>
+          <w:sz w:val="21"/>
+          <w:szCs w:val="21"/>
+        </w:rPr>
+        <w:t xml:space="preserve">måneder efter dags dato er budgettal og sorteres fra i trin 1. Den del af ny-regnskabsåret der ligger ude i fremtiden kan derfor ikke gøre nogen til en ny kunde — reelt er ny-året 05-2026 til 09-2026.</w:t>
+      </w:r>
+    </w:p>
+    <w:p>
+      <w:pPr>
+        <w:pBdr>
+          <w:top w:val="single" w:color="E8D48B" w:sz="2"/>
+          <w:bottom w:val="single" w:color="E8D48B" w:sz="2"/>
+          <w:left w:val="single" w:color="E8B44B" w:sz="12"/>
+          <w:right w:val="single" w:color="E8D48B" w:sz="2"/>
+        </w:pBdr>
+        <w:shd w:fill="FFF8E1" w:val="clear"/>
+        <w:spacing w:after="180" w:before="140"/>
+        <w:ind w:left="172" w:right="172"/>
+      </w:pPr>
+      <w:r>
+        <w:rPr>
+          <w:b/>
+          <w:bCs/>
+          <w:sz w:val="21"/>
+          <w:szCs w:val="21"/>
+        </w:rPr>
+        <w:t xml:space="preserve">Pas på formatet:  </w:t>
+      </w:r>
+      <w:r>
+        <w:rPr>
+          <w:sz w:val="21"/>
+          <w:szCs w:val="21"/>
+        </w:rPr>
+        <w:t xml:space="preserve">ny-regnskabsåret skrives ÅÅÅÅ/ÅÅÅÅ, fx 2026/2027. Hvilken måned året begynder i sættes under Indstillinger → Kundetyper; som udgangspunkt er det maj.</w:t>
+      </w:r>
+    </w:p>
+    <w:p>
+      <w:pPr>
+        <w:pStyle w:val="Heading2"/>
+        <w:spacing w:after="100" w:before="260"/>
+      </w:pPr>
+      <w:r>
+        <w:rPr>
+          <w:b/>
+          <w:bCs/>
+          <w:color w:val="2A5A8A"/>
+          <w:sz w:val="24"/>
+          <w:szCs w:val="24"/>
+        </w:rPr>
+        <w:t xml:space="preserve">Trin 4 — Gross Margin % pr. vare</w:t>
+      </w:r>
+    </w:p>
+    <w:p>
+      <w:pPr>
+        <w:spacing w:after="140"/>
+      </w:pPr>
+      <w:r>
+        <w:rPr>
+          <w:b w:val="false"/>
+          <w:bCs w:val="false"/>
+          <w:i w:val="false"/>
+          <w:iCs w:val="false"/>
+          <w:sz w:val="22"/>
+          <w:szCs w:val="22"/>
+        </w:rPr>
+        <w:t xml:space="preserve">For hvert par af kundegruppe og varenummer findes den seneste måned med aktivitet. Som standard er det kun den måned der tæller med i margin-beregningen; ældre måneder ignoreres.</w:t>
+      </w:r>
+    </w:p>
+    <w:p>
+      <w:pPr>
+        <w:spacing w:after="140"/>
+      </w:pPr>
+      <w:r>
+        <w:rPr>
+          <w:b w:val="false"/>
+          <w:bCs w:val="false"/>
+          <w:i w:val="false"/>
+          <w:iCs w:val="false"/>
+          <w:sz w:val="22"/>
+          <w:szCs w:val="22"/>
+        </w:rPr>
+        <w:t xml:space="preserve">Slås </w:t>
+      </w:r>
+      <w:r>
+        <w:rPr>
+          <w:b/>
+          <w:bCs/>
+          <w:i w:val="false"/>
+          <w:iCs w:val="false"/>
+          <w:sz w:val="22"/>
+          <w:szCs w:val="22"/>
+        </w:rPr>
+        <w:t xml:space="preserve">vægtet GM%</w:t>
+      </w:r>
+      <w:r>
+        <w:rPr>
+          <w:b w:val="false"/>
+          <w:bCs w:val="false"/>
+          <w:i w:val="false"/>
+          <w:iCs w:val="false"/>
+          <w:sz w:val="22"/>
+          <w:szCs w:val="22"/>
+        </w:rPr>
+        <w:t xml:space="preserve"> til, summeres de N seneste aktivitetsmåneder i stedet, og marginen regnes som SUM(GP) delt med SUM(Turnover) over hele perioden. Det dæmper støj fra enkeltmåneder — kampagnepriser, engangsrabatter, valutaudsving.</w:t>
+      </w:r>
+    </w:p>
+    <w:p>
+      <w:pPr>
+        <w:pStyle w:val="Heading2"/>
+        <w:spacing w:after="100" w:before="260"/>
+      </w:pPr>
+      <w:r>
+        <w:rPr>
+          <w:b/>
+          <w:bCs/>
+          <w:color w:val="2A5A8A"/>
+          <w:sz w:val="24"/>
+          <w:szCs w:val="24"/>
+        </w:rPr>
+        <w:t xml:space="preserve">Trin 5 — Turnover-vindue</w:t>
+      </w:r>
+    </w:p>
+    <w:p>
+      <w:pPr>
+        <w:spacing w:after="140"/>
+      </w:pPr>
+      <w:r>
+        <w:rPr>
+          <w:b w:val="false"/>
+          <w:bCs w:val="false"/>
+          <w:i w:val="false"/>
+          <w:iCs w:val="false"/>
+          <w:sz w:val="22"/>
+          <w:szCs w:val="22"/>
+        </w:rPr>
+        <w:t xml:space="preserve">Y-aksen er summen af omsætningen i et rullende vindue på N måneder. Vinduet kan forankres to steder, og de to grafer må gerne have hver sin:</w:t>
+      </w:r>
+    </w:p>
+    <w:p>
+      <w:pPr>
+        <w:pStyle w:val="ListParagraph"/>
+        <w:numPr>
+          <w:ilvl w:val="0"/>
+          <w:numId w:val="1"/>
+        </w:numPr>
+        <w:spacing w:after="60"/>
+      </w:pPr>
+      <w:r>
+        <w:rPr>
+          <w:b/>
+          <w:bCs/>
+          <w:sz w:val="22"/>
+          <w:szCs w:val="22"/>
+        </w:rPr>
+        <w:t xml:space="preserve">Kunden</w:t>
+      </w:r>
+      <w:r>
+        <w:rPr>
+          <w:b w:val="false"/>
+          <w:bCs w:val="false"/>
+          <w:sz w:val="22"/>
+          <w:szCs w:val="22"/>
+        </w:rPr>
+        <w:t xml:space="preserve"> — vinduet regnes bagud fra kundegruppens seneste aktivitet. Alle varer under samme kunde dækker præcis samme kalenderperiode.</w:t>
+      </w:r>
+    </w:p>
+    <w:p>
+      <w:pPr>
+        <w:pStyle w:val="ListParagraph"/>
+        <w:numPr>
+          <w:ilvl w:val="0"/>
+          <w:numId w:val="1"/>
+        </w:numPr>
+        <w:spacing w:after="60"/>
+      </w:pPr>
+      <w:r>
+        <w:rPr>
+          <w:b/>
+          <w:bCs/>
+          <w:sz w:val="22"/>
+          <w:szCs w:val="22"/>
+        </w:rPr>
+        <w:t xml:space="preserve">Item</w:t>
+      </w:r>
+      <w:r>
+        <w:rPr>
+          <w:b w:val="false"/>
+          <w:bCs w:val="false"/>
+          <w:sz w:val="22"/>
+          <w:szCs w:val="22"/>
+        </w:rPr>
+        <w:t xml:space="preserve"> — vinduet regnes bagud fra hver vares egen seneste aktivitet. To varer hos samme kunde kan have forskudte perioder.</w:t>
+      </w:r>
+    </w:p>
+    <w:p>
+      <w:pPr>
+        <w:spacing w:after="60" w:before="200"/>
+        <w:jc w:val="center"/>
+      </w:pPr>
+      <w:r>
+        <w:drawing>
+          <wp:inline distT="0" distB="0" distL="0" distR="0">
+            <wp:extent cx="5600700" cy="2809875"/>
+            <wp:effectExtent t="0" r="0" b="0" l="0"/>
+            <wp:docPr id="1" name="" descr="" title=""/>
+            <wp:cNvGraphicFramePr>
+              <a:graphicFrameLocks xmlns:a="http://schemas.openxmlformats.org/drawingml/2006/main" noChangeAspect="1"/>
+            </wp:cNvGraphicFramePr>
+            <a:graphic xmlns:a="http://schemas.openxmlformats.org/drawingml/2006/main">
+              <a:graphicData uri="http://schemas.openxmlformats.org/drawingml/2006/picture">
+                <pic:pic xmlns:pic="http://schemas.openxmlformats.org/drawingml/2006/picture">
+                  <pic:nvPicPr>
+                    <pic:cNvPr id="0" name="" descr=""/>
+                    <pic:cNvPicPr>
+                      <a:picLocks noChangeAspect="1" noChangeArrowheads="1"/>
+                    </pic:cNvPicPr>
+                  </pic:nvPicPr>
+                  <pic:blipFill>
+                    <a:blip r:embed="rId12" cstate="none"/>
+                    <a:srcRect/>
+                    <a:stretch>
+                      <a:fillRect/>
+                    </a:stretch>
+                  </pic:blipFill>
+                  <pic:spPr bwMode="auto">
+                    <a:xfrm>
+                      <a:off x="0" y="0"/>
                       <a:ext cx="5600700" cy="2809875"/>
                     </a:xfrm>
                     <a:prstGeom prst="rect">
@@ -3332,7 +3630,7 @@
           <w:sz w:val="19"/>
           <w:szCs w:val="19"/>
         </w:rPr>
-        <w:t xml:space="preserve">Figur 4 — Samme to varer, samme data. Forankringen afgør hvilken periode hver vare måles over.</w:t>
+        <w:t xml:space="preserve">Figur 5 — Samme to varer, samme data. Forankringen afgør hvilken periode hver vare måles over.</w:t>
       </w:r>
     </w:p>
     <w:p>
@@ -4977,6 +5275,44 @@
     </w:p>
     <w:p>
       <w:pPr>
+        <w:spacing w:after="140"/>
+      </w:pPr>
+      <w:r>
+        <w:rPr>
+          <w:b w:val="false"/>
+          <w:bCs w:val="false"/>
+          <w:i w:val="false"/>
+          <w:iCs w:val="false"/>
+          <w:sz w:val="22"/>
+          <w:szCs w:val="22"/>
+        </w:rPr>
+        <w:t xml:space="preserve">Over kundegruppe-grafen står en lille </w:t>
+      </w:r>
+      <w:r>
+        <w:rPr>
+          <w:b/>
+          <w:bCs/>
+          <w:i w:val="false"/>
+          <w:iCs w:val="false"/>
+          <w:sz w:val="22"/>
+          <w:szCs w:val="22"/>
+        </w:rPr>
+        <w:t xml:space="preserve">farvekode</w:t>
+      </w:r>
+      <w:r>
+        <w:rPr>
+          <w:b w:val="false"/>
+          <w:bCs w:val="false"/>
+          <w:i w:val="false"/>
+          <w:iCs w:val="false"/>
+          <w:sz w:val="22"/>
+          <w:szCs w:val="22"/>
+        </w:rPr>
+        <w:t xml:space="preserve">, der siger hvilken farve der hører til hvilken kundetype. Den ligger uden for selve grafen, så den hverken stjæler plads fra punkterne eller kan slås fra ved et uheld. Farvelægges der efter Industry segment i stedet, viser farvekoden brancherne.</w:t>
+      </w:r>
+    </w:p>
+    <w:p>
+      <w:pPr>
         <w:pBdr>
           <w:top w:val="single" w:color="E8D48B" w:sz="2"/>
           <w:bottom w:val="single" w:color="E8D48B" w:sz="2"/>
@@ -5639,6 +5975,183 @@
       </w:pPr>
       <w:r>
         <w:t xml:space="preserve"/>
+      </w:r>
+    </w:p>
+    <w:p>
+      <w:pPr>
+        <w:pStyle w:val="Heading2"/>
+        <w:spacing w:after="100" w:before="260"/>
+      </w:pPr>
+      <w:r>
+        <w:rPr>
+          <w:b/>
+          <w:bCs/>
+          <w:color w:val="2A5A8A"/>
+          <w:sz w:val="24"/>
+          <w:szCs w:val="24"/>
+        </w:rPr>
+        <w:t xml:space="preserve">Farverne på knapperne</w:t>
+      </w:r>
+    </w:p>
+    <w:p>
+      <w:pPr>
+        <w:spacing w:after="140"/>
+      </w:pPr>
+      <w:r>
+        <w:rPr>
+          <w:b w:val="false"/>
+          <w:bCs w:val="false"/>
+          <w:i w:val="false"/>
+          <w:iCs w:val="false"/>
+          <w:sz w:val="22"/>
+          <w:szCs w:val="22"/>
+        </w:rPr>
+        <w:t xml:space="preserve">En knap er </w:t>
+      </w:r>
+      <w:r>
+        <w:rPr>
+          <w:b/>
+          <w:bCs/>
+          <w:i w:val="false"/>
+          <w:iCs w:val="false"/>
+          <w:sz w:val="22"/>
+          <w:szCs w:val="22"/>
+        </w:rPr>
+        <w:t xml:space="preserve">grøn når den er tændt</w:t>
+      </w:r>
+      <w:r>
+        <w:rPr>
+          <w:b w:val="false"/>
+          <w:bCs w:val="false"/>
+          <w:i w:val="false"/>
+          <w:iCs w:val="false"/>
+          <w:sz w:val="22"/>
+          <w:szCs w:val="22"/>
+        </w:rPr>
+        <w:t xml:space="preserve"> og </w:t>
+      </w:r>
+      <w:r>
+        <w:rPr>
+          <w:b/>
+          <w:bCs/>
+          <w:i w:val="false"/>
+          <w:iCs w:val="false"/>
+          <w:sz w:val="22"/>
+          <w:szCs w:val="22"/>
+        </w:rPr>
+        <w:t xml:space="preserve">rød når den er slukket</w:t>
+      </w:r>
+      <w:r>
+        <w:rPr>
+          <w:b w:val="false"/>
+          <w:bCs w:val="false"/>
+          <w:i w:val="false"/>
+          <w:iCs w:val="false"/>
+          <w:sz w:val="22"/>
+          <w:szCs w:val="22"/>
+        </w:rPr>
+        <w:t xml:space="preserve">, så det kan ses på afstand hvad der er slået fra.</w:t>
+      </w:r>
+    </w:p>
+    <w:p>
+      <w:pPr>
+        <w:pStyle w:val="ListParagraph"/>
+        <w:numPr>
+          <w:ilvl w:val="0"/>
+          <w:numId w:val="1"/>
+        </w:numPr>
+        <w:spacing w:after="60"/>
+      </w:pPr>
+      <w:r>
+        <w:rPr>
+          <w:b/>
+          <w:bCs/>
+          <w:sz w:val="22"/>
+          <w:szCs w:val="22"/>
+        </w:rPr>
+        <w:t xml:space="preserve">Filterknapper</w:t>
+      </w:r>
+      <w:r>
+        <w:rPr>
+          <w:b w:val="false"/>
+          <w:bCs w:val="false"/>
+          <w:sz w:val="22"/>
+          <w:szCs w:val="22"/>
+        </w:rPr>
+        <w:t xml:space="preserve"> (kundetype, kategori, KAM): grøn betyder at værdien vises, rød at den er skjult. Alle starter grønne.</w:t>
+      </w:r>
+    </w:p>
+    <w:p>
+      <w:pPr>
+        <w:pStyle w:val="ListParagraph"/>
+        <w:numPr>
+          <w:ilvl w:val="0"/>
+          <w:numId w:val="1"/>
+        </w:numPr>
+        <w:spacing w:after="60"/>
+      </w:pPr>
+      <w:r>
+        <w:rPr>
+          <w:b/>
+          <w:bCs/>
+          <w:sz w:val="22"/>
+          <w:szCs w:val="22"/>
+        </w:rPr>
+        <w:t xml:space="preserve">Volumenkrav</w:t>
+      </w:r>
+      <w:r>
+        <w:rPr>
+          <w:b w:val="false"/>
+          <w:bCs w:val="false"/>
+          <w:sz w:val="22"/>
+          <w:szCs w:val="22"/>
+        </w:rPr>
+        <w:t xml:space="preserve"> har omvendt fortegn, fordi det er et enten-eller-valg: den valgte er grøn, de fravalgte røde.</w:t>
+      </w:r>
+    </w:p>
+    <w:p>
+      <w:pPr>
+        <w:pStyle w:val="ListParagraph"/>
+        <w:numPr>
+          <w:ilvl w:val="0"/>
+          <w:numId w:val="1"/>
+        </w:numPr>
+        <w:spacing w:after="60"/>
+      </w:pPr>
+      <w:r>
+        <w:rPr>
+          <w:b/>
+          <w:bCs/>
+          <w:sz w:val="22"/>
+          <w:szCs w:val="22"/>
+        </w:rPr>
+        <w:t xml:space="preserve">Fremhæv branche</w:t>
+      </w:r>
+      <w:r>
+        <w:rPr>
+          <w:b w:val="false"/>
+          <w:bCs w:val="false"/>
+          <w:sz w:val="22"/>
+          <w:szCs w:val="22"/>
+        </w:rPr>
+        <w:t xml:space="preserve"> bliver hverken grøn eller rød. De knapper skjuler ingenting — de gør kun én branche tykkere i kanten — og rød ville påstå at noget var slået fra.</w:t>
+      </w:r>
+    </w:p>
+    <w:p>
+      <w:pPr>
+        <w:spacing w:after="140"/>
+      </w:pPr>
+      <w:r>
+        <w:rPr>
+          <w:b w:val="false"/>
+          <w:bCs w:val="false"/>
+          <w:i/>
+          <w:iCs/>
+          <w:color w:val="555555"/>
+          <w:sz w:val="22"/>
+          <w:szCs w:val="22"/>
+        </w:rPr>
+        <w:t xml:space="preserve">De to nuancer er valgt så de også er forskellige i lyshed: den røde er mærkbart mørkere end den grønne. Er man rødgrønt farveblind, kan tilstanden derfor stadig aflæses.</w:t>
       </w:r>
     </w:p>
     <w:p>

--- a/docs/Kundesegmentering-introduktion.docx
+++ b/docs/Kundesegmentering-introduktion.docx
@@ -799,17 +799,6 @@
           <w:szCs w:val="19"/>
         </w:rPr>
         <w:t xml:space="preserve">    kunde_segmentering.xlsx</w:t>
-      </w:r>
-      <w:r>
-        <w:br/>
-      </w:r>
-      <w:r>
-        <w:rPr>
-          <w:rFonts w:ascii="Consolas" w:cs="Consolas" w:eastAsia="Consolas" w:hAnsi="Consolas"/>
-          <w:sz w:val="19"/>
-          <w:szCs w:val="19"/>
-        </w:rPr>
-        <w:t xml:space="preserve">    analyse-log.txt</w:t>
       </w:r>
     </w:p>
     <w:p>
@@ -2952,7 +2941,7 @@
           <w:sz w:val="22"/>
           <w:szCs w:val="22"/>
         </w:rPr>
-        <w:t xml:space="preserve"> løber fra sin startmåned og tolv måneder frem. Begynder året i maj, er 2026/2027 altså 05-2026 til og med 04-2027.</w:t>
+        <w:t xml:space="preserve"> løber fra sin startmåned og tolv måneder frem. Begynder året i maj, er 2026/27 altså 05-2026 til og med 04-2027.</w:t>
       </w:r>
     </w:p>
     <w:p>
@@ -3171,7 +3160,7 @@
                 <w:sz w:val="21"/>
                 <w:szCs w:val="21"/>
               </w:rPr>
-              <w:t xml:space="preserve">Eksisterende</w:t>
+              <w:t xml:space="preserve">Genopstået</w:t>
             </w:r>
           </w:p>
         </w:tc>
@@ -3197,7 +3186,7 @@
                 <w:sz w:val="21"/>
                 <w:szCs w:val="21"/>
               </w:rPr>
-              <w:t xml:space="preserve">Ikke ny, men mindst én handel ligger inden for eksisterende-vinduet.</w:t>
+              <w:t xml:space="preserve">Handler i ny-året, men har ikke handlet i vinduet i tiden op til året begyndte. Kunden har ligget stille og er tilbage.</w:t>
             </w:r>
           </w:p>
         </w:tc>
@@ -3224,6 +3213,59 @@
                 <w:sz w:val="21"/>
                 <w:szCs w:val="21"/>
               </w:rPr>
+              <w:t xml:space="preserve">Eksisterende</w:t>
+            </w:r>
+          </w:p>
+        </w:tc>
+        <w:tc>
+          <w:tcPr>
+            <w:tcW w:type="pct" w:w="78%"/>
+            <w:tcMar>
+              <w:top w:type="dxa" w:w="90"/>
+              <w:left w:type="dxa" w:w="130"/>
+              <w:bottom w:type="dxa" w:w="90"/>
+              <w:right w:type="dxa" w:w="130"/>
+            </w:tcMar>
+          </w:tcPr>
+          <w:p>
+            <w:pPr>
+              <w:spacing w:after="0"/>
+            </w:pPr>
+            <w:r>
+              <w:rPr>
+                <w:b w:val="false"/>
+                <w:bCs w:val="false"/>
+                <w:sz w:val="21"/>
+                <w:szCs w:val="21"/>
+              </w:rPr>
+              <w:t xml:space="preserve">Ikke ny eller genopstået, men mindst én handel ligger inden for eksisterende-vinduet.</w:t>
+            </w:r>
+          </w:p>
+        </w:tc>
+      </w:tr>
+      <w:tr>
+        <w:tc>
+          <w:tcPr>
+            <w:tcW w:type="pct" w:w="22%"/>
+            <w:shd w:fill="F5F8FB" w:val="clear"/>
+            <w:tcMar>
+              <w:top w:type="dxa" w:w="90"/>
+              <w:left w:type="dxa" w:w="130"/>
+              <w:bottom w:type="dxa" w:w="90"/>
+              <w:right w:type="dxa" w:w="130"/>
+            </w:tcMar>
+          </w:tcPr>
+          <w:p>
+            <w:pPr>
+              <w:spacing w:after="0"/>
+            </w:pPr>
+            <w:r>
+              <w:rPr>
+                <w:b w:val="false"/>
+                <w:bCs w:val="false"/>
+                <w:sz w:val="21"/>
+                <w:szCs w:val="21"/>
+              </w:rPr>
               <w:t xml:space="preserve">Tidligere</w:t>
             </w:r>
           </w:p>
@@ -3231,6 +3273,7 @@
         <w:tc>
           <w:tcPr>
             <w:tcW w:type="pct" w:w="78%"/>
+            <w:shd w:fill="F5F8FB" w:val="clear"/>
             <w:tcMar>
               <w:top w:type="dxa" w:w="90"/>
               <w:left w:type="dxa" w:w="130"/>
@@ -3263,7 +3306,7 @@
       <w:r>
         <w:drawing>
           <wp:inline distT="0" distB="0" distL="0" distR="0">
-            <wp:extent cx="5600700" cy="3448050"/>
+            <wp:extent cx="5600700" cy="3581400"/>
             <wp:effectExtent t="0" r="0" b="0" l="0"/>
             <wp:docPr id="1" name="" descr="" title=""/>
             <wp:cNvGraphicFramePr>
@@ -3288,7 +3331,7 @@
                   <pic:spPr bwMode="auto">
                     <a:xfrm>
                       <a:off x="0" y="0"/>
-                      <a:ext cx="5600700" cy="3448050"/>
+                      <a:ext cx="5600700" cy="3581400"/>
                     </a:xfrm>
                     <a:prstGeom prst="rect">
                       <a:avLst/>
@@ -3330,7 +3373,7 @@
           <w:sz w:val="22"/>
           <w:szCs w:val="22"/>
         </w:rPr>
-        <w:t xml:space="preserve">Kunde C er værd at hæfte sig ved. Den handlede i 2023 og igen i 2026, altså med tre års pause. Den er </w:t>
+        <w:t xml:space="preserve">Kunde C er den genopståede. Den handlede i 2023 og igen i 2026, altså med tre års pause. Den er </w:t>
       </w:r>
       <w:r>
         <w:rPr>
@@ -3352,7 +3395,67 @@
           <w:sz w:val="22"/>
           <w:szCs w:val="22"/>
         </w:rPr>
-        <w:t xml:space="preserve"> ny — en kunde man har handlet med før er ikke en ny kunde, den er vendt tilbage — og den er heller ikke tidligere, for den handler jo igen. Den er eksisterende.</w:t>
+        <w:t xml:space="preserve"> ny — en kunde man har handlet med før er ikke en ny kunde — og den er heller ikke tidligere, for den handler jo igen.</w:t>
+      </w:r>
+    </w:p>
+    <w:p>
+      <w:pPr>
+        <w:spacing w:after="140"/>
+      </w:pPr>
+      <w:r>
+        <w:rPr>
+          <w:b w:val="false"/>
+          <w:bCs w:val="false"/>
+          <w:i w:val="false"/>
+          <w:iCs w:val="false"/>
+          <w:sz w:val="22"/>
+          <w:szCs w:val="22"/>
+        </w:rPr>
+        <w:t xml:space="preserve">Forskellen på </w:t>
+      </w:r>
+      <w:r>
+        <w:rPr>
+          <w:b/>
+          <w:bCs/>
+          <w:i w:val="false"/>
+          <w:iCs w:val="false"/>
+          <w:sz w:val="22"/>
+          <w:szCs w:val="22"/>
+        </w:rPr>
+        <w:t xml:space="preserve">Genopstået</w:t>
+      </w:r>
+      <w:r>
+        <w:rPr>
+          <w:b w:val="false"/>
+          <w:bCs w:val="false"/>
+          <w:i w:val="false"/>
+          <w:iCs w:val="false"/>
+          <w:sz w:val="22"/>
+          <w:szCs w:val="22"/>
+        </w:rPr>
+        <w:t xml:space="preserve"> og </w:t>
+      </w:r>
+      <w:r>
+        <w:rPr>
+          <w:b/>
+          <w:bCs/>
+          <w:i w:val="false"/>
+          <w:iCs w:val="false"/>
+          <w:sz w:val="22"/>
+          <w:szCs w:val="22"/>
+        </w:rPr>
+        <w:t xml:space="preserve">Eksisterende</w:t>
+      </w:r>
+      <w:r>
+        <w:rPr>
+          <w:b w:val="false"/>
+          <w:bCs w:val="false"/>
+          <w:i w:val="false"/>
+          <w:iCs w:val="false"/>
+          <w:sz w:val="22"/>
+          <w:szCs w:val="22"/>
+        </w:rPr>
+        <w:t xml:space="preserve"> er hullet. To kunder kan begge have handlet i sidste måned og begge have gammel historik; den ene har handlet støt hele vejen, den anden har ikke rørt os i årevis. Det er to forskellige situationer for en sælger, og de har derfor hver sin farve på kundegruppe-grafen.</w:t>
       </w:r>
     </w:p>
     <w:p>
@@ -5254,7 +5357,29 @@
           <w:sz w:val="22"/>
           <w:szCs w:val="22"/>
         </w:rPr>
-        <w:t xml:space="preserve">På begge grafer står punkterne i legenden til højre, grupperet efter kundekategori — A+, A-, B+ og så videre. Et klik på et navn slår det enkelte punkt fra. Et dobbeltklik viser kun det ene.</w:t>
+        <w:t xml:space="preserve">På begge grafer står punkterne i legenden til højre, grupperet efter kundekategori — A+, A-, B+ og så videre. Et klik på et navn slår det enkelte punkt fra. Et </w:t>
+      </w:r>
+      <w:r>
+        <w:rPr>
+          <w:b/>
+          <w:bCs/>
+          <w:i w:val="false"/>
+          <w:iCs w:val="false"/>
+          <w:sz w:val="22"/>
+          <w:szCs w:val="22"/>
+        </w:rPr>
+        <w:t xml:space="preserve">dobbeltklik</w:t>
+      </w:r>
+      <w:r>
+        <w:rPr>
+          <w:b w:val="false"/>
+          <w:bCs w:val="false"/>
+          <w:i w:val="false"/>
+          <w:iCs w:val="false"/>
+          <w:sz w:val="22"/>
+          <w:szCs w:val="22"/>
+        </w:rPr>
+        <w:t xml:space="preserve"> viser kun den ene kunde og skjuler alle andre; dobbeltklik igen bringer resten tilbage.</w:t>
       </w:r>
     </w:p>
     <w:p>
@@ -5286,7 +5411,7 @@
           <w:sz w:val="22"/>
           <w:szCs w:val="22"/>
         </w:rPr>
-        <w:t xml:space="preserve">Over kundegruppe-grafen står en lille </w:t>
+        <w:t xml:space="preserve">Øverst til venstre over kundegruppe-grafen står en lille </w:t>
       </w:r>
       <w:r>
         <w:rPr>
@@ -6540,29 +6665,7 @@
           <w:sz w:val="22"/>
           <w:szCs w:val="22"/>
         </w:rPr>
-        <w:t xml:space="preserve">I mappen ligger også </w:t>
-      </w:r>
-      <w:r>
-        <w:rPr>
-          <w:b/>
-          <w:bCs/>
-          <w:i w:val="false"/>
-          <w:iCs w:val="false"/>
-          <w:sz w:val="22"/>
-          <w:szCs w:val="22"/>
-        </w:rPr>
-        <w:t xml:space="preserve">analyse-log.txt</w:t>
-      </w:r>
-      <w:r>
-        <w:rPr>
-          <w:b w:val="false"/>
-          <w:bCs w:val="false"/>
-          <w:i w:val="false"/>
-          <w:iCs w:val="false"/>
-          <w:sz w:val="22"/>
-          <w:szCs w:val="22"/>
-        </w:rPr>
-        <w:t xml:space="preserve"> med hele udskriften fra kørslen. Den er der til at slå op i når noget ser forkert ud.</w:t>
+        <w:t xml:space="preserve">Går noget galt undervejs, stopper programmet og viser fejlen i en boks. Der skrives ingen logfil.</w:t>
       </w:r>
     </w:p>
     <w:p>
@@ -7934,29 +8037,7 @@
           <w:sz w:val="22"/>
           <w:szCs w:val="22"/>
         </w:rPr>
-        <w:t xml:space="preserve">Uanset hvad står hele udskriften fra kørslen i </w:t>
-      </w:r>
-      <w:r>
-        <w:rPr>
-          <w:b/>
-          <w:bCs/>
-          <w:i w:val="false"/>
-          <w:iCs w:val="false"/>
-          <w:sz w:val="22"/>
-          <w:szCs w:val="22"/>
-        </w:rPr>
-        <w:t xml:space="preserve">analyse-log.txt</w:t>
-      </w:r>
-      <w:r>
-        <w:rPr>
-          <w:b w:val="false"/>
-          <w:bCs w:val="false"/>
-          <w:i w:val="false"/>
-          <w:iCs w:val="false"/>
-          <w:sz w:val="22"/>
-          <w:szCs w:val="22"/>
-        </w:rPr>
-        <w:t xml:space="preserve"> i mappen med resultatet. Den er det første sted at kigge — og det der skal sendes med videre hvis nogen skal hjælpe.</w:t>
+        <w:t xml:space="preserve">Fejlbeskeden vises i en boks når analysen stopper. Den er det første sted at kigge — og det der skal sendes med videre hvis nogen skal hjælpe.</w:t>
       </w:r>
     </w:p>
     <w:p>

--- a/docs/Kundesegmentering-introduktion.docx
+++ b/docs/Kundesegmentering-introduktion.docx
@@ -5379,7 +5379,7 @@
           <w:sz w:val="22"/>
           <w:szCs w:val="22"/>
         </w:rPr>
-        <w:t xml:space="preserve"> viser kun den ene kunde og skjuler alle andre; dobbeltklik igen bringer resten tilbage.</w:t>
+        <w:t xml:space="preserve"> viser kun den ene kunde og skjuler alle andre — det virker både på navnet i legenden og på selve punktet i grafen. Dobbeltklik igen bringer resten tilbage.</w:t>
       </w:r>
     </w:p>
     <w:p>

--- a/docs/Kundesegmentering-introduktion.docx
+++ b/docs/Kundesegmentering-introduktion.docx
@@ -5400,6 +5400,35 @@
     </w:p>
     <w:p>
       <w:pPr>
+        <w:pBdr>
+          <w:top w:val="single" w:color="E8D48B" w:sz="2"/>
+          <w:bottom w:val="single" w:color="E8D48B" w:sz="2"/>
+          <w:left w:val="single" w:color="E8B44B" w:sz="12"/>
+          <w:right w:val="single" w:color="E8D48B" w:sz="2"/>
+        </w:pBdr>
+        <w:shd w:fill="FFF8E1" w:val="clear"/>
+        <w:spacing w:after="180" w:before="140"/>
+        <w:ind w:left="172" w:right="172"/>
+      </w:pPr>
+      <w:r>
+        <w:rPr>
+          <w:b/>
+          <w:bCs/>
+          <w:sz w:val="21"/>
+          <w:szCs w:val="21"/>
+        </w:rPr>
+        <w:t xml:space="preserve">Akserne:  </w:t>
+      </w:r>
+      <w:r>
+        <w:rPr>
+          <w:sz w:val="21"/>
+          <w:szCs w:val="21"/>
+        </w:rPr>
+        <w:t xml:space="preserve">X-aksen er lineær og Y-aksen logaritmisk, og det kan ikke laves om. Gross Margin % ligger inden for et snævert interval og læses som procentpoint. Omsætningen spænder derimod over flere størrelsesordener, og på en lineær akse ville alt andet end de største kunder klumpe sammen nede ved nul.</w:t>
+      </w:r>
+    </w:p>
+    <w:p>
+      <w:pPr>
         <w:spacing w:after="140"/>
       </w:pPr>
       <w:r>
@@ -6697,29 +6726,7 @@
           <w:sz w:val="22"/>
           <w:szCs w:val="22"/>
         </w:rPr>
-        <w:t xml:space="preserve">Excel-filen indeholder tallene bag hvert punkt i graferne — det er her man går hen når et punkt ser mærkeligt ud. Der er faner pr. udsnit, og hvor detaljeret de er, styres af indstillingen </w:t>
-      </w:r>
-      <w:r>
-        <w:rPr>
-          <w:b/>
-          <w:bCs/>
-          <w:i w:val="false"/>
-          <w:iCs w:val="false"/>
-          <w:sz w:val="22"/>
-          <w:szCs w:val="22"/>
-        </w:rPr>
-        <w:t xml:space="preserve">Excel-detaljeringsgrad</w:t>
-      </w:r>
-      <w:r>
-        <w:rPr>
-          <w:b w:val="false"/>
-          <w:bCs w:val="false"/>
-          <w:i w:val="false"/>
-          <w:iCs w:val="false"/>
-          <w:sz w:val="22"/>
-          <w:szCs w:val="22"/>
-        </w:rPr>
-        <w:t xml:space="preserve">:</w:t>
+        <w:t xml:space="preserve">Excel-filen indeholder tallene bag hvert punkt i graferne — det er her man går hen når et punkt ser mærkeligt ud. Der er tre faner pr. udsnit og en fane med de indstillinger kørslen brugte. Fanerne ser ens ud hver gang; der er ikke noget at vælge.</w:t>
       </w:r>
     </w:p>
     <w:tbl>
@@ -6744,7 +6751,7 @@
         </w:trPr>
         <w:tc>
           <w:tcPr>
-            <w:tcW w:type="pct" w:w="20%"/>
+            <w:tcW w:type="pct" w:w="24%"/>
             <w:shd w:fill="1A4A7A" w:val="clear"/>
             <w:tcMar>
               <w:top w:type="dxa" w:w="90"/>
@@ -6765,13 +6772,13 @@
                 <w:sz w:val="21"/>
                 <w:szCs w:val="21"/>
               </w:rPr>
-              <w:t xml:space="preserve">Grad</w:t>
-            </w:r>
-          </w:p>
-        </w:tc>
-        <w:tc>
-          <w:tcPr>
-            <w:tcW w:type="pct" w:w="80%"/>
+              <w:t xml:space="preserve">Fane</w:t>
+            </w:r>
+          </w:p>
+        </w:tc>
+        <w:tc>
+          <w:tcPr>
+            <w:tcW w:type="pct" w:w="76%"/>
             <w:shd w:fill="1A4A7A" w:val="clear"/>
             <w:tcMar>
               <w:top w:type="dxa" w:w="90"/>
@@ -6800,52 +6807,51 @@
       <w:tr>
         <w:tc>
           <w:tcPr>
-            <w:tcW w:type="pct" w:w="20%"/>
-            <w:tcMar>
-              <w:top w:type="dxa" w:w="90"/>
-              <w:left w:type="dxa" w:w="130"/>
-              <w:bottom w:type="dxa" w:w="90"/>
-              <w:right w:type="dxa" w:w="130"/>
-            </w:tcMar>
-          </w:tcPr>
-          <w:p>
-            <w:pPr>
-              <w:spacing w:after="0"/>
-            </w:pPr>
-            <w:r>
-              <w:rPr>
-                <w:rFonts w:ascii="Consolas" w:cs="Consolas" w:eastAsia="Consolas" w:hAnsi="Consolas"/>
-                <w:b w:val="false"/>
-                <w:bCs w:val="false"/>
-                <w:sz w:val="19"/>
-                <w:szCs w:val="19"/>
-              </w:rPr>
-              <w:t xml:space="preserve">minimal</w:t>
-            </w:r>
-          </w:p>
-        </w:tc>
-        <w:tc>
-          <w:tcPr>
-            <w:tcW w:type="pct" w:w="80%"/>
-            <w:tcMar>
-              <w:top w:type="dxa" w:w="90"/>
-              <w:left w:type="dxa" w:w="130"/>
-              <w:bottom w:type="dxa" w:w="90"/>
-              <w:right w:type="dxa" w:w="130"/>
-            </w:tcMar>
-          </w:tcPr>
-          <w:p>
-            <w:pPr>
-              <w:spacing w:after="0"/>
-            </w:pPr>
-            <w:r>
-              <w:rPr>
-                <w:b w:val="false"/>
-                <w:bCs w:val="false"/>
-                <w:sz w:val="21"/>
-                <w:szCs w:val="21"/>
-              </w:rPr>
-              <w:t xml:space="preserve">kun det absolut nødvendige — kunde, akser, kategori</w:t>
+            <w:tcW w:type="pct" w:w="24%"/>
+            <w:tcMar>
+              <w:top w:type="dxa" w:w="90"/>
+              <w:left w:type="dxa" w:w="130"/>
+              <w:bottom w:type="dxa" w:w="90"/>
+              <w:right w:type="dxa" w:w="130"/>
+            </w:tcMar>
+          </w:tcPr>
+          <w:p>
+            <w:pPr>
+              <w:spacing w:after="0"/>
+            </w:pPr>
+            <w:r>
+              <w:rPr>
+                <w:b w:val="false"/>
+                <w:bCs w:val="false"/>
+                <w:sz w:val="21"/>
+                <w:szCs w:val="21"/>
+              </w:rPr>
+              <w:t xml:space="preserve">Oversigt</w:t>
+            </w:r>
+          </w:p>
+        </w:tc>
+        <w:tc>
+          <w:tcPr>
+            <w:tcW w:type="pct" w:w="76%"/>
+            <w:tcMar>
+              <w:top w:type="dxa" w:w="90"/>
+              <w:left w:type="dxa" w:w="130"/>
+              <w:bottom w:type="dxa" w:w="90"/>
+              <w:right w:type="dxa" w:w="130"/>
+            </w:tcMar>
+          </w:tcPr>
+          <w:p>
+            <w:pPr>
+              <w:spacing w:after="0"/>
+            </w:pPr>
+            <w:r>
+              <w:rPr>
+                <w:b w:val="false"/>
+                <w:bCs w:val="false"/>
+                <w:sz w:val="21"/>
+                <w:szCs w:val="21"/>
+              </w:rPr>
+              <w:t xml:space="preserve">én række pr. kundegruppe: type, KAM, kategori, omsætning og GM%</w:t>
             </w:r>
           </w:p>
         </w:tc>
@@ -6853,7 +6859,7 @@
       <w:tr>
         <w:tc>
           <w:tcPr>
-            <w:tcW w:type="pct" w:w="20%"/>
+            <w:tcW w:type="pct" w:w="24%"/>
             <w:shd w:fill="F5F8FB" w:val="clear"/>
             <w:tcMar>
               <w:top w:type="dxa" w:w="90"/>
@@ -6868,19 +6874,18 @@
             </w:pPr>
             <w:r>
               <w:rPr>
-                <w:rFonts w:ascii="Consolas" w:cs="Consolas" w:eastAsia="Consolas" w:hAnsi="Consolas"/>
-                <w:b w:val="false"/>
-                <w:bCs w:val="false"/>
-                <w:sz w:val="19"/>
-                <w:szCs w:val="19"/>
-              </w:rPr>
-              <w:t xml:space="preserve">kompakt</w:t>
-            </w:r>
-          </w:p>
-        </w:tc>
-        <w:tc>
-          <w:tcPr>
-            <w:tcW w:type="pct" w:w="80%"/>
+                <w:b w:val="false"/>
+                <w:bCs w:val="false"/>
+                <w:sz w:val="21"/>
+                <w:szCs w:val="21"/>
+              </w:rPr>
+              <w:t xml:space="preserve">Items_alle</w:t>
+            </w:r>
+          </w:p>
+        </w:tc>
+        <w:tc>
+          <w:tcPr>
+            <w:tcW w:type="pct" w:w="76%"/>
             <w:shd w:fill="F5F8FB" w:val="clear"/>
             <w:tcMar>
               <w:top w:type="dxa" w:w="90"/>
@@ -6900,7 +6905,7 @@
                 <w:sz w:val="21"/>
                 <w:szCs w:val="21"/>
               </w:rPr>
-              <w:t xml:space="preserve">de samlede tal pr. kundegruppe (anbefalet)</w:t>
+              <w:t xml:space="preserve">alle varer, inden outlier-filteret</w:t>
             </w:r>
           </w:p>
         </w:tc>
@@ -6908,52 +6913,105 @@
       <w:tr>
         <w:tc>
           <w:tcPr>
-            <w:tcW w:type="pct" w:w="20%"/>
-            <w:tcMar>
-              <w:top w:type="dxa" w:w="90"/>
-              <w:left w:type="dxa" w:w="130"/>
-              <w:bottom w:type="dxa" w:w="90"/>
-              <w:right w:type="dxa" w:w="130"/>
-            </w:tcMar>
-          </w:tcPr>
-          <w:p>
-            <w:pPr>
-              <w:spacing w:after="0"/>
-            </w:pPr>
-            <w:r>
-              <w:rPr>
-                <w:rFonts w:ascii="Consolas" w:cs="Consolas" w:eastAsia="Consolas" w:hAnsi="Consolas"/>
-                <w:b w:val="false"/>
-                <w:bCs w:val="false"/>
-                <w:sz w:val="19"/>
-                <w:szCs w:val="19"/>
-              </w:rPr>
-              <w:t xml:space="preserve">fuld</w:t>
-            </w:r>
-          </w:p>
-        </w:tc>
-        <w:tc>
-          <w:tcPr>
-            <w:tcW w:type="pct" w:w="80%"/>
-            <w:tcMar>
-              <w:top w:type="dxa" w:w="90"/>
-              <w:left w:type="dxa" w:w="130"/>
-              <w:bottom w:type="dxa" w:w="90"/>
-              <w:right w:type="dxa" w:w="130"/>
-            </w:tcMar>
-          </w:tcPr>
-          <w:p>
-            <w:pPr>
-              <w:spacing w:after="0"/>
-            </w:pPr>
-            <w:r>
-              <w:rPr>
-                <w:b w:val="false"/>
-                <w:bCs w:val="false"/>
-                <w:sz w:val="21"/>
-                <w:szCs w:val="21"/>
-              </w:rPr>
-              <w:t xml:space="preserve">alle kolonner, inklusive gennemsnitstal pr. kundegruppe</w:t>
+            <w:tcW w:type="pct" w:w="24%"/>
+            <w:tcMar>
+              <w:top w:type="dxa" w:w="90"/>
+              <w:left w:type="dxa" w:w="130"/>
+              <w:bottom w:type="dxa" w:w="90"/>
+              <w:right w:type="dxa" w:w="130"/>
+            </w:tcMar>
+          </w:tcPr>
+          <w:p>
+            <w:pPr>
+              <w:spacing w:after="0"/>
+            </w:pPr>
+            <w:r>
+              <w:rPr>
+                <w:b w:val="false"/>
+                <w:bCs w:val="false"/>
+                <w:sz w:val="21"/>
+                <w:szCs w:val="21"/>
+              </w:rPr>
+              <w:t xml:space="preserve">Items_filt</w:t>
+            </w:r>
+          </w:p>
+        </w:tc>
+        <w:tc>
+          <w:tcPr>
+            <w:tcW w:type="pct" w:w="76%"/>
+            <w:tcMar>
+              <w:top w:type="dxa" w:w="90"/>
+              <w:left w:type="dxa" w:w="130"/>
+              <w:bottom w:type="dxa" w:w="90"/>
+              <w:right w:type="dxa" w:w="130"/>
+            </w:tcMar>
+          </w:tcPr>
+          <w:p>
+            <w:pPr>
+              <w:spacing w:after="0"/>
+            </w:pPr>
+            <w:r>
+              <w:rPr>
+                <w:b w:val="false"/>
+                <w:bCs w:val="false"/>
+                <w:sz w:val="21"/>
+                <w:szCs w:val="21"/>
+              </w:rPr>
+              <w:t xml:space="preserve">de varer der faktisk blev tegnet</w:t>
+            </w:r>
+          </w:p>
+        </w:tc>
+      </w:tr>
+      <w:tr>
+        <w:tc>
+          <w:tcPr>
+            <w:tcW w:type="pct" w:w="24%"/>
+            <w:shd w:fill="F5F8FB" w:val="clear"/>
+            <w:tcMar>
+              <w:top w:type="dxa" w:w="90"/>
+              <w:left w:type="dxa" w:w="130"/>
+              <w:bottom w:type="dxa" w:w="90"/>
+              <w:right w:type="dxa" w:w="130"/>
+            </w:tcMar>
+          </w:tcPr>
+          <w:p>
+            <w:pPr>
+              <w:spacing w:after="0"/>
+            </w:pPr>
+            <w:r>
+              <w:rPr>
+                <w:b w:val="false"/>
+                <w:bCs w:val="false"/>
+                <w:sz w:val="21"/>
+                <w:szCs w:val="21"/>
+              </w:rPr>
+              <w:t xml:space="preserve">Parametre</w:t>
+            </w:r>
+          </w:p>
+        </w:tc>
+        <w:tc>
+          <w:tcPr>
+            <w:tcW w:type="pct" w:w="76%"/>
+            <w:shd w:fill="F5F8FB" w:val="clear"/>
+            <w:tcMar>
+              <w:top w:type="dxa" w:w="90"/>
+              <w:left w:type="dxa" w:w="130"/>
+              <w:bottom w:type="dxa" w:w="90"/>
+              <w:right w:type="dxa" w:w="130"/>
+            </w:tcMar>
+          </w:tcPr>
+          <w:p>
+            <w:pPr>
+              <w:spacing w:after="0"/>
+            </w:pPr>
+            <w:r>
+              <w:rPr>
+                <w:b w:val="false"/>
+                <w:bCs w:val="false"/>
+                <w:sz w:val="21"/>
+                <w:szCs w:val="21"/>
+              </w:rPr>
+              <w:t xml:space="preserve">de indstillinger kørslen brugte</w:t>
             </w:r>
           </w:p>
         </w:tc>
@@ -7399,7 +7457,7 @@
                 <w:sz w:val="21"/>
                 <w:szCs w:val="21"/>
               </w:rPr>
-              <w:t xml:space="preserve">Akser og områder</w:t>
+              <w:t xml:space="preserve">Grænser og områder</w:t>
             </w:r>
           </w:p>
         </w:tc>
@@ -7425,59 +7483,7 @@
                 <w:sz w:val="21"/>
                 <w:szCs w:val="21"/>
               </w:rPr>
-              <w:t xml:space="preserve">linear eller logaritmisk skala, kategori-grænser, volumenområder</w:t>
-            </w:r>
-          </w:p>
-        </w:tc>
-      </w:tr>
-      <w:tr>
-        <w:tc>
-          <w:tcPr>
-            <w:tcW w:type="pct" w:w="30%"/>
-            <w:tcMar>
-              <w:top w:type="dxa" w:w="90"/>
-              <w:left w:type="dxa" w:w="130"/>
-              <w:bottom w:type="dxa" w:w="90"/>
-              <w:right w:type="dxa" w:w="130"/>
-            </w:tcMar>
-          </w:tcPr>
-          <w:p>
-            <w:pPr>
-              <w:spacing w:after="0"/>
-            </w:pPr>
-            <w:r>
-              <w:rPr>
-                <w:b w:val="false"/>
-                <w:bCs w:val="false"/>
-                <w:sz w:val="21"/>
-                <w:szCs w:val="21"/>
-              </w:rPr>
-              <w:t xml:space="preserve">Output</w:t>
-            </w:r>
-          </w:p>
-        </w:tc>
-        <w:tc>
-          <w:tcPr>
-            <w:tcW w:type="pct" w:w="70%"/>
-            <w:tcMar>
-              <w:top w:type="dxa" w:w="90"/>
-              <w:left w:type="dxa" w:w="130"/>
-              <w:bottom w:type="dxa" w:w="90"/>
-              <w:right w:type="dxa" w:w="130"/>
-            </w:tcMar>
-          </w:tcPr>
-          <w:p>
-            <w:pPr>
-              <w:spacing w:after="0"/>
-            </w:pPr>
-            <w:r>
-              <w:rPr>
-                <w:b w:val="false"/>
-                <w:bCs w:val="false"/>
-                <w:sz w:val="21"/>
-                <w:szCs w:val="21"/>
-              </w:rPr>
-              <w:t xml:space="preserve">Excel-detaljeringsgrad</w:t>
+              <w:t xml:space="preserve">kategori-grænser og volumenområder</w:t>
             </w:r>
           </w:p>
         </w:tc>

--- a/docs/Kundesegmentering-introduktion.docx
+++ b/docs/Kundesegmentering-introduktion.docx
@@ -78,7 +78,7 @@
           <w:sz w:val="22"/>
           <w:szCs w:val="22"/>
         </w:rPr>
-        <w:t xml:space="preserve">Version af 16. september 2026</w:t>
+        <w:t xml:space="preserve">Version af 23. september 2026</w:t>
       </w:r>
     </w:p>
     <w:p>
@@ -1077,7 +1077,7 @@
                 <w:sz w:val="21"/>
                 <w:szCs w:val="21"/>
               </w:rPr>
-              <w:t xml:space="preserve">Regnskabsåret der bruges til at finde NYE kunder, på formen ÅÅÅÅ/ÅÅÅÅ. Udfyldes automatisk.</w:t>
+              <w:t xml:space="preserve">Regnskabsåret der bruges til at finde NYE kunder, på formen ÅÅÅÅ/ÅÅ. Udfyldes automatisk.</w:t>
             </w:r>
           </w:p>
         </w:tc>
@@ -3513,7 +3513,7 @@
           <w:sz w:val="21"/>
           <w:szCs w:val="21"/>
         </w:rPr>
-        <w:t xml:space="preserve">ny-regnskabsåret skrives ÅÅÅÅ/ÅÅÅÅ, fx 2026/2027. Hvilken måned året begynder i sættes under Indstillinger → Kundetyper; som udgangspunkt er det maj.</w:t>
+        <w:t xml:space="preserve">ny-regnskabsåret skrives ÅÅÅÅ/ÅÅ, fx 2026/27 — samme form som salgsudtrækket bruger. Hvilken måned året begynder i sættes under Indstillinger → Kundetyper; som udgangspunkt er det maj.</w:t>
       </w:r>
     </w:p>
     <w:p>
@@ -5467,6 +5467,186 @@
     </w:p>
     <w:p>
       <w:pPr>
+        <w:pStyle w:val="Heading2"/>
+        <w:spacing w:after="100" w:before="260"/>
+      </w:pPr>
+      <w:r>
+        <w:rPr>
+          <w:b/>
+          <w:bCs/>
+          <w:color w:val="2A5A8A"/>
+          <w:sz w:val="24"/>
+          <w:szCs w:val="24"/>
+        </w:rPr>
+        <w:t xml:space="preserve">Søg efter et varenummer</w:t>
+      </w:r>
+    </w:p>
+    <w:p>
+      <w:pPr>
+        <w:spacing w:after="140"/>
+      </w:pPr>
+      <w:r>
+        <w:rPr>
+          <w:b w:val="false"/>
+          <w:bCs w:val="false"/>
+          <w:i w:val="false"/>
+          <w:iCs w:val="false"/>
+          <w:sz w:val="22"/>
+          <w:szCs w:val="22"/>
+        </w:rPr>
+        <w:t xml:space="preserve">Over item-grafen er der et søgefelt. Skriv et varenummer, og varen bliver fremhævet, mens resten af punkterne tones ned — de forsvinder ikke, så du kan se hvor varen ligger i forhold til alle de andre. </w:t>
+      </w:r>
+      <w:r>
+        <w:rPr>
+          <w:b/>
+          <w:bCs/>
+          <w:i w:val="false"/>
+          <w:iCs w:val="false"/>
+          <w:sz w:val="22"/>
+          <w:szCs w:val="22"/>
+        </w:rPr>
+        <w:t xml:space="preserve">Ryd</w:t>
+      </w:r>
+      <w:r>
+        <w:rPr>
+          <w:b w:val="false"/>
+          <w:bCs w:val="false"/>
+          <w:i w:val="false"/>
+          <w:iCs w:val="false"/>
+          <w:sz w:val="22"/>
+          <w:szCs w:val="22"/>
+        </w:rPr>
+        <w:t xml:space="preserve"> fjerner markeringen igen.</w:t>
+      </w:r>
+    </w:p>
+    <w:p>
+      <w:pPr>
+        <w:pStyle w:val="ListParagraph"/>
+        <w:numPr>
+          <w:ilvl w:val="0"/>
+          <w:numId w:val="1"/>
+        </w:numPr>
+        <w:spacing w:after="60"/>
+      </w:pPr>
+      <w:r>
+        <w:rPr>
+          <w:b/>
+          <w:bCs/>
+          <w:sz w:val="22"/>
+          <w:szCs w:val="22"/>
+        </w:rPr>
+        <w:t xml:space="preserve">Flere varer ad gangen:</w:t>
+      </w:r>
+      <w:r>
+        <w:rPr>
+          <w:b w:val="false"/>
+          <w:bCs w:val="false"/>
+          <w:sz w:val="22"/>
+          <w:szCs w:val="22"/>
+        </w:rPr>
+        <w:t xml:space="preserve"> skriv numrene efter hinanden adskilt af komma eller mellemrum, for eksempel 701234, 712345.</w:t>
+      </w:r>
+    </w:p>
+    <w:p>
+      <w:pPr>
+        <w:pStyle w:val="ListParagraph"/>
+        <w:numPr>
+          <w:ilvl w:val="0"/>
+          <w:numId w:val="1"/>
+        </w:numPr>
+        <w:spacing w:after="60"/>
+      </w:pPr>
+      <w:r>
+        <w:rPr>
+          <w:b/>
+          <w:bCs/>
+          <w:sz w:val="22"/>
+          <w:szCs w:val="22"/>
+        </w:rPr>
+        <w:t xml:space="preserve">Dele af et nummer tæller med:</w:t>
+      </w:r>
+      <w:r>
+        <w:rPr>
+          <w:b w:val="false"/>
+          <w:bCs w:val="false"/>
+          <w:sz w:val="22"/>
+          <w:szCs w:val="22"/>
+        </w:rPr>
+        <w:t xml:space="preserve"> skriver du 7010, fremhæves alle varer hvis nummer indeholder 7010.</w:t>
+      </w:r>
+    </w:p>
+    <w:p>
+      <w:pPr>
+        <w:spacing w:after="140"/>
+      </w:pPr>
+      <w:r>
+        <w:rPr>
+          <w:b w:val="false"/>
+          <w:bCs w:val="false"/>
+          <w:i w:val="false"/>
+          <w:iCs w:val="false"/>
+          <w:sz w:val="22"/>
+          <w:szCs w:val="22"/>
+        </w:rPr>
+        <w:t xml:space="preserve">Under feltet står hvor mange varer der blev fundet — eller at ingen varer matcher, hvis nummeret ikke findes i udsnittet.</w:t>
+      </w:r>
+    </w:p>
+    <w:p>
+      <w:pPr>
+        <w:pStyle w:val="Heading2"/>
+        <w:spacing w:after="100" w:before="260"/>
+      </w:pPr>
+      <w:r>
+        <w:rPr>
+          <w:b/>
+          <w:bCs/>
+          <w:color w:val="2A5A8A"/>
+          <w:sz w:val="24"/>
+          <w:szCs w:val="24"/>
+        </w:rPr>
+        <w:t xml:space="preserve">Hvad hover-boksen viser</w:t>
+      </w:r>
+    </w:p>
+    <w:p>
+      <w:pPr>
+        <w:spacing w:after="140"/>
+      </w:pPr>
+      <w:r>
+        <w:rPr>
+          <w:b w:val="false"/>
+          <w:bCs w:val="false"/>
+          <w:i w:val="false"/>
+          <w:iCs w:val="false"/>
+          <w:sz w:val="22"/>
+          <w:szCs w:val="22"/>
+        </w:rPr>
+        <w:t xml:space="preserve">Kører du musen hen over et punkt, kommer der en boks med kundegruppe, kategori, KAM, GM%, turnover og </w:t>
+      </w:r>
+      <w:r>
+        <w:rPr>
+          <w:b/>
+          <w:bCs/>
+          <w:i w:val="false"/>
+          <w:iCs w:val="false"/>
+          <w:sz w:val="22"/>
+          <w:szCs w:val="22"/>
+        </w:rPr>
+        <w:t xml:space="preserve">seneste solgt</w:t>
+      </w:r>
+      <w:r>
+        <w:rPr>
+          <w:b w:val="false"/>
+          <w:bCs w:val="false"/>
+          <w:i w:val="false"/>
+          <w:iCs w:val="false"/>
+          <w:sz w:val="22"/>
+          <w:szCs w:val="22"/>
+        </w:rPr>
+        <w:t xml:space="preserve"> — den måned varen sidst blev solgt til netop den kunde, skrevet som ÅÅÅÅ-MM. Står der en tankestreg, mangler datoen i data.</w:t>
+      </w:r>
+    </w:p>
+    <w:p>
+      <w:pPr>
         <w:pBdr>
           <w:top w:val="single" w:color="E8D48B" w:sz="2"/>
           <w:bottom w:val="single" w:color="E8D48B" w:sz="2"/>
@@ -5723,7 +5903,7 @@
                 <w:sz w:val="21"/>
                 <w:szCs w:val="21"/>
               </w:rPr>
-              <w:t xml:space="preserve">slår Eksisterende, Ny eller Tidligere fra</w:t>
+              <w:t xml:space="preserve">slår Eksisterende, Ny, Genopstået eller Tidligere fra</w:t>
             </w:r>
           </w:p>
         </w:tc>
@@ -6695,6 +6875,186 @@
           <w:szCs w:val="22"/>
         </w:rPr>
         <w:t xml:space="preserve">Går noget galt undervejs, stopper programmet og viser fejlen i en boks. Der skrives ingen logfil.</w:t>
+      </w:r>
+    </w:p>
+    <w:p>
+      <w:pPr>
+        <w:pStyle w:val="Heading2"/>
+        <w:spacing w:after="100" w:before="260"/>
+      </w:pPr>
+      <w:r>
+        <w:rPr>
+          <w:b/>
+          <w:bCs/>
+          <w:color w:val="2A5A8A"/>
+          <w:sz w:val="24"/>
+          <w:szCs w:val="24"/>
+        </w:rPr>
+        <w:t xml:space="preserve">En engelsk udgave af graferne</w:t>
+      </w:r>
+    </w:p>
+    <w:p>
+      <w:pPr>
+        <w:spacing w:after="140"/>
+      </w:pPr>
+      <w:r>
+        <w:rPr>
+          <w:b w:val="false"/>
+          <w:bCs w:val="false"/>
+          <w:i w:val="false"/>
+          <w:iCs w:val="false"/>
+          <w:sz w:val="22"/>
+          <w:szCs w:val="22"/>
+        </w:rPr>
+        <w:t xml:space="preserve">Skal graferne sendes til en kunde eller en kollega der ikke læser dansk, sættes </w:t>
+      </w:r>
+      <w:r>
+        <w:rPr>
+          <w:b/>
+          <w:bCs/>
+          <w:i w:val="false"/>
+          <w:iCs w:val="false"/>
+          <w:sz w:val="22"/>
+          <w:szCs w:val="22"/>
+        </w:rPr>
+        <w:t xml:space="preserve">Lav også graferne på engelsk</w:t>
+      </w:r>
+      <w:r>
+        <w:rPr>
+          <w:b w:val="false"/>
+          <w:bCs w:val="false"/>
+          <w:i w:val="false"/>
+          <w:iCs w:val="false"/>
+          <w:sz w:val="22"/>
+          <w:szCs w:val="22"/>
+        </w:rPr>
+        <w:t xml:space="preserve"> til i indstillingerne. Så skrives de samme grafer en gang til i undermappen English/ — samme filnavne, engelske tekster.</w:t>
+      </w:r>
+    </w:p>
+    <w:p>
+      <w:pPr>
+        <w:shd w:fill="F2F2F2" w:val="clear"/>
+        <w:spacing w:after="160" w:before="100"/>
+        <w:ind w:left="288"/>
+      </w:pPr>
+      <w:r>
+        <w:rPr>
+          <w:rFonts w:ascii="Consolas" w:cs="Consolas" w:eastAsia="Consolas" w:hAnsi="Consolas"/>
+          <w:sz w:val="19"/>
+          <w:szCs w:val="19"/>
+        </w:rPr>
+        <w:t xml:space="preserve">Kundesegmentering 2026-09-23/</w:t>
+      </w:r>
+      <w:r>
+        <w:br/>
+      </w:r>
+      <w:r>
+        <w:rPr>
+          <w:rFonts w:ascii="Consolas" w:cs="Consolas" w:eastAsia="Consolas" w:hAnsi="Consolas"/>
+          <w:sz w:val="19"/>
+          <w:szCs w:val="19"/>
+        </w:rPr>
+        <w:t xml:space="preserve">  kunde_segmentering_kundegruppe_sinter.html      ← dansk</w:t>
+      </w:r>
+      <w:r>
+        <w:br/>
+      </w:r>
+      <w:r>
+        <w:rPr>
+          <w:rFonts w:ascii="Consolas" w:cs="Consolas" w:eastAsia="Consolas" w:hAnsi="Consolas"/>
+          <w:sz w:val="19"/>
+          <w:szCs w:val="19"/>
+        </w:rPr>
+        <w:t xml:space="preserve">  kunde_segmentering_item_sinter.html</w:t>
+      </w:r>
+      <w:r>
+        <w:br/>
+      </w:r>
+      <w:r>
+        <w:rPr>
+          <w:rFonts w:ascii="Consolas" w:cs="Consolas" w:eastAsia="Consolas" w:hAnsi="Consolas"/>
+          <w:sz w:val="19"/>
+          <w:szCs w:val="19"/>
+        </w:rPr>
+        <w:t xml:space="preserve">  kunde_segmentering.xlsx</w:t>
+      </w:r>
+      <w:r>
+        <w:br/>
+      </w:r>
+      <w:r>
+        <w:rPr>
+          <w:rFonts w:ascii="Consolas" w:cs="Consolas" w:eastAsia="Consolas" w:hAnsi="Consolas"/>
+          <w:sz w:val="19"/>
+          <w:szCs w:val="19"/>
+        </w:rPr>
+        <w:t xml:space="preserve">  English/</w:t>
+      </w:r>
+      <w:r>
+        <w:br/>
+      </w:r>
+      <w:r>
+        <w:rPr>
+          <w:rFonts w:ascii="Consolas" w:cs="Consolas" w:eastAsia="Consolas" w:hAnsi="Consolas"/>
+          <w:sz w:val="19"/>
+          <w:szCs w:val="19"/>
+        </w:rPr>
+        <w:t xml:space="preserve">    kunde_segmentering_kundegruppe_sinter.html    ← samme graf, engelsk</w:t>
+      </w:r>
+      <w:r>
+        <w:br/>
+      </w:r>
+      <w:r>
+        <w:rPr>
+          <w:rFonts w:ascii="Consolas" w:cs="Consolas" w:eastAsia="Consolas" w:hAnsi="Consolas"/>
+          <w:sz w:val="19"/>
+          <w:szCs w:val="19"/>
+        </w:rPr>
+        <w:t xml:space="preserve">    kunde_segmentering_item_sinter.html</w:t>
+      </w:r>
+    </w:p>
+    <w:p>
+      <w:pPr>
+        <w:spacing w:after="140"/>
+      </w:pPr>
+      <w:r>
+        <w:rPr>
+          <w:b w:val="false"/>
+          <w:bCs w:val="false"/>
+          <w:i w:val="false"/>
+          <w:iCs w:val="false"/>
+          <w:sz w:val="22"/>
+          <w:szCs w:val="22"/>
+        </w:rPr>
+        <w:t xml:space="preserve">Alt i grafen er oversat: titel, akser, knapper, farvekode, søgefelt og hover-boksen. Kundetyperne hedder Existing, New, Revived og Former, og volumenkravene hedder Level A til D. Kundenavne, KAM-initialer og brancher står som de står i data — de er navne, ikke ord der kan oversættes.</w:t>
+      </w:r>
+    </w:p>
+    <w:p>
+      <w:pPr>
+        <w:pBdr>
+          <w:top w:val="single" w:color="E8D48B" w:sz="2"/>
+          <w:bottom w:val="single" w:color="E8D48B" w:sz="2"/>
+          <w:left w:val="single" w:color="E8B44B" w:sz="12"/>
+          <w:right w:val="single" w:color="E8D48B" w:sz="2"/>
+        </w:pBdr>
+        <w:shd w:fill="FFF8E1" w:val="clear"/>
+        <w:spacing w:after="180" w:before="140"/>
+        <w:ind w:left="172" w:right="172"/>
+      </w:pPr>
+      <w:r>
+        <w:rPr>
+          <w:b/>
+          <w:bCs/>
+          <w:sz w:val="21"/>
+          <w:szCs w:val="21"/>
+        </w:rPr>
+        <w:t xml:space="preserve">Tallene kan ikke komme til at afvige.  </w:t>
+      </w:r>
+      <w:r>
+        <w:rPr>
+          <w:sz w:val="21"/>
+          <w:szCs w:val="21"/>
+        </w:rPr>
+        <w:t xml:space="preserve">Analysen køres ikke om for den engelske udgave. De to sæt grafer tegnes af ét og samme resultat, så et punkt ligger nøjagtig samme sted i begge. Det er kun teksten der er forskellig. Excel-rapporten og programmets egen brugerflade er på dansk.</w:t>
       </w:r>
     </w:p>
     <w:p>
@@ -7217,7 +7577,7 @@
                 <w:sz w:val="21"/>
                 <w:szCs w:val="21"/>
               </w:rPr>
-              <w:t xml:space="preserve">output-mappe og basisnavn på filerne</w:t>
+              <w:t xml:space="preserve">output-mappe, basisnavn på filerne og engelsk udgave af graferne</w:t>
             </w:r>
           </w:p>
         </w:tc>
@@ -7804,7 +8164,7 @@
                 <w:sz w:val="21"/>
                 <w:szCs w:val="21"/>
               </w:rPr>
-              <w:t xml:space="preserve">Ny-regnskabsåret passer ikke med kolonnen “Fiscal year”. Tjek formatet — der skal stå fx 2026/2027.</w:t>
+              <w:t xml:space="preserve">Ny-regnskabsåret passer ikke med kolonnen “Fiscal year”. Tjek formatet — der skal stå fx 2026/27.</w:t>
             </w:r>
           </w:p>
         </w:tc>

--- a/docs/Kundesegmentering-introduktion.docx
+++ b/docs/Kundesegmentering-introduktion.docx
@@ -3749,7 +3749,7 @@
           <w:sz w:val="24"/>
           <w:szCs w:val="24"/>
         </w:rPr>
-        <w:t xml:space="preserve">Trin 6 — Outlier-filter</w:t>
+        <w:t xml:space="preserve">Trin 6 — Frasortering af ekstreme varer</w:t>
       </w:r>
     </w:p>
     <w:p>
@@ -3765,7 +3765,263 @@
           <w:sz w:val="22"/>
           <w:szCs w:val="22"/>
         </w:rPr>
-        <w:t xml:space="preserve">Valgfrit. Inden for hver kundegruppe kan enkeltvarer der ligger ekstremt langt fra gennemsnittet sorteres fra, så de ikke trækker hele kunden skævt. Tærsklen sættes i antal standardafvigelser: 1 er aggressiv, 2 er det typiske valg, 3 fjerner kun det virkelig ekstreme.</w:t>
+        <w:t xml:space="preserve">Valgfrit, og der er to uafhængige mekanismer. Begge fjerner varen fra grafen </w:t>
+      </w:r>
+      <w:r>
+        <w:rPr>
+          <w:b/>
+          <w:bCs/>
+          <w:i w:val="false"/>
+          <w:iCs w:val="false"/>
+          <w:sz w:val="22"/>
+          <w:szCs w:val="22"/>
+        </w:rPr>
+        <w:t xml:space="preserve">og</w:t>
+      </w:r>
+      <w:r>
+        <w:rPr>
+          <w:b w:val="false"/>
+          <w:bCs w:val="false"/>
+          <w:i w:val="false"/>
+          <w:iCs w:val="false"/>
+          <w:sz w:val="22"/>
+          <w:szCs w:val="22"/>
+        </w:rPr>
+        <w:t xml:space="preserve"> fra kundens samlede tal, og begge skriver de fjernede varer på Excel-fanen Outliers med en årsag.</w:t>
+      </w:r>
+    </w:p>
+    <w:p>
+      <w:pPr>
+        <w:spacing w:after="140"/>
+      </w:pPr>
+      <w:r>
+        <w:rPr>
+          <w:b/>
+          <w:bCs/>
+          <w:i w:val="false"/>
+          <w:iCs w:val="false"/>
+          <w:sz w:val="22"/>
+          <w:szCs w:val="22"/>
+        </w:rPr>
+        <w:t xml:space="preserve">Z-score</w:t>
+      </w:r>
+      <w:r>
+        <w:rPr>
+          <w:b w:val="false"/>
+          <w:bCs w:val="false"/>
+          <w:i w:val="false"/>
+          <w:iCs w:val="false"/>
+          <w:sz w:val="22"/>
+          <w:szCs w:val="22"/>
+        </w:rPr>
+        <w:t xml:space="preserve"> måler hver vare mod kundens øvrige varer. Tærsklen sættes i antal standardafvigelser: 1 er aggressiv, 2 er det typiske valg, 3 fjerner kun det virkelig ekstreme.</w:t>
+      </w:r>
+    </w:p>
+    <w:p>
+      <w:pPr>
+        <w:spacing w:after="140"/>
+      </w:pPr>
+      <w:r>
+        <w:rPr>
+          <w:b w:val="false"/>
+          <w:bCs w:val="false"/>
+          <w:i w:val="false"/>
+          <w:iCs w:val="false"/>
+          <w:sz w:val="22"/>
+          <w:szCs w:val="22"/>
+        </w:rPr>
+        <w:t xml:space="preserve">Den har en begrænsning det er værd at kende. Den største z-score der overhovedet kan opstå hos en kunde med n varer er kvadratroden af (n−1):</w:t>
+      </w:r>
+    </w:p>
+    <w:p>
+      <w:pPr>
+        <w:shd w:fill="F2F2F2" w:val="clear"/>
+        <w:spacing w:after="160" w:before="100"/>
+        <w:ind w:left="288"/>
+      </w:pPr>
+      <w:r>
+        <w:rPr>
+          <w:rFonts w:ascii="Consolas" w:cs="Consolas" w:eastAsia="Consolas" w:hAnsi="Consolas"/>
+          <w:sz w:val="19"/>
+          <w:szCs w:val="19"/>
+        </w:rPr>
+        <w:t xml:space="preserve">  2 varer  -&gt;  største mulige z-score  1,00</w:t>
+      </w:r>
+      <w:r>
+        <w:br/>
+      </w:r>
+      <w:r>
+        <w:rPr>
+          <w:rFonts w:ascii="Consolas" w:cs="Consolas" w:eastAsia="Consolas" w:hAnsi="Consolas"/>
+          <w:sz w:val="19"/>
+          <w:szCs w:val="19"/>
+        </w:rPr>
+        <w:t xml:space="preserve">  3 varer  -&gt;                          1,41</w:t>
+      </w:r>
+      <w:r>
+        <w:br/>
+      </w:r>
+      <w:r>
+        <w:rPr>
+          <w:rFonts w:ascii="Consolas" w:cs="Consolas" w:eastAsia="Consolas" w:hAnsi="Consolas"/>
+          <w:sz w:val="19"/>
+          <w:szCs w:val="19"/>
+        </w:rPr>
+        <w:t xml:space="preserve">  4 varer  -&gt;                          1,73</w:t>
+      </w:r>
+      <w:r>
+        <w:br/>
+      </w:r>
+      <w:r>
+        <w:rPr>
+          <w:rFonts w:ascii="Consolas" w:cs="Consolas" w:eastAsia="Consolas" w:hAnsi="Consolas"/>
+          <w:sz w:val="19"/>
+          <w:szCs w:val="19"/>
+        </w:rPr>
+        <w:t xml:space="preserve">  5 varer  -&gt;                          2,00</w:t>
+      </w:r>
+      <w:r>
+        <w:br/>
+      </w:r>
+      <w:r>
+        <w:rPr>
+          <w:rFonts w:ascii="Consolas" w:cs="Consolas" w:eastAsia="Consolas" w:hAnsi="Consolas"/>
+          <w:sz w:val="19"/>
+          <w:szCs w:val="19"/>
+        </w:rPr>
+        <w:t xml:space="preserve">  6 varer  -&gt;                          2,24</w:t>
+      </w:r>
+    </w:p>
+    <w:p>
+      <w:pPr>
+        <w:spacing w:after="140"/>
+      </w:pPr>
+      <w:r>
+        <w:rPr>
+          <w:b w:val="false"/>
+          <w:bCs w:val="false"/>
+          <w:i w:val="false"/>
+          <w:iCs w:val="false"/>
+          <w:sz w:val="22"/>
+          <w:szCs w:val="22"/>
+        </w:rPr>
+        <w:t xml:space="preserve">Med tærskel 2 fjernes der derfor </w:t>
+      </w:r>
+      <w:r>
+        <w:rPr>
+          <w:b/>
+          <w:bCs/>
+          <w:i w:val="false"/>
+          <w:iCs w:val="false"/>
+          <w:sz w:val="22"/>
+          <w:szCs w:val="22"/>
+        </w:rPr>
+        <w:t xml:space="preserve">aldrig</w:t>
+      </w:r>
+      <w:r>
+        <w:rPr>
+          <w:b w:val="false"/>
+          <w:bCs w:val="false"/>
+          <w:i w:val="false"/>
+          <w:iCs w:val="false"/>
+          <w:sz w:val="22"/>
+          <w:szCs w:val="22"/>
+        </w:rPr>
+        <w:t xml:space="preserve"> noget hos en kunde med under seks varer — uanset hvor vild marginen er. Grunden er at varen selv er med til at bestemme det målebånd den måles med: en margin på −1014 % blandt tre varer trækker gennemsnittet ned til −307 % og spredningen op på 500 procentpoint, og målt mod dét ligger varen kun 1,4 spredninger fra midten.</w:t>
+      </w:r>
+    </w:p>
+    <w:p>
+      <w:pPr>
+        <w:spacing w:after="140"/>
+      </w:pPr>
+      <w:r>
+        <w:rPr>
+          <w:b/>
+          <w:bCs/>
+          <w:i w:val="false"/>
+          <w:iCs w:val="false"/>
+          <w:sz w:val="22"/>
+          <w:szCs w:val="22"/>
+        </w:rPr>
+        <w:t xml:space="preserve">Faste GM%-grænser</w:t>
+      </w:r>
+      <w:r>
+        <w:rPr>
+          <w:b w:val="false"/>
+          <w:bCs w:val="false"/>
+          <w:i w:val="false"/>
+          <w:iCs w:val="false"/>
+          <w:sz w:val="22"/>
+          <w:szCs w:val="22"/>
+        </w:rPr>
+        <w:t xml:space="preserve"> dækker netop det hul. De frasorterer varer hvis margin ligger uden for et fast spænd — fx under −30 % eller over 100 % — og de virker ved ethvert antal varer, også hos en kunde med to. Lader man et felt stå tomt, er der ingen grænse i den retning.</w:t>
+      </w:r>
+    </w:p>
+    <w:p>
+      <w:pPr>
+        <w:spacing w:after="140"/>
+      </w:pPr>
+      <w:r>
+        <w:rPr>
+          <w:b w:val="false"/>
+          <w:bCs w:val="false"/>
+          <w:i w:val="false"/>
+          <w:iCs w:val="false"/>
+          <w:sz w:val="22"/>
+          <w:szCs w:val="22"/>
+        </w:rPr>
+        <w:t xml:space="preserve">Grænserne anvendes </w:t>
+      </w:r>
+      <w:r>
+        <w:rPr>
+          <w:b/>
+          <w:bCs/>
+          <w:i w:val="false"/>
+          <w:iCs w:val="false"/>
+          <w:sz w:val="22"/>
+          <w:szCs w:val="22"/>
+        </w:rPr>
+        <w:t xml:space="preserve">før</w:t>
+      </w:r>
+      <w:r>
+        <w:rPr>
+          <w:b w:val="false"/>
+          <w:bCs w:val="false"/>
+          <w:i w:val="false"/>
+          <w:iCs w:val="false"/>
+          <w:sz w:val="22"/>
+          <w:szCs w:val="22"/>
+        </w:rPr>
+        <w:t xml:space="preserve"> z-scoren, så en vild vare ikke får lov at trække spredningen op og skjule de øvrige afvigere. De virker også når Fjern outliers er slået helt fra.</w:t>
+      </w:r>
+    </w:p>
+    <w:p>
+      <w:pPr>
+        <w:pBdr>
+          <w:top w:val="single" w:color="E8D48B" w:sz="2"/>
+          <w:bottom w:val="single" w:color="E8D48B" w:sz="2"/>
+          <w:left w:val="single" w:color="E8B44B" w:sz="12"/>
+          <w:right w:val="single" w:color="E8D48B" w:sz="2"/>
+        </w:pBdr>
+        <w:shd w:fill="FFF8E1" w:val="clear"/>
+        <w:spacing w:after="180" w:before="140"/>
+        <w:ind w:left="172" w:right="172"/>
+      </w:pPr>
+      <w:r>
+        <w:rPr>
+          <w:b/>
+          <w:bCs/>
+          <w:sz w:val="21"/>
+          <w:szCs w:val="21"/>
+        </w:rPr>
+        <w:t xml:space="preserve">Kunden forsvinder aldrig helt.  </w:t>
+      </w:r>
+      <w:r>
+        <w:rPr>
+          <w:sz w:val="21"/>
+          <w:szCs w:val="21"/>
+        </w:rPr>
+        <w:t xml:space="preserve">Ligger alle en kundes varer uden for spændet, beholdes de urørt. Ellers ville kunden ryge ud af analysen — også ud af sin egen omsætning — uden at nogen lagde mærke til det. Det siges i fremdriftsteksten når det sker.</w:t>
       </w:r>
     </w:p>
     <w:p>
@@ -5440,7 +5696,7 @@
           <w:sz w:val="22"/>
           <w:szCs w:val="22"/>
         </w:rPr>
-        <w:t xml:space="preserve">Øverst til venstre over kundegruppe-grafen står en lille </w:t>
+        <w:t xml:space="preserve">Under kundegruppe-grafen — mellem x-aksen og den første knaprække — står en lille </w:t>
       </w:r>
       <w:r>
         <w:rPr>
@@ -5494,7 +5750,7 @@
           <w:sz w:val="22"/>
           <w:szCs w:val="22"/>
         </w:rPr>
-        <w:t xml:space="preserve">Over item-grafen er der et søgefelt. Skriv et varenummer, og varen bliver fremhævet, mens resten af punkterne tones ned — de forsvinder ikke, så du kan se hvor varen ligger i forhold til alle de andre. </w:t>
+        <w:t xml:space="preserve">Under item-grafen, samme sted som farvekoden sidder på den anden graf, er der et søgefelt. Skriv et varenummer, og varen bliver fremhævet, mens resten af punkterne tones ned — de forsvinder ikke, så du kan se hvor varen ligger i forhold til alle de andre. </w:t>
       </w:r>
       <w:r>
         <w:rPr>
@@ -6928,7 +7184,7 @@
           <w:sz w:val="22"/>
           <w:szCs w:val="22"/>
         </w:rPr>
-        <w:t xml:space="preserve"> til i indstillingerne. Så skrives de samme grafer en gang til i undermappen English/ — samme filnavne, engelske tekster.</w:t>
+        <w:t xml:space="preserve"> til i indstillingerne. Så skrives de samme grafer en gang til i undermappen English/ — samme filnavne. Også filnavnene er oversat, så mappen kan sendes videre som den er.</w:t>
       </w:r>
     </w:p>
     <w:p>
@@ -6954,7 +7210,7 @@
           <w:sz w:val="19"/>
           <w:szCs w:val="19"/>
         </w:rPr>
-        <w:t xml:space="preserve">  kunde_segmentering_kundegruppe_sinter.html      ← dansk</w:t>
+        <w:t xml:space="preserve">  kunde_segmentering_kundegruppe_sinter.html</w:t>
       </w:r>
       <w:r>
         <w:br/>
@@ -6998,7 +7254,7 @@
           <w:sz w:val="19"/>
           <w:szCs w:val="19"/>
         </w:rPr>
-        <w:t xml:space="preserve">    kunde_segmentering_kundegruppe_sinter.html    ← samme graf, engelsk</w:t>
+        <w:t xml:space="preserve">    customer_segmentation_customer_group_sinter.html</w:t>
       </w:r>
       <w:r>
         <w:br/>
@@ -7009,7 +7265,7 @@
           <w:sz w:val="19"/>
           <w:szCs w:val="19"/>
         </w:rPr>
-        <w:t xml:space="preserve">    kunde_segmentering_item_sinter.html</w:t>
+        <w:t xml:space="preserve">    customer_segmentation_item_sinter.html</w:t>
       </w:r>
     </w:p>
     <w:p>
@@ -7026,6 +7282,44 @@
           <w:szCs w:val="22"/>
         </w:rPr>
         <w:t xml:space="preserve">Alt i grafen er oversat: titel, akser, knapper, farvekode, søgefelt og hover-boksen. Kundetyperne hedder Existing, New, Revived og Former, og volumenkravene hedder Level A til D. Kundenavne, KAM-initialer og brancher står som de står i data — de er navne, ikke ord der kan oversættes.</w:t>
+      </w:r>
+    </w:p>
+    <w:p>
+      <w:pPr>
+        <w:spacing w:after="140"/>
+      </w:pPr>
+      <w:r>
+        <w:rPr>
+          <w:b w:val="false"/>
+          <w:bCs w:val="false"/>
+          <w:i w:val="false"/>
+          <w:iCs w:val="false"/>
+          <w:sz w:val="22"/>
+          <w:szCs w:val="22"/>
+        </w:rPr>
+        <w:t xml:space="preserve">Det samme gælder basisnavnet på filerne. Står feltet </w:t>
+      </w:r>
+      <w:r>
+        <w:rPr>
+          <w:b/>
+          <w:bCs/>
+          <w:i w:val="false"/>
+          <w:iCs w:val="false"/>
+          <w:sz w:val="22"/>
+          <w:szCs w:val="22"/>
+        </w:rPr>
+        <w:t xml:space="preserve">Basisnavn (filer)</w:t>
+      </w:r>
+      <w:r>
+        <w:rPr>
+          <w:b w:val="false"/>
+          <w:bCs w:val="false"/>
+          <w:i w:val="false"/>
+          <w:iCs w:val="false"/>
+          <w:sz w:val="22"/>
+          <w:szCs w:val="22"/>
+        </w:rPr>
+        <w:t xml:space="preserve"> på fabriksnavnet kunde_segmentering, er det vores eget ord, og det bliver til customer_segmentation. Har du selv skrevet et navn, er det dit, og det står uændret på begge sprog.</w:t>
       </w:r>
     </w:p>
     <w:p>
@@ -7683,7 +7977,7 @@
                 <w:sz w:val="21"/>
                 <w:szCs w:val="21"/>
               </w:rPr>
-              <w:t xml:space="preserve">ekskluderede grupper og typer, nul-rækker, døde items, outliers</w:t>
+              <w:t xml:space="preserve">ekskluderede grupper og typer, nul-rækker, døde items, outliers og faste GM%-grænser</w:t>
             </w:r>
           </w:p>
         </w:tc>
@@ -8271,6 +8565,112 @@
                 <w:szCs w:val="21"/>
               </w:rPr>
               <w:t xml:space="preserve">Udsnittet indeholder ingen rækker — fx kun sinter i en fil uden sinter-varer.</w:t>
+            </w:r>
+          </w:p>
+        </w:tc>
+      </w:tr>
+      <w:tr>
+        <w:tc>
+          <w:tcPr>
+            <w:tcW w:type="pct" w:w="38%"/>
+            <w:tcMar>
+              <w:top w:type="dxa" w:w="90"/>
+              <w:left w:type="dxa" w:w="130"/>
+              <w:bottom w:type="dxa" w:w="90"/>
+              <w:right w:type="dxa" w:w="130"/>
+            </w:tcMar>
+          </w:tcPr>
+          <w:p>
+            <w:pPr>
+              <w:spacing w:after="0"/>
+            </w:pPr>
+            <w:r>
+              <w:rPr>
+                <w:b w:val="false"/>
+                <w:bCs w:val="false"/>
+                <w:sz w:val="21"/>
+                <w:szCs w:val="21"/>
+              </w:rPr>
+              <w:t xml:space="preserve">En vare mangler på item-grafen</w:t>
+            </w:r>
+          </w:p>
+        </w:tc>
+        <w:tc>
+          <w:tcPr>
+            <w:tcW w:type="pct" w:w="62%"/>
+            <w:tcMar>
+              <w:top w:type="dxa" w:w="90"/>
+              <w:left w:type="dxa" w:w="130"/>
+              <w:bottom w:type="dxa" w:w="90"/>
+              <w:right w:type="dxa" w:w="130"/>
+            </w:tcMar>
+          </w:tcPr>
+          <w:p>
+            <w:pPr>
+              <w:spacing w:after="0"/>
+            </w:pPr>
+            <w:r>
+              <w:rPr>
+                <w:b w:val="false"/>
+                <w:bCs w:val="false"/>
+                <w:sz w:val="21"/>
+                <w:szCs w:val="21"/>
+              </w:rPr>
+              <w:t xml:space="preserve">Varen har nul eller negativ turnover i vinduet. Y-aksen er logaritmisk, og logaritmen af et negativt tal findes ikke, så punktet kan ikke tegnes. Varen tæller stadig fuldt ud med i kundens omsætning, GM% og kategori, og den står i Excel-rapporten.</w:t>
+            </w:r>
+          </w:p>
+        </w:tc>
+      </w:tr>
+      <w:tr>
+        <w:tc>
+          <w:tcPr>
+            <w:tcW w:type="pct" w:w="38%"/>
+            <w:shd w:fill="F5F8FB" w:val="clear"/>
+            <w:tcMar>
+              <w:top w:type="dxa" w:w="90"/>
+              <w:left w:type="dxa" w:w="130"/>
+              <w:bottom w:type="dxa" w:w="90"/>
+              <w:right w:type="dxa" w:w="130"/>
+            </w:tcMar>
+          </w:tcPr>
+          <w:p>
+            <w:pPr>
+              <w:spacing w:after="0"/>
+            </w:pPr>
+            <w:r>
+              <w:rPr>
+                <w:b w:val="false"/>
+                <w:bCs w:val="false"/>
+                <w:sz w:val="21"/>
+                <w:szCs w:val="21"/>
+              </w:rPr>
+              <w:t xml:space="preserve">En vare med vanvittig margin bliver ikke fjernet</w:t>
+            </w:r>
+          </w:p>
+        </w:tc>
+        <w:tc>
+          <w:tcPr>
+            <w:tcW w:type="pct" w:w="62%"/>
+            <w:shd w:fill="F5F8FB" w:val="clear"/>
+            <w:tcMar>
+              <w:top w:type="dxa" w:w="90"/>
+              <w:left w:type="dxa" w:w="130"/>
+              <w:bottom w:type="dxa" w:w="90"/>
+              <w:right w:type="dxa" w:w="130"/>
+            </w:tcMar>
+          </w:tcPr>
+          <w:p>
+            <w:pPr>
+              <w:spacing w:after="0"/>
+            </w:pPr>
+            <w:r>
+              <w:rPr>
+                <w:b w:val="false"/>
+                <w:bCs w:val="false"/>
+                <w:sz w:val="21"/>
+                <w:szCs w:val="21"/>
+              </w:rPr>
+              <w:t xml:space="preserve">Har kunden under seks varer, kan z-scoren ikke nå op over tærskel 2 — se kapitel 4, trin 6. Brug de faste GM%-grænser i stedet.</w:t>
             </w:r>
           </w:p>
         </w:tc>

--- a/docs/Kundesegmentering-introduktion.docx
+++ b/docs/Kundesegmentering-introduktion.docx
@@ -3749,7 +3749,7 @@
           <w:sz w:val="24"/>
           <w:szCs w:val="24"/>
         </w:rPr>
-        <w:t xml:space="preserve">Trin 6 — Frasortering af ekstreme varer</w:t>
+        <w:t xml:space="preserve">Trin 6 — GM%-grænser</w:t>
       </w:r>
     </w:p>
     <w:p>
@@ -3765,29 +3765,29 @@
           <w:sz w:val="22"/>
           <w:szCs w:val="22"/>
         </w:rPr>
-        <w:t xml:space="preserve">Valgfrit, og der er to uafhængige mekanismer. Begge fjerner varen fra grafen </w:t>
-      </w:r>
-      <w:r>
-        <w:rPr>
-          <w:b/>
-          <w:bCs/>
-          <w:i w:val="false"/>
-          <w:iCs w:val="false"/>
-          <w:sz w:val="22"/>
-          <w:szCs w:val="22"/>
-        </w:rPr>
-        <w:t xml:space="preserve">og</w:t>
-      </w:r>
-      <w:r>
-        <w:rPr>
-          <w:b w:val="false"/>
-          <w:bCs w:val="false"/>
-          <w:i w:val="false"/>
-          <w:iCs w:val="false"/>
-          <w:sz w:val="22"/>
-          <w:szCs w:val="22"/>
-        </w:rPr>
-        <w:t xml:space="preserve"> fra kundens samlede tal, og begge skriver de fjernede varer på Excel-fanen Outliers med en årsag.</w:t>
+        <w:t xml:space="preserve">Varer hvis margin ligger uden for et fast spænd sorteres fra, inden varerne lægges sammen til kundegruppe-niveau. Standarden er </w:t>
+      </w:r>
+      <w:r>
+        <w:rPr>
+          <w:b/>
+          <w:bCs/>
+          <w:i w:val="false"/>
+          <w:iCs w:val="false"/>
+          <w:sz w:val="22"/>
+          <w:szCs w:val="22"/>
+        </w:rPr>
+        <w:t xml:space="preserve">under −50 %</w:t>
+      </w:r>
+      <w:r>
+        <w:rPr>
+          <w:b w:val="false"/>
+          <w:bCs w:val="false"/>
+          <w:i w:val="false"/>
+          <w:iCs w:val="false"/>
+          <w:sz w:val="22"/>
+          <w:szCs w:val="22"/>
+        </w:rPr>
+        <w:t xml:space="preserve">, og der er ingen øvre grænse. Lader man et felt stå tomt, er der ingen grænse i den retning.</w:t>
       </w:r>
     </w:p>
     <w:p>
@@ -3796,203 +3796,14 @@
       </w:pPr>
       <w:r>
         <w:rPr>
-          <w:b/>
-          <w:bCs/>
-          <w:i w:val="false"/>
-          <w:iCs w:val="false"/>
-          <w:sz w:val="22"/>
-          <w:szCs w:val="22"/>
-        </w:rPr>
-        <w:t xml:space="preserve">Z-score</w:t>
-      </w:r>
-      <w:r>
-        <w:rPr>
-          <w:b w:val="false"/>
-          <w:bCs w:val="false"/>
-          <w:i w:val="false"/>
-          <w:iCs w:val="false"/>
-          <w:sz w:val="22"/>
-          <w:szCs w:val="22"/>
-        </w:rPr>
-        <w:t xml:space="preserve"> måler hver vare mod kundens øvrige varer. Tærsklen sættes i antal standardafvigelser: 1 er aggressiv, 2 er det typiske valg, 3 fjerner kun det virkelig ekstreme.</w:t>
-      </w:r>
-    </w:p>
-    <w:p>
-      <w:pPr>
-        <w:spacing w:after="140"/>
-      </w:pPr>
-      <w:r>
-        <w:rPr>
-          <w:b w:val="false"/>
-          <w:bCs w:val="false"/>
-          <w:i w:val="false"/>
-          <w:iCs w:val="false"/>
-          <w:sz w:val="22"/>
-          <w:szCs w:val="22"/>
-        </w:rPr>
-        <w:t xml:space="preserve">Den har en begrænsning det er værd at kende. Den største z-score der overhovedet kan opstå hos en kunde med n varer er kvadratroden af (n−1):</w:t>
-      </w:r>
-    </w:p>
-    <w:p>
-      <w:pPr>
-        <w:shd w:fill="F2F2F2" w:val="clear"/>
-        <w:spacing w:after="160" w:before="100"/>
-        <w:ind w:left="288"/>
-      </w:pPr>
-      <w:r>
-        <w:rPr>
-          <w:rFonts w:ascii="Consolas" w:cs="Consolas" w:eastAsia="Consolas" w:hAnsi="Consolas"/>
-          <w:sz w:val="19"/>
-          <w:szCs w:val="19"/>
-        </w:rPr>
-        <w:t xml:space="preserve">  2 varer  -&gt;  største mulige z-score  1,00</w:t>
-      </w:r>
-      <w:r>
-        <w:br/>
-      </w:r>
-      <w:r>
-        <w:rPr>
-          <w:rFonts w:ascii="Consolas" w:cs="Consolas" w:eastAsia="Consolas" w:hAnsi="Consolas"/>
-          <w:sz w:val="19"/>
-          <w:szCs w:val="19"/>
-        </w:rPr>
-        <w:t xml:space="preserve">  3 varer  -&gt;                          1,41</w:t>
-      </w:r>
-      <w:r>
-        <w:br/>
-      </w:r>
-      <w:r>
-        <w:rPr>
-          <w:rFonts w:ascii="Consolas" w:cs="Consolas" w:eastAsia="Consolas" w:hAnsi="Consolas"/>
-          <w:sz w:val="19"/>
-          <w:szCs w:val="19"/>
-        </w:rPr>
-        <w:t xml:space="preserve">  4 varer  -&gt;                          1,73</w:t>
-      </w:r>
-      <w:r>
-        <w:br/>
-      </w:r>
-      <w:r>
-        <w:rPr>
-          <w:rFonts w:ascii="Consolas" w:cs="Consolas" w:eastAsia="Consolas" w:hAnsi="Consolas"/>
-          <w:sz w:val="19"/>
-          <w:szCs w:val="19"/>
-        </w:rPr>
-        <w:t xml:space="preserve">  5 varer  -&gt;                          2,00</w:t>
-      </w:r>
-      <w:r>
-        <w:br/>
-      </w:r>
-      <w:r>
-        <w:rPr>
-          <w:rFonts w:ascii="Consolas" w:cs="Consolas" w:eastAsia="Consolas" w:hAnsi="Consolas"/>
-          <w:sz w:val="19"/>
-          <w:szCs w:val="19"/>
-        </w:rPr>
-        <w:t xml:space="preserve">  6 varer  -&gt;                          2,24</w:t>
-      </w:r>
-    </w:p>
-    <w:p>
-      <w:pPr>
-        <w:spacing w:after="140"/>
-      </w:pPr>
-      <w:r>
-        <w:rPr>
-          <w:b w:val="false"/>
-          <w:bCs w:val="false"/>
-          <w:i w:val="false"/>
-          <w:iCs w:val="false"/>
-          <w:sz w:val="22"/>
-          <w:szCs w:val="22"/>
-        </w:rPr>
-        <w:t xml:space="preserve">Med tærskel 2 fjernes der derfor </w:t>
-      </w:r>
-      <w:r>
-        <w:rPr>
-          <w:b/>
-          <w:bCs/>
-          <w:i w:val="false"/>
-          <w:iCs w:val="false"/>
-          <w:sz w:val="22"/>
-          <w:szCs w:val="22"/>
-        </w:rPr>
-        <w:t xml:space="preserve">aldrig</w:t>
-      </w:r>
-      <w:r>
-        <w:rPr>
-          <w:b w:val="false"/>
-          <w:bCs w:val="false"/>
-          <w:i w:val="false"/>
-          <w:iCs w:val="false"/>
-          <w:sz w:val="22"/>
-          <w:szCs w:val="22"/>
-        </w:rPr>
-        <w:t xml:space="preserve"> noget hos en kunde med under seks varer — uanset hvor vild marginen er. Grunden er at varen selv er med til at bestemme det målebånd den måles med: en margin på −1014 % blandt tre varer trækker gennemsnittet ned til −307 % og spredningen op på 500 procentpoint, og målt mod dét ligger varen kun 1,4 spredninger fra midten.</w:t>
-      </w:r>
-    </w:p>
-    <w:p>
-      <w:pPr>
-        <w:spacing w:after="140"/>
-      </w:pPr>
-      <w:r>
-        <w:rPr>
-          <w:b/>
-          <w:bCs/>
-          <w:i w:val="false"/>
-          <w:iCs w:val="false"/>
-          <w:sz w:val="22"/>
-          <w:szCs w:val="22"/>
-        </w:rPr>
-        <w:t xml:space="preserve">Faste GM%-grænser</w:t>
-      </w:r>
-      <w:r>
-        <w:rPr>
-          <w:b w:val="false"/>
-          <w:bCs w:val="false"/>
-          <w:i w:val="false"/>
-          <w:iCs w:val="false"/>
-          <w:sz w:val="22"/>
-          <w:szCs w:val="22"/>
-        </w:rPr>
-        <w:t xml:space="preserve"> dækker netop det hul. De frasorterer varer hvis margin ligger uden for et fast spænd — fx under −30 % eller over 100 % — og de virker ved ethvert antal varer, også hos en kunde med to. Lader man et felt stå tomt, er der ingen grænse i den retning.</w:t>
-      </w:r>
-    </w:p>
-    <w:p>
-      <w:pPr>
-        <w:spacing w:after="140"/>
-      </w:pPr>
-      <w:r>
-        <w:rPr>
-          <w:b w:val="false"/>
-          <w:bCs w:val="false"/>
-          <w:i w:val="false"/>
-          <w:iCs w:val="false"/>
-          <w:sz w:val="22"/>
-          <w:szCs w:val="22"/>
-        </w:rPr>
-        <w:t xml:space="preserve">Grænserne anvendes </w:t>
-      </w:r>
-      <w:r>
-        <w:rPr>
-          <w:b/>
-          <w:bCs/>
-          <w:i w:val="false"/>
-          <w:iCs w:val="false"/>
-          <w:sz w:val="22"/>
-          <w:szCs w:val="22"/>
-        </w:rPr>
-        <w:t xml:space="preserve">før</w:t>
-      </w:r>
-      <w:r>
-        <w:rPr>
-          <w:b w:val="false"/>
-          <w:bCs w:val="false"/>
-          <w:i w:val="false"/>
-          <w:iCs w:val="false"/>
-          <w:sz w:val="22"/>
-          <w:szCs w:val="22"/>
-        </w:rPr>
-        <w:t xml:space="preserve"> z-scoren, så en vild vare ikke får lov at trække spredningen op og skjule de øvrige afvigere. De virker også når Fjern outliers er slået helt fra.</w:t>
+          <w:b w:val="false"/>
+          <w:bCs w:val="false"/>
+          <w:i w:val="false"/>
+          <w:iCs w:val="false"/>
+          <w:sz w:val="22"/>
+          <w:szCs w:val="22"/>
+        </w:rPr>
+        <w:t xml:space="preserve">Den nedre standard fanger de rækker hvor omkostningen og omsætningen er landet i hver sin måned — en kreditnota eller en returvare — uden at røre ved varer der bare er solgt med tab. En øvre grænse omkring 100 % er værd at overveje: en GM over 100 % betyder at dækningsbidraget er større end omsætningen, hvilket ikke kan lade sig gøre ved et normalt salg.</w:t>
       </w:r>
     </w:p>
     <w:p>
@@ -4014,14 +3825,14 @@
           <w:sz w:val="21"/>
           <w:szCs w:val="21"/>
         </w:rPr>
-        <w:t xml:space="preserve">Kunden forsvinder aldrig helt.  </w:t>
+        <w:t xml:space="preserve">En frasorteret vare tæller ikke med.  </w:t>
       </w:r>
       <w:r>
         <w:rPr>
           <w:sz w:val="21"/>
           <w:szCs w:val="21"/>
         </w:rPr>
-        <w:t xml:space="preserve">Ligger alle en kundes varer uden for spændet, beholdes de urørt. Ellers ville kunden ryge ud af analysen — også ud af sin egen omsætning — uden at nogen lagde mærke til det. Det siges i fremdriftsteksten når det sker.</w:t>
+        <w:t xml:space="preserve">Den ryger også ud af kundens samlede omsætning, GP og GM%. Ligger alle en kundes varer uden for spændet, beholdes de urørt, så kunden ikke forsvinder helt ud af analysen. De fjernede varer står på Excel-fanen Outliers med en årsag.</w:t>
       </w:r>
     </w:p>
     <w:p>
@@ -5222,7 +5033,7 @@
                 <w:sz w:val="21"/>
                 <w:szCs w:val="21"/>
               </w:rPr>
-              <w:t xml:space="preserve">Ét punkt er</w:t>
+              <w:t xml:space="preserve">Overskriften</w:t>
             </w:r>
           </w:p>
         </w:tc>
@@ -5247,7 +5058,7 @@
                 <w:sz w:val="21"/>
                 <w:szCs w:val="21"/>
               </w:rPr>
-              <w:t xml:space="preserve">én kundegruppe</w:t>
+              <w:t xml:space="preserve">Kundesegmentering – Kundegruppe – &lt;udsnit&gt;</w:t>
             </w:r>
           </w:p>
         </w:tc>
@@ -5272,7 +5083,7 @@
                 <w:sz w:val="21"/>
                 <w:szCs w:val="21"/>
               </w:rPr>
-              <w:t xml:space="preserve">ét varenummer hos én kunde</w:t>
+              <w:t xml:space="preserve">Kundesegmentering – Item – &lt;udsnit&gt;</w:t>
             </w:r>
           </w:p>
         </w:tc>
@@ -5300,7 +5111,7 @@
                 <w:sz w:val="21"/>
                 <w:szCs w:val="21"/>
               </w:rPr>
-              <w:t xml:space="preserve">Farven følger</w:t>
+              <w:t xml:space="preserve">Ét punkt er</w:t>
             </w:r>
           </w:p>
         </w:tc>
@@ -5326,7 +5137,7 @@
                 <w:sz w:val="21"/>
                 <w:szCs w:val="21"/>
               </w:rPr>
-              <w:t xml:space="preserve">kundetypen</w:t>
+              <w:t xml:space="preserve">én kundegruppe</w:t>
             </w:r>
           </w:p>
         </w:tc>
@@ -5352,7 +5163,7 @@
                 <w:sz w:val="21"/>
                 <w:szCs w:val="21"/>
               </w:rPr>
-              <w:t xml:space="preserve">kundegruppen</w:t>
+              <w:t xml:space="preserve">ét varenummer hos én kunde</w:t>
             </w:r>
           </w:p>
         </w:tc>
@@ -5379,7 +5190,7 @@
                 <w:sz w:val="21"/>
                 <w:szCs w:val="21"/>
               </w:rPr>
-              <w:t xml:space="preserve">Legenden viser</w:t>
+              <w:t xml:space="preserve">Farven følger</w:t>
             </w:r>
           </w:p>
         </w:tc>
@@ -5404,7 +5215,7 @@
                 <w:sz w:val="21"/>
                 <w:szCs w:val="21"/>
               </w:rPr>
-              <w:t xml:space="preserve">kundenavne pr. kategori</w:t>
+              <w:t xml:space="preserve">kundetypen</w:t>
             </w:r>
           </w:p>
         </w:tc>
@@ -5429,7 +5240,7 @@
                 <w:sz w:val="21"/>
                 <w:szCs w:val="21"/>
               </w:rPr>
-              <w:t xml:space="preserve">kundenavne pr. kategori</w:t>
+              <w:t xml:space="preserve">kundegruppen</w:t>
             </w:r>
           </w:p>
         </w:tc>
@@ -5457,7 +5268,7 @@
                 <w:sz w:val="21"/>
                 <w:szCs w:val="21"/>
               </w:rPr>
-              <w:t xml:space="preserve">Baggrunden viser</w:t>
+              <w:t xml:space="preserve">Legenden viser</w:t>
             </w:r>
           </w:p>
         </w:tc>
@@ -5483,7 +5294,7 @@
                 <w:sz w:val="21"/>
                 <w:szCs w:val="21"/>
               </w:rPr>
-              <w:t xml:space="preserve">A/B/C/D-zonerne</w:t>
+              <w:t xml:space="preserve">kundenavne pr. kategori</w:t>
             </w:r>
           </w:p>
         </w:tc>
@@ -5509,7 +5320,7 @@
                 <w:sz w:val="21"/>
                 <w:szCs w:val="21"/>
               </w:rPr>
-              <w:t xml:space="preserve">volumenområder for ét niveau ad gangen</w:t>
+              <w:t xml:space="preserve">kundenavne pr. kategori</w:t>
             </w:r>
           </w:p>
         </w:tc>
@@ -5536,6 +5347,84 @@
                 <w:sz w:val="21"/>
                 <w:szCs w:val="21"/>
               </w:rPr>
+              <w:t xml:space="preserve">Baggrunden viser</w:t>
+            </w:r>
+          </w:p>
+        </w:tc>
+        <w:tc>
+          <w:tcPr>
+            <w:tcW w:type="pct" w:w="40%"/>
+            <w:tcMar>
+              <w:top w:type="dxa" w:w="90"/>
+              <w:left w:type="dxa" w:w="130"/>
+              <w:bottom w:type="dxa" w:w="90"/>
+              <w:right w:type="dxa" w:w="130"/>
+            </w:tcMar>
+          </w:tcPr>
+          <w:p>
+            <w:pPr>
+              <w:spacing w:after="0"/>
+            </w:pPr>
+            <w:r>
+              <w:rPr>
+                <w:b w:val="false"/>
+                <w:bCs w:val="false"/>
+                <w:sz w:val="21"/>
+                <w:szCs w:val="21"/>
+              </w:rPr>
+              <w:t xml:space="preserve">A/B/C/D-zonerne</w:t>
+            </w:r>
+          </w:p>
+        </w:tc>
+        <w:tc>
+          <w:tcPr>
+            <w:tcW w:type="pct" w:w="40%"/>
+            <w:tcMar>
+              <w:top w:type="dxa" w:w="90"/>
+              <w:left w:type="dxa" w:w="130"/>
+              <w:bottom w:type="dxa" w:w="90"/>
+              <w:right w:type="dxa" w:w="130"/>
+            </w:tcMar>
+          </w:tcPr>
+          <w:p>
+            <w:pPr>
+              <w:spacing w:after="0"/>
+            </w:pPr>
+            <w:r>
+              <w:rPr>
+                <w:b w:val="false"/>
+                <w:bCs w:val="false"/>
+                <w:sz w:val="21"/>
+                <w:szCs w:val="21"/>
+              </w:rPr>
+              <w:t xml:space="preserve">volumenområder for ét niveau ad gangen</w:t>
+            </w:r>
+          </w:p>
+        </w:tc>
+      </w:tr>
+      <w:tr>
+        <w:tc>
+          <w:tcPr>
+            <w:tcW w:type="pct" w:w="20%"/>
+            <w:shd w:fill="F5F8FB" w:val="clear"/>
+            <w:tcMar>
+              <w:top w:type="dxa" w:w="90"/>
+              <w:left w:type="dxa" w:w="130"/>
+              <w:bottom w:type="dxa" w:w="90"/>
+              <w:right w:type="dxa" w:w="130"/>
+            </w:tcMar>
+          </w:tcPr>
+          <w:p>
+            <w:pPr>
+              <w:spacing w:after="0"/>
+            </w:pPr>
+            <w:r>
+              <w:rPr>
+                <w:b w:val="false"/>
+                <w:bCs w:val="false"/>
+                <w:sz w:val="21"/>
+                <w:szCs w:val="21"/>
+              </w:rPr>
               <w:t xml:space="preserve">Bruges til</w:t>
             </w:r>
           </w:p>
@@ -5543,6 +5432,7 @@
         <w:tc>
           <w:tcPr>
             <w:tcW w:type="pct" w:w="40%"/>
+            <w:shd w:fill="F5F8FB" w:val="clear"/>
             <w:tcMar>
               <w:top w:type="dxa" w:w="90"/>
               <w:left w:type="dxa" w:w="130"/>
@@ -5568,6 +5458,7 @@
         <w:tc>
           <w:tcPr>
             <w:tcW w:type="pct" w:w="40%"/>
+            <w:shd w:fill="F5F8FB" w:val="clear"/>
             <w:tcMar>
               <w:top w:type="dxa" w:w="90"/>
               <w:left w:type="dxa" w:w="130"/>
@@ -5681,6 +5572,76 @@
           <w:szCs w:val="21"/>
         </w:rPr>
         <w:t xml:space="preserve">X-aksen er lineær og Y-aksen logaritmisk, og det kan ikke laves om. Gross Margin % ligger inden for et snævert interval og læses som procentpoint. Omsætningen spænder derimod over flere størrelsesordener, og på en lineær akse ville alt andet end de største kunder klumpe sammen nede ved nul.</w:t>
+      </w:r>
+    </w:p>
+    <w:p>
+      <w:pPr>
+        <w:pStyle w:val="Heading2"/>
+        <w:spacing w:after="100" w:before="260"/>
+      </w:pPr>
+      <w:r>
+        <w:rPr>
+          <w:b/>
+          <w:bCs/>
+          <w:color w:val="2A5A8A"/>
+          <w:sz w:val="24"/>
+          <w:szCs w:val="24"/>
+        </w:rPr>
+        <w:t xml:space="preserve">Negativ omsætning</w:t>
+      </w:r>
+    </w:p>
+    <w:p>
+      <w:pPr>
+        <w:spacing w:after="140"/>
+      </w:pPr>
+      <w:r>
+        <w:rPr>
+          <w:b w:val="false"/>
+          <w:bCs w:val="false"/>
+          <w:i w:val="false"/>
+          <w:iCs w:val="false"/>
+          <w:sz w:val="22"/>
+          <w:szCs w:val="22"/>
+        </w:rPr>
+        <w:t xml:space="preserve">En logaritmisk akse kan ikke vise nul eller negative tal — logaritmen af dem findes ikke. Kunder og varer med negativ omsætning, altså kreditnotaer og returvarer, faldt derfor tidligere helt ud af grafen, selvom de talte med i kundens tal.</w:t>
+      </w:r>
+    </w:p>
+    <w:p>
+      <w:pPr>
+        <w:spacing w:after="140"/>
+      </w:pPr>
+      <w:r>
+        <w:rPr>
+          <w:b w:val="false"/>
+          <w:bCs w:val="false"/>
+          <w:i w:val="false"/>
+          <w:iCs w:val="false"/>
+          <w:sz w:val="22"/>
+          <w:szCs w:val="22"/>
+        </w:rPr>
+        <w:t xml:space="preserve">Er der nuller eller negative tal at vise, skifter Y-aksen nu til en </w:t>
+      </w:r>
+      <w:r>
+        <w:rPr>
+          <w:b/>
+          <w:bCs/>
+          <w:i w:val="false"/>
+          <w:iCs w:val="false"/>
+          <w:sz w:val="22"/>
+          <w:szCs w:val="22"/>
+        </w:rPr>
+        <w:t xml:space="preserve">symlog-akse</w:t>
+      </w:r>
+      <w:r>
+        <w:rPr>
+          <w:b w:val="false"/>
+          <w:bCs w:val="false"/>
+          <w:i w:val="false"/>
+          <w:iCs w:val="false"/>
+          <w:sz w:val="22"/>
+          <w:szCs w:val="22"/>
+        </w:rPr>
+        <w:t xml:space="preserve">: logaritmisk i begge retninger, med et lille lineært bælte omkring nul så tallene tæt på nul ikke breder sig ud i det uendelige. Mærkerne på aksen står stadig ved rigtige kronebeløb, og hover-boksen viser altid kroner. Er alt positivt, ser aksen ud præcis som før.</w:t>
       </w:r>
     </w:p>
     <w:p>
@@ -7559,7 +7520,7 @@
                 <w:sz w:val="21"/>
                 <w:szCs w:val="21"/>
               </w:rPr>
-              <w:t xml:space="preserve">alle varer, inden outlier-filteret</w:t>
+              <w:t xml:space="preserve">alle varer, inden GM%-grænserne</w:t>
             </w:r>
           </w:p>
         </w:tc>
@@ -7692,7 +7653,7 @@
           <w:sz w:val="22"/>
           <w:szCs w:val="22"/>
         </w:rPr>
-        <w:t xml:space="preserve">Er outlier-filteret slået til, kan det ses i rapporten hvilke varer der blev sorteret fra, og hvorfor.</w:t>
+        <w:t xml:space="preserve">Er der sat en GM%-grænse, kan det ses i rapporten hvilke varer der blev sorteret fra, og hvorfor.</w:t>
       </w:r>
     </w:p>
     <w:p>
@@ -7977,7 +7938,7 @@
                 <w:sz w:val="21"/>
                 <w:szCs w:val="21"/>
               </w:rPr>
-              <w:t xml:space="preserve">ekskluderede grupper og typer, nul-rækker, døde items, outliers og faste GM%-grænser</w:t>
+              <w:t xml:space="preserve">ekskluderede grupper og typer, nul-rækker, døde items og GM%-grænser</w:t>
             </w:r>
           </w:p>
         </w:tc>
@@ -8616,7 +8577,7 @@
                 <w:sz w:val="21"/>
                 <w:szCs w:val="21"/>
               </w:rPr>
-              <w:t xml:space="preserve">Varen har nul eller negativ turnover i vinduet. Y-aksen er logaritmisk, og logaritmen af et negativt tal findes ikke, så punktet kan ikke tegnes. Varen tæller stadig fuldt ud med i kundens omsætning, GM% og kategori, og den står i Excel-rapporten.</w:t>
+              <w:t xml:space="preserve">Enten mangler varen et turnover-tal i vinduet og kan derfor ikke placeres, eller også er den sorteret fra af GM%-grænsen. Fanen Outliers i Excel-rapporten viser hvilke varer der blev fjernet, og hvorfor.</w:t>
             </w:r>
           </w:p>
         </w:tc>
@@ -8644,7 +8605,7 @@
                 <w:sz w:val="21"/>
                 <w:szCs w:val="21"/>
               </w:rPr>
-              <w:t xml:space="preserve">En vare med vanvittig margin bliver ikke fjernet</w:t>
+              <w:t xml:space="preserve">Y-aksen ser anderledes ud end sidst</w:t>
             </w:r>
           </w:p>
         </w:tc>
@@ -8670,7 +8631,7 @@
                 <w:sz w:val="21"/>
                 <w:szCs w:val="21"/>
               </w:rPr>
-              <w:t xml:space="preserve">Har kunden under seks varer, kan z-scoren ikke nå op over tærskel 2 — se kapitel 4, trin 6. Brug de faste GM%-grænser i stedet.</w:t>
+              <w:t xml:space="preserve">Der er kommet kunder eller varer med negativ omsætning med. Så skifter aksen til symlog og får negative mærker — se kapitel 6.</w:t>
             </w:r>
           </w:p>
         </w:tc>

--- a/docs/Kundesegmentering-introduktion.docx
+++ b/docs/Kundesegmentering-introduktion.docx
@@ -78,7 +78,7 @@
           <w:sz w:val="22"/>
           <w:szCs w:val="22"/>
         </w:rPr>
-        <w:t xml:space="preserve">Version af 23. september 2026</w:t>
+        <w:t xml:space="preserve">Version af 27. september 2026</w:t>
       </w:r>
     </w:p>
     <w:p>
@@ -3808,6 +3808,22 @@
     </w:p>
     <w:p>
       <w:pPr>
+        <w:spacing w:after="140"/>
+      </w:pPr>
+      <w:r>
+        <w:rPr>
+          <w:b w:val="false"/>
+          <w:bCs w:val="false"/>
+          <w:i w:val="false"/>
+          <w:iCs w:val="false"/>
+          <w:sz w:val="22"/>
+          <w:szCs w:val="22"/>
+        </w:rPr>
+        <w:t xml:space="preserve">Grænsen kender ikke til kundens størrelse. En kunde med én vare under grænsen mister den vare, ligesom en kunde med halvtreds ville.</w:t>
+      </w:r>
+    </w:p>
+    <w:p>
+      <w:pPr>
         <w:pBdr>
           <w:top w:val="single" w:color="E8D48B" w:sz="2"/>
           <w:bottom w:val="single" w:color="E8D48B" w:sz="2"/>
@@ -3832,7 +3848,7 @@
           <w:sz w:val="21"/>
           <w:szCs w:val="21"/>
         </w:rPr>
-        <w:t xml:space="preserve">Den ryger også ud af kundens samlede omsætning, GP og GM%. Ligger alle en kundes varer uden for spændet, beholdes de urørt, så kunden ikke forsvinder helt ud af analysen. De fjernede varer står på Excel-fanen Outliers med en årsag.</w:t>
+        <w:t xml:space="preserve">Den ryger også ud af kundens samlede omsætning, GP og GM%. Mister en kunde alle sine varer, forsvinder den derfor helt ud af analysen — har den kun urimelige tal tilbage, ville den blive tegnet et meningsløst sted. Kunden nævnes ved navn undervejs, og dens varer står stadig på Excel-fanen Outliers med en årsag.</w:t>
       </w:r>
     </w:p>
     <w:p>
@@ -8471,7 +8487,7 @@
                 <w:sz w:val="21"/>
                 <w:szCs w:val="21"/>
               </w:rPr>
-              <w:t xml:space="preserve">Perioder efter dags dato er skåret fra som budgettal, eller en kundegruppe står på ekskluder-listen.</w:t>
+              <w:t xml:space="preserve">Perioder efter dags dato er skåret fra som budgettal, en kundegruppe står på ekskluder-listen, eller kunden mistede alle sine varer til GM%-grænsen. Det sidste siges undervejs, og varerne står på fanen Outliers.</w:t>
             </w:r>
           </w:p>
         </w:tc>

--- a/docs/Kundesegmentering-introduktion.docx
+++ b/docs/Kundesegmentering-introduktion.docx
@@ -78,7 +78,7 @@
           <w:sz w:val="22"/>
           <w:szCs w:val="22"/>
         </w:rPr>
-        <w:t xml:space="preserve">Version af 27. september 2026</w:t>
+        <w:t xml:space="preserve">Version af 30. september 2026</w:t>
       </w:r>
     </w:p>
     <w:p>
@@ -1617,7 +1617,7 @@
                 <w:sz w:val="19"/>
                 <w:szCs w:val="19"/>
               </w:rPr>
-              <w:t xml:space="preserve">Local_GP_DKK</w:t>
+              <w:t xml:space="preserve">Cons_GP_DKK</w:t>
             </w:r>
           </w:p>
         </w:tc>
@@ -1643,7 +1643,7 @@
                 <w:sz w:val="21"/>
                 <w:szCs w:val="21"/>
               </w:rPr>
-              <w:t xml:space="preserve">Dækningsbidrag i kroner.</w:t>
+              <w:t xml:space="preserve">Dækningsbidrag i kroner, konsolideret. Bruges som standard.</w:t>
             </w:r>
           </w:p>
         </w:tc>
@@ -1671,7 +1671,7 @@
                 <w:sz w:val="19"/>
                 <w:szCs w:val="19"/>
               </w:rPr>
-              <w:t xml:space="preserve">Cost</w:t>
+              <w:t xml:space="preserve">Local_GP_DKK</w:t>
             </w:r>
           </w:p>
         </w:tc>
@@ -1696,7 +1696,7 @@
                 <w:sz w:val="21"/>
                 <w:szCs w:val="21"/>
               </w:rPr>
-              <w:t xml:space="preserve">Kostpris.</w:t>
+              <w:t xml:space="preserve">Dækningsbidrag i kroner, lokal opgørelse. Kan vælges i stedet.</w:t>
             </w:r>
           </w:p>
         </w:tc>
@@ -1725,7 +1725,7 @@
                 <w:sz w:val="19"/>
                 <w:szCs w:val="19"/>
               </w:rPr>
-              <w:t xml:space="preserve">Qty.</w:t>
+              <w:t xml:space="preserve">Cost</w:t>
             </w:r>
           </w:p>
         </w:tc>
@@ -1733,6 +1733,59 @@
           <w:tcPr>
             <w:tcW w:type="pct" w:w="70%"/>
             <w:shd w:fill="F5F8FB" w:val="clear"/>
+            <w:tcMar>
+              <w:top w:type="dxa" w:w="90"/>
+              <w:left w:type="dxa" w:w="130"/>
+              <w:bottom w:type="dxa" w:w="90"/>
+              <w:right w:type="dxa" w:w="130"/>
+            </w:tcMar>
+          </w:tcPr>
+          <w:p>
+            <w:pPr>
+              <w:spacing w:after="0"/>
+            </w:pPr>
+            <w:r>
+              <w:rPr>
+                <w:b w:val="false"/>
+                <w:bCs w:val="false"/>
+                <w:sz w:val="21"/>
+                <w:szCs w:val="21"/>
+              </w:rPr>
+              <w:t xml:space="preserve">Kostpris.</w:t>
+            </w:r>
+          </w:p>
+        </w:tc>
+      </w:tr>
+      <w:tr>
+        <w:tc>
+          <w:tcPr>
+            <w:tcW w:type="pct" w:w="30%"/>
+            <w:tcMar>
+              <w:top w:type="dxa" w:w="90"/>
+              <w:left w:type="dxa" w:w="130"/>
+              <w:bottom w:type="dxa" w:w="90"/>
+              <w:right w:type="dxa" w:w="130"/>
+            </w:tcMar>
+          </w:tcPr>
+          <w:p>
+            <w:pPr>
+              <w:spacing w:after="0"/>
+            </w:pPr>
+            <w:r>
+              <w:rPr>
+                <w:rFonts w:ascii="Consolas" w:cs="Consolas" w:eastAsia="Consolas" w:hAnsi="Consolas"/>
+                <w:b w:val="false"/>
+                <w:bCs w:val="false"/>
+                <w:sz w:val="19"/>
+                <w:szCs w:val="19"/>
+              </w:rPr>
+              <w:t xml:space="preserve">Qty.</w:t>
+            </w:r>
+          </w:p>
+        </w:tc>
+        <w:tc>
+          <w:tcPr>
+            <w:tcW w:type="pct" w:w="70%"/>
             <w:tcMar>
               <w:top w:type="dxa" w:w="90"/>
               <w:left w:type="dxa" w:w="130"/>
@@ -3534,6 +3587,35 @@
     </w:p>
     <w:p>
       <w:pPr>
+        <w:pBdr>
+          <w:top w:val="single" w:color="E8D48B" w:sz="2"/>
+          <w:bottom w:val="single" w:color="E8D48B" w:sz="2"/>
+          <w:left w:val="single" w:color="E8B44B" w:sz="12"/>
+          <w:right w:val="single" w:color="E8D48B" w:sz="2"/>
+        </w:pBdr>
+        <w:shd w:fill="FFF8E1" w:val="clear"/>
+        <w:spacing w:after="180" w:before="140"/>
+        <w:ind w:left="172" w:right="172"/>
+      </w:pPr>
+      <w:r>
+        <w:rPr>
+          <w:b/>
+          <w:bCs/>
+          <w:sz w:val="21"/>
+          <w:szCs w:val="21"/>
+        </w:rPr>
+        <w:t xml:space="preserve">Hvilket dækningsbidrag?  </w:t>
+      </w:r>
+      <w:r>
+        <w:rPr>
+          <w:sz w:val="21"/>
+          <w:szCs w:val="21"/>
+        </w:rPr>
+        <w:t xml:space="preserve">Som standard bruges kolonnen Cons_GP_DKK, det konsoliderede dækningsbidrag. Vil man i stedet regne på den lokale opgørelse, vælges Local_GP_DKK under Indstillinger → Beregning → Dækningsbidrag. Valget slår igennem både på GM% og på GP-tallene i rapporten. Kun den valgte kolonne skal findes i filen — den anden må gerne stå der og bliver bare ikke brugt.</w:t>
+      </w:r>
+    </w:p>
+    <w:p>
+      <w:pPr>
         <w:spacing w:after="140"/>
       </w:pPr>
       <w:r>
@@ -7123,6 +7205,169 @@
           <w:sz w:val="24"/>
           <w:szCs w:val="24"/>
         </w:rPr>
+        <w:t xml:space="preserve">Valuta</w:t>
+      </w:r>
+    </w:p>
+    <w:p>
+      <w:pPr>
+        <w:spacing w:after="140"/>
+      </w:pPr>
+      <w:r>
+        <w:rPr>
+          <w:b w:val="false"/>
+          <w:bCs w:val="false"/>
+          <w:i w:val="false"/>
+          <w:iCs w:val="false"/>
+          <w:sz w:val="22"/>
+          <w:szCs w:val="22"/>
+        </w:rPr>
+        <w:t xml:space="preserve">Graferne kan vises i </w:t>
+      </w:r>
+      <w:r>
+        <w:rPr>
+          <w:b/>
+          <w:bCs/>
+          <w:i w:val="false"/>
+          <w:iCs w:val="false"/>
+          <w:sz w:val="22"/>
+          <w:szCs w:val="22"/>
+        </w:rPr>
+        <w:t xml:space="preserve">DKK, CNY eller EUR</w:t>
+      </w:r>
+      <w:r>
+        <w:rPr>
+          <w:b w:val="false"/>
+          <w:bCs w:val="false"/>
+          <w:i w:val="false"/>
+          <w:iCs w:val="false"/>
+          <w:sz w:val="22"/>
+          <w:szCs w:val="22"/>
+        </w:rPr>
+        <w:t xml:space="preserve">, og de to udgaver vælges hver for sig under Indstillinger → Valuta: den danske graf kan stå i DKK mens den engelske står i EUR.</w:t>
+      </w:r>
+    </w:p>
+    <w:p>
+      <w:pPr>
+        <w:spacing w:after="140"/>
+      </w:pPr>
+      <w:r>
+        <w:rPr>
+          <w:b w:val="false"/>
+          <w:bCs w:val="false"/>
+          <w:i w:val="false"/>
+          <w:iCs w:val="false"/>
+          <w:sz w:val="22"/>
+          <w:szCs w:val="22"/>
+        </w:rPr>
+        <w:t xml:space="preserve">Data er altid i DKK. Beløbene regnes om når figuren tegnes, ikke før, så beregningen selv rører dem ikke. En kundes </w:t>
+      </w:r>
+      <w:r>
+        <w:rPr>
+          <w:b/>
+          <w:bCs/>
+          <w:i w:val="false"/>
+          <w:iCs w:val="false"/>
+          <w:sz w:val="22"/>
+          <w:szCs w:val="22"/>
+        </w:rPr>
+        <w:t xml:space="preserve">kategori kan derfor ikke flytte sig</w:t>
+      </w:r>
+      <w:r>
+        <w:rPr>
+          <w:b w:val="false"/>
+          <w:bCs w:val="false"/>
+          <w:i w:val="false"/>
+          <w:iCs w:val="false"/>
+          <w:sz w:val="22"/>
+          <w:szCs w:val="22"/>
+        </w:rPr>
+        <w:t xml:space="preserve"> fordi man skifter valuta — den afgøres af DKK-beløbet mod DKK-grænserne. Både punkter og zoner ganges med den samme kurs, så billedet er identisk; kun tallene på aksen er forskellige.</w:t>
+      </w:r>
+    </w:p>
+    <w:p>
+      <w:pPr>
+        <w:spacing w:after="140"/>
+      </w:pPr>
+      <w:r>
+        <w:rPr>
+          <w:b w:val="false"/>
+          <w:bCs w:val="false"/>
+          <w:i w:val="false"/>
+          <w:iCs w:val="false"/>
+          <w:sz w:val="22"/>
+          <w:szCs w:val="22"/>
+        </w:rPr>
+        <w:t xml:space="preserve">Kurserne skrives som “hvor meget svarer 100 DKK til”, fordi det er sådan de står når man slår dem op. De kan opdateres løbende og gemmes sammen med dine øvrige standardværdier.</w:t>
+      </w:r>
+    </w:p>
+    <w:p>
+      <w:pPr>
+        <w:shd w:fill="F2F2F2" w:val="clear"/>
+        <w:spacing w:after="160" w:before="100"/>
+        <w:ind w:left="288"/>
+      </w:pPr>
+      <w:r>
+        <w:rPr>
+          <w:rFonts w:ascii="Consolas" w:cs="Consolas" w:eastAsia="Consolas" w:hAnsi="Consolas"/>
+          <w:sz w:val="19"/>
+          <w:szCs w:val="19"/>
+        </w:rPr>
+        <w:t xml:space="preserve">100 DKK = 102     CNY      (standard)</w:t>
+      </w:r>
+      <w:r>
+        <w:br/>
+      </w:r>
+      <w:r>
+        <w:rPr>
+          <w:rFonts w:ascii="Consolas" w:cs="Consolas" w:eastAsia="Consolas" w:hAnsi="Consolas"/>
+          <w:sz w:val="19"/>
+          <w:szCs w:val="19"/>
+        </w:rPr>
+        <w:t xml:space="preserve">100 DKK =  13,38  EUR      (standard)</w:t>
+      </w:r>
+    </w:p>
+    <w:p>
+      <w:pPr>
+        <w:pBdr>
+          <w:top w:val="single" w:color="E8D48B" w:sz="2"/>
+          <w:bottom w:val="single" w:color="E8D48B" w:sz="2"/>
+          <w:left w:val="single" w:color="E8B44B" w:sz="12"/>
+          <w:right w:val="single" w:color="E8D48B" w:sz="2"/>
+        </w:pBdr>
+        <w:shd w:fill="FFF8E1" w:val="clear"/>
+        <w:spacing w:after="180" w:before="140"/>
+        <w:ind w:left="172" w:right="172"/>
+      </w:pPr>
+      <w:r>
+        <w:rPr>
+          <w:b/>
+          <w:bCs/>
+          <w:sz w:val="21"/>
+          <w:szCs w:val="21"/>
+        </w:rPr>
+        <w:t xml:space="preserve">Excel-rapporten er altid i DKK.  </w:t>
+      </w:r>
+      <w:r>
+        <w:rPr>
+          <w:sz w:val="21"/>
+          <w:szCs w:val="21"/>
+        </w:rPr>
+        <w:t xml:space="preserve">Den bliver ikke regnet om. Rapporten er stedet man går hen for at holde et tal op mod kildeudtrækket, og kildeudtrækket er i DKK. Hvilken valuta hver graf blev tegnet i, og hvilke kurser der blev brugt, står på fanen Parametre.</w:t>
+      </w:r>
+    </w:p>
+    <w:p>
+      <w:pPr>
+        <w:pStyle w:val="Heading2"/>
+        <w:spacing w:after="100" w:before="260"/>
+      </w:pPr>
+      <w:r>
+        <w:rPr>
+          <w:b/>
+          <w:bCs/>
+          <w:color w:val="2A5A8A"/>
+          <w:sz w:val="24"/>
+          <w:szCs w:val="24"/>
+        </w:rPr>
         <w:t xml:space="preserve">En engelsk udgave af graferne</w:t>
       </w:r>
     </w:p>
@@ -7876,7 +8121,7 @@
                 <w:sz w:val="21"/>
                 <w:szCs w:val="21"/>
               </w:rPr>
-              <w:t xml:space="preserve">Kundetyper</w:t>
+              <w:t xml:space="preserve">Valuta</w:t>
             </w:r>
           </w:p>
         </w:tc>
@@ -7902,7 +8147,7 @@
                 <w:sz w:val="21"/>
                 <w:szCs w:val="21"/>
               </w:rPr>
-              <w:t xml:space="preserve">hvor mange måneder bagud en kunde regnes som eksisterende</w:t>
+              <w:t xml:space="preserve">valuta for hver udgave af graferne, og kurserne pr. 100 DKK</w:t>
             </w:r>
           </w:p>
         </w:tc>
@@ -7929,7 +8174,7 @@
                 <w:sz w:val="21"/>
                 <w:szCs w:val="21"/>
               </w:rPr>
-              <w:t xml:space="preserve">Frasortering</w:t>
+              <w:t xml:space="preserve">Kundetyper</w:t>
             </w:r>
           </w:p>
         </w:tc>
@@ -7954,7 +8199,7 @@
                 <w:sz w:val="21"/>
                 <w:szCs w:val="21"/>
               </w:rPr>
-              <w:t xml:space="preserve">ekskluderede grupper og typer, nul-rækker, døde items og GM%-grænser</w:t>
+              <w:t xml:space="preserve">hvor mange måneder bagud en kunde regnes som eksisterende</w:t>
             </w:r>
           </w:p>
         </w:tc>
@@ -7982,7 +8227,7 @@
                 <w:sz w:val="21"/>
                 <w:szCs w:val="21"/>
               </w:rPr>
-              <w:t xml:space="preserve">Opdeling af plots</w:t>
+              <w:t xml:space="preserve">Frasortering</w:t>
             </w:r>
           </w:p>
         </w:tc>
@@ -8008,7 +8253,7 @@
                 <w:sz w:val="21"/>
                 <w:szCs w:val="21"/>
               </w:rPr>
-              <w:t xml:space="preserve">sinter/støb og DK/CN, og hvilke turnover-typer der hører til hvad</w:t>
+              <w:t xml:space="preserve">ekskluderede grupper og typer, nul-rækker, døde items og GM%-grænser</w:t>
             </w:r>
           </w:p>
         </w:tc>
@@ -8035,7 +8280,7 @@
                 <w:sz w:val="21"/>
                 <w:szCs w:val="21"/>
               </w:rPr>
-              <w:t xml:space="preserve">Beregning</w:t>
+              <w:t xml:space="preserve">Opdeling af plots</w:t>
             </w:r>
           </w:p>
         </w:tc>
@@ -8060,7 +8305,7 @@
                 <w:sz w:val="21"/>
                 <w:szCs w:val="21"/>
               </w:rPr>
-              <w:t xml:space="preserve">turnover-vinduets længde, forankring, vægtet GM%</w:t>
+              <w:t xml:space="preserve">sinter/støb og DK/CN, og hvilke turnover-typer der hører til hvad</w:t>
             </w:r>
           </w:p>
         </w:tc>
@@ -8088,7 +8333,7 @@
                 <w:sz w:val="21"/>
                 <w:szCs w:val="21"/>
               </w:rPr>
-              <w:t xml:space="preserve">Grænser og områder</w:t>
+              <w:t xml:space="preserve">Beregning</w:t>
             </w:r>
           </w:p>
         </w:tc>
@@ -8096,6 +8341,58 @@
           <w:tcPr>
             <w:tcW w:type="pct" w:w="70%"/>
             <w:shd w:fill="F5F8FB" w:val="clear"/>
+            <w:tcMar>
+              <w:top w:type="dxa" w:w="90"/>
+              <w:left w:type="dxa" w:w="130"/>
+              <w:bottom w:type="dxa" w:w="90"/>
+              <w:right w:type="dxa" w:w="130"/>
+            </w:tcMar>
+          </w:tcPr>
+          <w:p>
+            <w:pPr>
+              <w:spacing w:after="0"/>
+            </w:pPr>
+            <w:r>
+              <w:rPr>
+                <w:b w:val="false"/>
+                <w:bCs w:val="false"/>
+                <w:sz w:val="21"/>
+                <w:szCs w:val="21"/>
+              </w:rPr>
+              <w:t xml:space="preserve">turnover-vinduets længde, forankring, dækningsbidrag-kolonne, vægtet GM%</w:t>
+            </w:r>
+          </w:p>
+        </w:tc>
+      </w:tr>
+      <w:tr>
+        <w:tc>
+          <w:tcPr>
+            <w:tcW w:type="pct" w:w="30%"/>
+            <w:tcMar>
+              <w:top w:type="dxa" w:w="90"/>
+              <w:left w:type="dxa" w:w="130"/>
+              <w:bottom w:type="dxa" w:w="90"/>
+              <w:right w:type="dxa" w:w="130"/>
+            </w:tcMar>
+          </w:tcPr>
+          <w:p>
+            <w:pPr>
+              <w:spacing w:after="0"/>
+            </w:pPr>
+            <w:r>
+              <w:rPr>
+                <w:b w:val="false"/>
+                <w:bCs w:val="false"/>
+                <w:sz w:val="21"/>
+                <w:szCs w:val="21"/>
+              </w:rPr>
+              <w:t xml:space="preserve">Grænser og områder</w:t>
+            </w:r>
+          </w:p>
+        </w:tc>
+        <w:tc>
+          <w:tcPr>
+            <w:tcW w:type="pct" w:w="70%"/>
             <w:tcMar>
               <w:top w:type="dxa" w:w="90"/>
               <w:left w:type="dxa" w:w="130"/>
@@ -8381,7 +8678,7 @@
                 <w:sz w:val="21"/>
                 <w:szCs w:val="21"/>
               </w:rPr>
-              <w:t xml:space="preserve">En kolonne er blevet stavet om i udtrækket. Beskeden viser både hvad der mangles, og hvad der faktisk stod.</w:t>
+              <w:t xml:space="preserve">En kolonne er blevet stavet om i udtrækket. Beskeden viser både hvad der mangler, og hvad der faktisk stod. Er det Cons_GP_DKK eller Local_GP_DKK der mangler, er det som regel indstillingen under Beregning → Dækningsbidrag der peger på den forkerte — beskeden siger det.</w:t>
             </w:r>
           </w:p>
         </w:tc>

--- a/docs/Kundesegmentering-introduktion.docx
+++ b/docs/Kundesegmentering-introduktion.docx
@@ -78,7 +78,7 @@
           <w:sz w:val="22"/>
           <w:szCs w:val="22"/>
         </w:rPr>
-        <w:t xml:space="preserve">Version af 30. september 2026</w:t>
+        <w:t xml:space="preserve">Version af 01. oktober 2026</w:t>
       </w:r>
     </w:p>
     <w:p>
@@ -5641,6 +5641,95 @@
           <w:szCs w:val="22"/>
         </w:rPr>
         <w:t xml:space="preserve">Baggrundsfarverne er zoner, ikke data. De viser hvor grænserne mellem kategorierne går, så det kan ses om en kunde ligger lige på vippen.</w:t>
+      </w:r>
+    </w:p>
+    <w:p>
+      <w:pPr>
+        <w:spacing w:after="140"/>
+      </w:pPr>
+      <w:r>
+        <w:rPr>
+          <w:b w:val="false"/>
+          <w:bCs w:val="false"/>
+          <w:i w:val="false"/>
+          <w:iCs w:val="false"/>
+          <w:sz w:val="22"/>
+          <w:szCs w:val="22"/>
+        </w:rPr>
+        <w:t xml:space="preserve">Hver zone har sit navn skrevet i nederste venstre hjørne — </w:t>
+      </w:r>
+      <w:r>
+        <w:rPr>
+          <w:b/>
+          <w:bCs/>
+          <w:i w:val="false"/>
+          <w:iCs w:val="false"/>
+          <w:sz w:val="22"/>
+          <w:szCs w:val="22"/>
+        </w:rPr>
+        <w:t xml:space="preserve">A+, B+, C+, D+</w:t>
+      </w:r>
+      <w:r>
+        <w:rPr>
+          <w:b w:val="false"/>
+          <w:bCs w:val="false"/>
+          <w:i w:val="false"/>
+          <w:iCs w:val="false"/>
+          <w:sz w:val="22"/>
+          <w:szCs w:val="22"/>
+        </w:rPr>
+        <w:t xml:space="preserve"> på kundegruppe-grafen og </w:t>
+      </w:r>
+      <w:r>
+        <w:rPr>
+          <w:b/>
+          <w:bCs/>
+          <w:i w:val="false"/>
+          <w:iCs w:val="false"/>
+          <w:sz w:val="22"/>
+          <w:szCs w:val="22"/>
+        </w:rPr>
+        <w:t xml:space="preserve">Stor/Mellem/Lille volumen</w:t>
+      </w:r>
+      <w:r>
+        <w:rPr>
+          <w:b w:val="false"/>
+          <w:bCs w:val="false"/>
+          <w:i w:val="false"/>
+          <w:iCs w:val="false"/>
+          <w:sz w:val="22"/>
+          <w:szCs w:val="22"/>
+        </w:rPr>
+        <w:t xml:space="preserve"> på item-grafen — og hver vandret streg har sit beløb i højre side. Navnet står med plus, fordi det farvede felt netop dækker den del af båndet hvor marginen når kravet; minus-halvdelen er det uskraverede område under samme streg.</w:t>
+      </w:r>
+    </w:p>
+    <w:p>
+      <w:pPr>
+        <w:pBdr>
+          <w:top w:val="single" w:color="E8D48B" w:sz="2"/>
+          <w:bottom w:val="single" w:color="E8D48B" w:sz="2"/>
+          <w:left w:val="single" w:color="E8B44B" w:sz="12"/>
+          <w:right w:val="single" w:color="E8D48B" w:sz="2"/>
+        </w:pBdr>
+        <w:shd w:fill="FFF8E1" w:val="clear"/>
+        <w:spacing w:after="180" w:before="140"/>
+        <w:ind w:left="172" w:right="172"/>
+      </w:pPr>
+      <w:r>
+        <w:rPr>
+          <w:b/>
+          <w:bCs/>
+          <w:sz w:val="21"/>
+          <w:szCs w:val="21"/>
+        </w:rPr>
+        <w:t xml:space="preserve">Teksten ligger bag punkterne.  </w:t>
+      </w:r>
+      <w:r>
+        <w:rPr>
+          <w:sz w:val="21"/>
+          <w:szCs w:val="21"/>
+        </w:rPr>
+        <w:t xml:space="preserve">Zonenavne og beløb hører til baggrunden, ikke til data, så de tegnes under kunderne og varenumrene. Ligger et punkt oven på et zonenavn, er det punktet man kan se — ikke teksten.</w:t>
       </w:r>
     </w:p>
     <w:p>

--- a/docs/Kundesegmentering-introduktion.docx
+++ b/docs/Kundesegmentering-introduktion.docx
@@ -78,7 +78,7 @@
           <w:sz w:val="22"/>
           <w:szCs w:val="22"/>
         </w:rPr>
-        <w:t xml:space="preserve">Version af 01. oktober 2026</w:t>
+        <w:t xml:space="preserve">Version af 29. oktober 2026</w:t>
       </w:r>
     </w:p>
     <w:p>
@@ -535,8 +535,8 @@
       <w:pPr>
         <w:pBdr>
           <w:top w:val="single" w:color="E8D48B" w:sz="2"/>
+          <w:left w:val="single" w:color="E8B44B" w:sz="12"/>
           <w:bottom w:val="single" w:color="E8D48B" w:sz="2"/>
-          <w:left w:val="single" w:color="E8B44B" w:sz="12"/>
           <w:right w:val="single" w:color="E8D48B" w:sz="2"/>
         </w:pBdr>
         <w:shd w:fill="FFF8E1" w:val="clear"/>
@@ -618,8 +618,8 @@
       <w:pPr>
         <w:pBdr>
           <w:top w:val="single" w:color="E8D48B" w:sz="2"/>
+          <w:left w:val="single" w:color="E8B44B" w:sz="12"/>
           <w:bottom w:val="single" w:color="E8D48B" w:sz="2"/>
-          <w:left w:val="single" w:color="E8B44B" w:sz="12"/>
           <w:right w:val="single" w:color="E8D48B" w:sz="2"/>
         </w:pBdr>
         <w:shd w:fill="FFF8E1" w:val="clear"/>
@@ -679,8 +679,8 @@
       <w:pPr>
         <w:pBdr>
           <w:top w:val="single" w:color="E8D48B" w:sz="2"/>
+          <w:left w:val="single" w:color="E8B44B" w:sz="12"/>
           <w:bottom w:val="single" w:color="E8D48B" w:sz="2"/>
-          <w:left w:val="single" w:color="E8B44B" w:sz="12"/>
           <w:right w:val="single" w:color="E8D48B" w:sz="2"/>
         </w:pBdr>
         <w:shd w:fill="FFF8E1" w:val="clear"/>
@@ -776,7 +776,7 @@
           <w:sz w:val="19"/>
           <w:szCs w:val="19"/>
         </w:rPr>
-        <w:t xml:space="preserve">    kunde_segmentering_kundegruppe.html</w:t>
+        <w:t xml:space="preserve">    customer_price_matrix_kundegruppe.html</w:t>
       </w:r>
       <w:r>
         <w:br/>
@@ -787,7 +787,7 @@
           <w:sz w:val="19"/>
           <w:szCs w:val="19"/>
         </w:rPr>
-        <w:t xml:space="preserve">    kunde_segmentering_item.html</w:t>
+        <w:t xml:space="preserve">    customer_price_matrix_item.html</w:t>
       </w:r>
       <w:r>
         <w:br/>
@@ -798,7 +798,7 @@
           <w:sz w:val="19"/>
           <w:szCs w:val="19"/>
         </w:rPr>
-        <w:t xml:space="preserve">    kunde_segmentering.xlsx</w:t>
+        <w:t xml:space="preserve">    customer_price_matrix.xlsx</w:t>
       </w:r>
     </w:p>
     <w:p>
@@ -851,7 +851,7 @@
     </w:p>
     <w:tbl>
       <w:tblPr>
-        <w:tblW w:type="pct" w:w="100%"/>
+        <w:tblW w:type="pct" w:w="5000"/>
         <w:tblBorders>
           <w:top w:val="single" w:color="C8D4E0" w:sz="1"/>
           <w:left w:val="single" w:color="C8D4E0" w:sz="1"/>
@@ -862,8 +862,8 @@
         </w:tblBorders>
       </w:tblPr>
       <w:tblGrid>
-        <w:gridCol w:w="100"/>
-        <w:gridCol w:w="100"/>
+        <w:gridCol w:w="2347"/>
+        <w:gridCol w:w="6679"/>
       </w:tblGrid>
       <w:tr>
         <w:trPr>
@@ -871,7 +871,7 @@
         </w:trPr>
         <w:tc>
           <w:tcPr>
-            <w:tcW w:type="pct" w:w="26%"/>
+            <w:tcW w:type="pct" w:w="1300"/>
             <w:shd w:fill="1A4A7A" w:val="clear"/>
             <w:tcMar>
               <w:top w:type="dxa" w:w="90"/>
@@ -898,7 +898,7 @@
         </w:tc>
         <w:tc>
           <w:tcPr>
-            <w:tcW w:type="pct" w:w="74%"/>
+            <w:tcW w:type="pct" w:w="3700"/>
             <w:shd w:fill="1A4A7A" w:val="clear"/>
             <w:tcMar>
               <w:top w:type="dxa" w:w="90"/>
@@ -927,7 +927,7 @@
       <w:tr>
         <w:tc>
           <w:tcPr>
-            <w:tcW w:type="pct" w:w="26%"/>
+            <w:tcW w:type="pct" w:w="1300"/>
             <w:tcMar>
               <w:top w:type="dxa" w:w="90"/>
               <w:left w:type="dxa" w:w="130"/>
@@ -952,7 +952,7 @@
         </w:tc>
         <w:tc>
           <w:tcPr>
-            <w:tcW w:type="pct" w:w="74%"/>
+            <w:tcW w:type="pct" w:w="3700"/>
             <w:tcMar>
               <w:top w:type="dxa" w:w="90"/>
               <w:left w:type="dxa" w:w="130"/>
@@ -979,7 +979,7 @@
       <w:tr>
         <w:tc>
           <w:tcPr>
-            <w:tcW w:type="pct" w:w="26%"/>
+            <w:tcW w:type="pct" w:w="1300"/>
             <w:shd w:fill="F5F8FB" w:val="clear"/>
             <w:tcMar>
               <w:top w:type="dxa" w:w="90"/>
@@ -1005,7 +1005,7 @@
         </w:tc>
         <w:tc>
           <w:tcPr>
-            <w:tcW w:type="pct" w:w="74%"/>
+            <w:tcW w:type="pct" w:w="3700"/>
             <w:shd w:fill="F5F8FB" w:val="clear"/>
             <w:tcMar>
               <w:top w:type="dxa" w:w="90"/>
@@ -1033,7 +1033,7 @@
       <w:tr>
         <w:tc>
           <w:tcPr>
-            <w:tcW w:type="pct" w:w="26%"/>
+            <w:tcW w:type="pct" w:w="1300"/>
             <w:tcMar>
               <w:top w:type="dxa" w:w="90"/>
               <w:left w:type="dxa" w:w="130"/>
@@ -1058,7 +1058,7 @@
         </w:tc>
         <w:tc>
           <w:tcPr>
-            <w:tcW w:type="pct" w:w="74%"/>
+            <w:tcW w:type="pct" w:w="3700"/>
             <w:tcMar>
               <w:top w:type="dxa" w:w="90"/>
               <w:left w:type="dxa" w:w="130"/>
@@ -1155,8 +1155,8 @@
       <w:pPr>
         <w:pBdr>
           <w:top w:val="single" w:color="E8D48B" w:sz="2"/>
+          <w:left w:val="single" w:color="E8B44B" w:sz="12"/>
           <w:bottom w:val="single" w:color="E8D48B" w:sz="2"/>
-          <w:left w:val="single" w:color="E8B44B" w:sz="12"/>
           <w:right w:val="single" w:color="E8D48B" w:sz="2"/>
         </w:pBdr>
         <w:shd w:fill="FFF8E1" w:val="clear"/>
@@ -1251,7 +1251,7 @@
     </w:p>
     <w:tbl>
       <w:tblPr>
-        <w:tblW w:type="pct" w:w="100%"/>
+        <w:tblW w:type="pct" w:w="5000"/>
         <w:tblBorders>
           <w:top w:val="single" w:color="C8D4E0" w:sz="1"/>
           <w:left w:val="single" w:color="C8D4E0" w:sz="1"/>
@@ -1262,8 +1262,8 @@
         </w:tblBorders>
       </w:tblPr>
       <w:tblGrid>
-        <w:gridCol w:w="100"/>
-        <w:gridCol w:w="100"/>
+        <w:gridCol w:w="2708"/>
+        <w:gridCol w:w="6318"/>
       </w:tblGrid>
       <w:tr>
         <w:trPr>
@@ -1271,7 +1271,7 @@
         </w:trPr>
         <w:tc>
           <w:tcPr>
-            <w:tcW w:type="pct" w:w="30%"/>
+            <w:tcW w:type="pct" w:w="1500"/>
             <w:shd w:fill="1A4A7A" w:val="clear"/>
             <w:tcMar>
               <w:top w:type="dxa" w:w="90"/>
@@ -1298,7 +1298,7 @@
         </w:tc>
         <w:tc>
           <w:tcPr>
-            <w:tcW w:type="pct" w:w="70%"/>
+            <w:tcW w:type="pct" w:w="3500"/>
             <w:shd w:fill="1A4A7A" w:val="clear"/>
             <w:tcMar>
               <w:top w:type="dxa" w:w="90"/>
@@ -1327,7 +1327,7 @@
       <w:tr>
         <w:tc>
           <w:tcPr>
-            <w:tcW w:type="pct" w:w="30%"/>
+            <w:tcW w:type="pct" w:w="1500"/>
             <w:tcMar>
               <w:top w:type="dxa" w:w="90"/>
               <w:left w:type="dxa" w:w="130"/>
@@ -1353,7 +1353,7 @@
         </w:tc>
         <w:tc>
           <w:tcPr>
-            <w:tcW w:type="pct" w:w="70%"/>
+            <w:tcW w:type="pct" w:w="3500"/>
             <w:tcMar>
               <w:top w:type="dxa" w:w="90"/>
               <w:left w:type="dxa" w:w="130"/>
@@ -1380,7 +1380,7 @@
       <w:tr>
         <w:tc>
           <w:tcPr>
-            <w:tcW w:type="pct" w:w="30%"/>
+            <w:tcW w:type="pct" w:w="1500"/>
             <w:shd w:fill="F5F8FB" w:val="clear"/>
             <w:tcMar>
               <w:top w:type="dxa" w:w="90"/>
@@ -1407,7 +1407,7 @@
         </w:tc>
         <w:tc>
           <w:tcPr>
-            <w:tcW w:type="pct" w:w="70%"/>
+            <w:tcW w:type="pct" w:w="3500"/>
             <w:shd w:fill="F5F8FB" w:val="clear"/>
             <w:tcMar>
               <w:top w:type="dxa" w:w="90"/>
@@ -1435,7 +1435,7 @@
       <w:tr>
         <w:tc>
           <w:tcPr>
-            <w:tcW w:type="pct" w:w="30%"/>
+            <w:tcW w:type="pct" w:w="1500"/>
             <w:tcMar>
               <w:top w:type="dxa" w:w="90"/>
               <w:left w:type="dxa" w:w="130"/>
@@ -1461,7 +1461,7 @@
         </w:tc>
         <w:tc>
           <w:tcPr>
-            <w:tcW w:type="pct" w:w="70%"/>
+            <w:tcW w:type="pct" w:w="3500"/>
             <w:tcMar>
               <w:top w:type="dxa" w:w="90"/>
               <w:left w:type="dxa" w:w="130"/>
@@ -1488,7 +1488,7 @@
       <w:tr>
         <w:tc>
           <w:tcPr>
-            <w:tcW w:type="pct" w:w="30%"/>
+            <w:tcW w:type="pct" w:w="1500"/>
             <w:shd w:fill="F5F8FB" w:val="clear"/>
             <w:tcMar>
               <w:top w:type="dxa" w:w="90"/>
@@ -1515,7 +1515,7 @@
         </w:tc>
         <w:tc>
           <w:tcPr>
-            <w:tcW w:type="pct" w:w="70%"/>
+            <w:tcW w:type="pct" w:w="3500"/>
             <w:shd w:fill="F5F8FB" w:val="clear"/>
             <w:tcMar>
               <w:top w:type="dxa" w:w="90"/>
@@ -1543,7 +1543,7 @@
       <w:tr>
         <w:tc>
           <w:tcPr>
-            <w:tcW w:type="pct" w:w="30%"/>
+            <w:tcW w:type="pct" w:w="1500"/>
             <w:tcMar>
               <w:top w:type="dxa" w:w="90"/>
               <w:left w:type="dxa" w:w="130"/>
@@ -1569,7 +1569,7 @@
         </w:tc>
         <w:tc>
           <w:tcPr>
-            <w:tcW w:type="pct" w:w="70%"/>
+            <w:tcW w:type="pct" w:w="3500"/>
             <w:tcMar>
               <w:top w:type="dxa" w:w="90"/>
               <w:left w:type="dxa" w:w="130"/>
@@ -1596,7 +1596,7 @@
       <w:tr>
         <w:tc>
           <w:tcPr>
-            <w:tcW w:type="pct" w:w="30%"/>
+            <w:tcW w:type="pct" w:w="1500"/>
             <w:shd w:fill="F5F8FB" w:val="clear"/>
             <w:tcMar>
               <w:top w:type="dxa" w:w="90"/>
@@ -1623,7 +1623,7 @@
         </w:tc>
         <w:tc>
           <w:tcPr>
-            <w:tcW w:type="pct" w:w="70%"/>
+            <w:tcW w:type="pct" w:w="3500"/>
             <w:shd w:fill="F5F8FB" w:val="clear"/>
             <w:tcMar>
               <w:top w:type="dxa" w:w="90"/>
@@ -1651,7 +1651,7 @@
       <w:tr>
         <w:tc>
           <w:tcPr>
-            <w:tcW w:type="pct" w:w="30%"/>
+            <w:tcW w:type="pct" w:w="1500"/>
             <w:tcMar>
               <w:top w:type="dxa" w:w="90"/>
               <w:left w:type="dxa" w:w="130"/>
@@ -1677,7 +1677,7 @@
         </w:tc>
         <w:tc>
           <w:tcPr>
-            <w:tcW w:type="pct" w:w="70%"/>
+            <w:tcW w:type="pct" w:w="3500"/>
             <w:tcMar>
               <w:top w:type="dxa" w:w="90"/>
               <w:left w:type="dxa" w:w="130"/>
@@ -1704,7 +1704,7 @@
       <w:tr>
         <w:tc>
           <w:tcPr>
-            <w:tcW w:type="pct" w:w="30%"/>
+            <w:tcW w:type="pct" w:w="1500"/>
             <w:shd w:fill="F5F8FB" w:val="clear"/>
             <w:tcMar>
               <w:top w:type="dxa" w:w="90"/>
@@ -1731,7 +1731,7 @@
         </w:tc>
         <w:tc>
           <w:tcPr>
-            <w:tcW w:type="pct" w:w="70%"/>
+            <w:tcW w:type="pct" w:w="3500"/>
             <w:shd w:fill="F5F8FB" w:val="clear"/>
             <w:tcMar>
               <w:top w:type="dxa" w:w="90"/>
@@ -1759,7 +1759,7 @@
       <w:tr>
         <w:tc>
           <w:tcPr>
-            <w:tcW w:type="pct" w:w="30%"/>
+            <w:tcW w:type="pct" w:w="1500"/>
             <w:tcMar>
               <w:top w:type="dxa" w:w="90"/>
               <w:left w:type="dxa" w:w="130"/>
@@ -1785,7 +1785,7 @@
         </w:tc>
         <w:tc>
           <w:tcPr>
-            <w:tcW w:type="pct" w:w="70%"/>
+            <w:tcW w:type="pct" w:w="3500"/>
             <w:tcMar>
               <w:top w:type="dxa" w:w="90"/>
               <w:left w:type="dxa" w:w="130"/>
@@ -1822,8 +1822,8 @@
       <w:pPr>
         <w:pBdr>
           <w:top w:val="single" w:color="E8D48B" w:sz="2"/>
+          <w:left w:val="single" w:color="E8B44B" w:sz="12"/>
           <w:bottom w:val="single" w:color="E8D48B" w:sz="2"/>
-          <w:left w:val="single" w:color="E8B44B" w:sz="12"/>
           <w:right w:val="single" w:color="E8D48B" w:sz="2"/>
         </w:pBdr>
         <w:shd w:fill="FFF8E1" w:val="clear"/>
@@ -1881,7 +1881,7 @@
     </w:p>
     <w:tbl>
       <w:tblPr>
-        <w:tblW w:type="pct" w:w="100%"/>
+        <w:tblW w:type="pct" w:w="5000"/>
         <w:tblBorders>
           <w:top w:val="single" w:color="C8D4E0" w:sz="1"/>
           <w:left w:val="single" w:color="C8D4E0" w:sz="1"/>
@@ -1892,8 +1892,8 @@
         </w:tblBorders>
       </w:tblPr>
       <w:tblGrid>
-        <w:gridCol w:w="100"/>
-        <w:gridCol w:w="100"/>
+        <w:gridCol w:w="2708"/>
+        <w:gridCol w:w="6318"/>
       </w:tblGrid>
       <w:tr>
         <w:trPr>
@@ -1901,7 +1901,7 @@
         </w:trPr>
         <w:tc>
           <w:tcPr>
-            <w:tcW w:type="pct" w:w="30%"/>
+            <w:tcW w:type="pct" w:w="1500"/>
             <w:shd w:fill="1A4A7A" w:val="clear"/>
             <w:tcMar>
               <w:top w:type="dxa" w:w="90"/>
@@ -1928,7 +1928,7 @@
         </w:tc>
         <w:tc>
           <w:tcPr>
-            <w:tcW w:type="pct" w:w="70%"/>
+            <w:tcW w:type="pct" w:w="3500"/>
             <w:shd w:fill="1A4A7A" w:val="clear"/>
             <w:tcMar>
               <w:top w:type="dxa" w:w="90"/>
@@ -1957,7 +1957,7 @@
       <w:tr>
         <w:tc>
           <w:tcPr>
-            <w:tcW w:type="pct" w:w="30%"/>
+            <w:tcW w:type="pct" w:w="1500"/>
             <w:tcMar>
               <w:top w:type="dxa" w:w="90"/>
               <w:left w:type="dxa" w:w="130"/>
@@ -1983,7 +1983,7 @@
         </w:tc>
         <w:tc>
           <w:tcPr>
-            <w:tcW w:type="pct" w:w="70%"/>
+            <w:tcW w:type="pct" w:w="3500"/>
             <w:tcMar>
               <w:top w:type="dxa" w:w="90"/>
               <w:left w:type="dxa" w:w="130"/>
@@ -2010,7 +2010,7 @@
       <w:tr>
         <w:tc>
           <w:tcPr>
-            <w:tcW w:type="pct" w:w="30%"/>
+            <w:tcW w:type="pct" w:w="1500"/>
             <w:shd w:fill="F5F8FB" w:val="clear"/>
             <w:tcMar>
               <w:top w:type="dxa" w:w="90"/>
@@ -2037,7 +2037,7 @@
         </w:tc>
         <w:tc>
           <w:tcPr>
-            <w:tcW w:type="pct" w:w="70%"/>
+            <w:tcW w:type="pct" w:w="3500"/>
             <w:shd w:fill="F5F8FB" w:val="clear"/>
             <w:tcMar>
               <w:top w:type="dxa" w:w="90"/>
@@ -2065,7 +2065,7 @@
       <w:tr>
         <w:tc>
           <w:tcPr>
-            <w:tcW w:type="pct" w:w="30%"/>
+            <w:tcW w:type="pct" w:w="1500"/>
             <w:tcMar>
               <w:top w:type="dxa" w:w="90"/>
               <w:left w:type="dxa" w:w="130"/>
@@ -2091,7 +2091,7 @@
         </w:tc>
         <w:tc>
           <w:tcPr>
-            <w:tcW w:type="pct" w:w="70%"/>
+            <w:tcW w:type="pct" w:w="3500"/>
             <w:tcMar>
               <w:top w:type="dxa" w:w="90"/>
               <w:left w:type="dxa" w:w="130"/>
@@ -2118,7 +2118,7 @@
       <w:tr>
         <w:tc>
           <w:tcPr>
-            <w:tcW w:type="pct" w:w="30%"/>
+            <w:tcW w:type="pct" w:w="1500"/>
             <w:shd w:fill="F5F8FB" w:val="clear"/>
             <w:tcMar>
               <w:top w:type="dxa" w:w="90"/>
@@ -2145,7 +2145,7 @@
         </w:tc>
         <w:tc>
           <w:tcPr>
-            <w:tcW w:type="pct" w:w="70%"/>
+            <w:tcW w:type="pct" w:w="3500"/>
             <w:shd w:fill="F5F8FB" w:val="clear"/>
             <w:tcMar>
               <w:top w:type="dxa" w:w="90"/>
@@ -2381,7 +2381,7 @@
           <wp:inline distT="0" distB="0" distL="0" distR="0">
             <wp:extent cx="5600700" cy="1504950"/>
             <wp:effectExtent t="0" r="0" b="0" l="0"/>
-            <wp:docPr id="1" name="" descr="" title=""/>
+            <wp:docPr id="1" name=""/>
             <wp:cNvGraphicFramePr>
               <a:graphicFrameLocks xmlns:a="http://schemas.openxmlformats.org/drawingml/2006/main" noChangeAspect="1"/>
             </wp:cNvGraphicFramePr>
@@ -2497,7 +2497,7 @@
           <wp:inline distT="0" distB="0" distL="0" distR="0">
             <wp:extent cx="5600700" cy="3267075"/>
             <wp:effectExtent t="0" r="0" b="0" l="0"/>
-            <wp:docPr id="1" name="" descr="" title=""/>
+            <wp:docPr id="2" name=""/>
             <wp:cNvGraphicFramePr>
               <a:graphicFrameLocks xmlns:a="http://schemas.openxmlformats.org/drawingml/2006/main" noChangeAspect="1"/>
             </wp:cNvGraphicFramePr>
@@ -2569,8 +2569,8 @@
       <w:pPr>
         <w:pBdr>
           <w:top w:val="single" w:color="E8D48B" w:sz="2"/>
+          <w:left w:val="single" w:color="E8B44B" w:sz="12"/>
           <w:bottom w:val="single" w:color="E8D48B" w:sz="2"/>
-          <w:left w:val="single" w:color="E8B44B" w:sz="12"/>
           <w:right w:val="single" w:color="E8D48B" w:sz="2"/>
         </w:pBdr>
         <w:shd w:fill="FFF8E1" w:val="clear"/>
@@ -2680,7 +2680,7 @@
           <wp:inline distT="0" distB="0" distL="0" distR="0">
             <wp:extent cx="5600700" cy="4276725"/>
             <wp:effectExtent t="0" r="0" b="0" l="0"/>
-            <wp:docPr id="1" name="" descr="" title=""/>
+            <wp:docPr id="3" name=""/>
             <wp:cNvGraphicFramePr>
               <a:graphicFrameLocks xmlns:a="http://schemas.openxmlformats.org/drawingml/2006/main" noChangeAspect="1"/>
             </wp:cNvGraphicFramePr>
@@ -2768,8 +2768,8 @@
       <w:pPr>
         <w:pBdr>
           <w:top w:val="single" w:color="E8D48B" w:sz="2"/>
+          <w:left w:val="single" w:color="E8B44B" w:sz="12"/>
           <w:bottom w:val="single" w:color="E8D48B" w:sz="2"/>
-          <w:left w:val="single" w:color="E8B44B" w:sz="12"/>
           <w:right w:val="single" w:color="E8D48B" w:sz="2"/>
         </w:pBdr>
         <w:shd w:fill="FFF8E1" w:val="clear"/>
@@ -3065,7 +3065,7 @@
     </w:p>
     <w:tbl>
       <w:tblPr>
-        <w:tblW w:type="pct" w:w="100%"/>
+        <w:tblW w:type="pct" w:w="5000"/>
         <w:tblBorders>
           <w:top w:val="single" w:color="C8D4E0" w:sz="1"/>
           <w:left w:val="single" w:color="C8D4E0" w:sz="1"/>
@@ -3076,8 +3076,8 @@
         </w:tblBorders>
       </w:tblPr>
       <w:tblGrid>
-        <w:gridCol w:w="100"/>
-        <w:gridCol w:w="100"/>
+        <w:gridCol w:w="1986"/>
+        <w:gridCol w:w="7040"/>
       </w:tblGrid>
       <w:tr>
         <w:trPr>
@@ -3085,7 +3085,7 @@
         </w:trPr>
         <w:tc>
           <w:tcPr>
-            <w:tcW w:type="pct" w:w="22%"/>
+            <w:tcW w:type="pct" w:w="1100"/>
             <w:shd w:fill="1A4A7A" w:val="clear"/>
             <w:tcMar>
               <w:top w:type="dxa" w:w="90"/>
@@ -3112,7 +3112,7 @@
         </w:tc>
         <w:tc>
           <w:tcPr>
-            <w:tcW w:type="pct" w:w="78%"/>
+            <w:tcW w:type="pct" w:w="3900"/>
             <w:shd w:fill="1A4A7A" w:val="clear"/>
             <w:tcMar>
               <w:top w:type="dxa" w:w="90"/>
@@ -3141,7 +3141,7 @@
       <w:tr>
         <w:tc>
           <w:tcPr>
-            <w:tcW w:type="pct" w:w="22%"/>
+            <w:tcW w:type="pct" w:w="1100"/>
             <w:tcMar>
               <w:top w:type="dxa" w:w="90"/>
               <w:left w:type="dxa" w:w="130"/>
@@ -3166,7 +3166,7 @@
         </w:tc>
         <w:tc>
           <w:tcPr>
-            <w:tcW w:type="pct" w:w="78%"/>
+            <w:tcW w:type="pct" w:w="3900"/>
             <w:tcMar>
               <w:top w:type="dxa" w:w="90"/>
               <w:left w:type="dxa" w:w="130"/>
@@ -3193,7 +3193,7 @@
       <w:tr>
         <w:tc>
           <w:tcPr>
-            <w:tcW w:type="pct" w:w="22%"/>
+            <w:tcW w:type="pct" w:w="1100"/>
             <w:shd w:fill="F5F8FB" w:val="clear"/>
             <w:tcMar>
               <w:top w:type="dxa" w:w="90"/>
@@ -3219,7 +3219,7 @@
         </w:tc>
         <w:tc>
           <w:tcPr>
-            <w:tcW w:type="pct" w:w="78%"/>
+            <w:tcW w:type="pct" w:w="3900"/>
             <w:shd w:fill="F5F8FB" w:val="clear"/>
             <w:tcMar>
               <w:top w:type="dxa" w:w="90"/>
@@ -3247,7 +3247,7 @@
       <w:tr>
         <w:tc>
           <w:tcPr>
-            <w:tcW w:type="pct" w:w="22%"/>
+            <w:tcW w:type="pct" w:w="1100"/>
             <w:tcMar>
               <w:top w:type="dxa" w:w="90"/>
               <w:left w:type="dxa" w:w="130"/>
@@ -3272,7 +3272,7 @@
         </w:tc>
         <w:tc>
           <w:tcPr>
-            <w:tcW w:type="pct" w:w="78%"/>
+            <w:tcW w:type="pct" w:w="3900"/>
             <w:tcMar>
               <w:top w:type="dxa" w:w="90"/>
               <w:left w:type="dxa" w:w="130"/>
@@ -3299,7 +3299,7 @@
       <w:tr>
         <w:tc>
           <w:tcPr>
-            <w:tcW w:type="pct" w:w="22%"/>
+            <w:tcW w:type="pct" w:w="1100"/>
             <w:shd w:fill="F5F8FB" w:val="clear"/>
             <w:tcMar>
               <w:top w:type="dxa" w:w="90"/>
@@ -3325,7 +3325,7 @@
         </w:tc>
         <w:tc>
           <w:tcPr>
-            <w:tcW w:type="pct" w:w="78%"/>
+            <w:tcW w:type="pct" w:w="3900"/>
             <w:shd w:fill="F5F8FB" w:val="clear"/>
             <w:tcMar>
               <w:top w:type="dxa" w:w="90"/>
@@ -3361,7 +3361,7 @@
           <wp:inline distT="0" distB="0" distL="0" distR="0">
             <wp:extent cx="5600700" cy="3581400"/>
             <wp:effectExtent t="0" r="0" b="0" l="0"/>
-            <wp:docPr id="1" name="" descr="" title=""/>
+            <wp:docPr id="4" name=""/>
             <wp:cNvGraphicFramePr>
               <a:graphicFrameLocks xmlns:a="http://schemas.openxmlformats.org/drawingml/2006/main" noChangeAspect="1"/>
             </wp:cNvGraphicFramePr>
@@ -3515,8 +3515,8 @@
       <w:pPr>
         <w:pBdr>
           <w:top w:val="single" w:color="E8D48B" w:sz="2"/>
+          <w:left w:val="single" w:color="E8B44B" w:sz="12"/>
           <w:bottom w:val="single" w:color="E8D48B" w:sz="2"/>
-          <w:left w:val="single" w:color="E8B44B" w:sz="12"/>
           <w:right w:val="single" w:color="E8D48B" w:sz="2"/>
         </w:pBdr>
         <w:shd w:fill="FFF8E1" w:val="clear"/>
@@ -3544,8 +3544,8 @@
       <w:pPr>
         <w:pBdr>
           <w:top w:val="single" w:color="E8D48B" w:sz="2"/>
+          <w:left w:val="single" w:color="E8B44B" w:sz="12"/>
           <w:bottom w:val="single" w:color="E8D48B" w:sz="2"/>
-          <w:left w:val="single" w:color="E8B44B" w:sz="12"/>
           <w:right w:val="single" w:color="E8D48B" w:sz="2"/>
         </w:pBdr>
         <w:shd w:fill="FFF8E1" w:val="clear"/>
@@ -3589,8 +3589,8 @@
       <w:pPr>
         <w:pBdr>
           <w:top w:val="single" w:color="E8D48B" w:sz="2"/>
+          <w:left w:val="single" w:color="E8B44B" w:sz="12"/>
           <w:bottom w:val="single" w:color="E8D48B" w:sz="2"/>
-          <w:left w:val="single" w:color="E8B44B" w:sz="12"/>
           <w:right w:val="single" w:color="E8D48B" w:sz="2"/>
         </w:pBdr>
         <w:shd w:fill="FFF8E1" w:val="clear"/>
@@ -3766,7 +3766,7 @@
           <wp:inline distT="0" distB="0" distL="0" distR="0">
             <wp:extent cx="5600700" cy="2809875"/>
             <wp:effectExtent t="0" r="0" b="0" l="0"/>
-            <wp:docPr id="1" name="" descr="" title=""/>
+            <wp:docPr id="5" name=""/>
             <wp:cNvGraphicFramePr>
               <a:graphicFrameLocks xmlns:a="http://schemas.openxmlformats.org/drawingml/2006/main" noChangeAspect="1"/>
             </wp:cNvGraphicFramePr>
@@ -3908,8 +3908,8 @@
       <w:pPr>
         <w:pBdr>
           <w:top w:val="single" w:color="E8D48B" w:sz="2"/>
+          <w:left w:val="single" w:color="E8B44B" w:sz="12"/>
           <w:bottom w:val="single" w:color="E8D48B" w:sz="2"/>
-          <w:left w:val="single" w:color="E8B44B" w:sz="12"/>
           <w:right w:val="single" w:color="E8D48B" w:sz="2"/>
         </w:pBdr>
         <w:shd w:fill="FFF8E1" w:val="clear"/>
@@ -4176,7 +4176,7 @@
     </w:p>
     <w:tbl>
       <w:tblPr>
-        <w:tblW w:type="pct" w:w="100%"/>
+        <w:tblW w:type="pct" w:w="5000"/>
         <w:tblBorders>
           <w:top w:val="single" w:color="C8D4E0" w:sz="1"/>
           <w:left w:val="single" w:color="C8D4E0" w:sz="1"/>
@@ -4187,11 +4187,11 @@
         </w:tblBorders>
       </w:tblPr>
       <w:tblGrid>
-        <w:gridCol w:w="100"/>
-        <w:gridCol w:w="100"/>
-        <w:gridCol w:w="100"/>
-        <w:gridCol w:w="100"/>
-        <w:gridCol w:w="100"/>
+        <w:gridCol w:w="1444"/>
+        <w:gridCol w:w="2166"/>
+        <w:gridCol w:w="2166"/>
+        <w:gridCol w:w="1625"/>
+        <w:gridCol w:w="1625"/>
       </w:tblGrid>
       <w:tr>
         <w:trPr>
@@ -4199,7 +4199,7 @@
         </w:trPr>
         <w:tc>
           <w:tcPr>
-            <w:tcW w:type="pct" w:w="16%"/>
+            <w:tcW w:type="pct" w:w="800"/>
             <w:shd w:fill="1A4A7A" w:val="clear"/>
             <w:tcMar>
               <w:top w:type="dxa" w:w="90"/>
@@ -4226,7 +4226,7 @@
         </w:tc>
         <w:tc>
           <w:tcPr>
-            <w:tcW w:type="pct" w:w="24%"/>
+            <w:tcW w:type="pct" w:w="1200"/>
             <w:shd w:fill="1A4A7A" w:val="clear"/>
             <w:tcMar>
               <w:top w:type="dxa" w:w="90"/>
@@ -4253,7 +4253,7 @@
         </w:tc>
         <w:tc>
           <w:tcPr>
-            <w:tcW w:type="pct" w:w="24%"/>
+            <w:tcW w:type="pct" w:w="1200"/>
             <w:shd w:fill="1A4A7A" w:val="clear"/>
             <w:tcMar>
               <w:top w:type="dxa" w:w="90"/>
@@ -4280,7 +4280,7 @@
         </w:tc>
         <w:tc>
           <w:tcPr>
-            <w:tcW w:type="pct" w:w="18%"/>
+            <w:tcW w:type="pct" w:w="900"/>
             <w:shd w:fill="1A4A7A" w:val="clear"/>
             <w:tcMar>
               <w:top w:type="dxa" w:w="90"/>
@@ -4307,7 +4307,7 @@
         </w:tc>
         <w:tc>
           <w:tcPr>
-            <w:tcW w:type="pct" w:w="18%"/>
+            <w:tcW w:type="pct" w:w="900"/>
             <w:shd w:fill="1A4A7A" w:val="clear"/>
             <w:tcMar>
               <w:top w:type="dxa" w:w="90"/>
@@ -4336,7 +4336,7 @@
       <w:tr>
         <w:tc>
           <w:tcPr>
-            <w:tcW w:type="pct" w:w="16%"/>
+            <w:tcW w:type="pct" w:w="800"/>
             <w:tcMar>
               <w:top w:type="dxa" w:w="90"/>
               <w:left w:type="dxa" w:w="130"/>
@@ -4362,7 +4362,7 @@
         </w:tc>
         <w:tc>
           <w:tcPr>
-            <w:tcW w:type="pct" w:w="24%"/>
+            <w:tcW w:type="pct" w:w="1200"/>
             <w:tcMar>
               <w:top w:type="dxa" w:w="90"/>
               <w:left w:type="dxa" w:w="130"/>
@@ -4387,7 +4387,7 @@
         </w:tc>
         <w:tc>
           <w:tcPr>
-            <w:tcW w:type="pct" w:w="24%"/>
+            <w:tcW w:type="pct" w:w="1200"/>
             <w:tcMar>
               <w:top w:type="dxa" w:w="90"/>
               <w:left w:type="dxa" w:w="130"/>
@@ -4412,7 +4412,7 @@
         </w:tc>
         <w:tc>
           <w:tcPr>
-            <w:tcW w:type="pct" w:w="18%"/>
+            <w:tcW w:type="pct" w:w="900"/>
             <w:tcMar>
               <w:top w:type="dxa" w:w="90"/>
               <w:left w:type="dxa" w:w="130"/>
@@ -4437,7 +4437,7 @@
         </w:tc>
         <w:tc>
           <w:tcPr>
-            <w:tcW w:type="pct" w:w="18%"/>
+            <w:tcW w:type="pct" w:w="900"/>
             <w:tcMar>
               <w:top w:type="dxa" w:w="90"/>
               <w:left w:type="dxa" w:w="130"/>
@@ -4464,7 +4464,7 @@
       <w:tr>
         <w:tc>
           <w:tcPr>
-            <w:tcW w:type="pct" w:w="16%"/>
+            <w:tcW w:type="pct" w:w="800"/>
             <w:shd w:fill="F5F8FB" w:val="clear"/>
             <w:tcMar>
               <w:top w:type="dxa" w:w="90"/>
@@ -4491,7 +4491,7 @@
         </w:tc>
         <w:tc>
           <w:tcPr>
-            <w:tcW w:type="pct" w:w="24%"/>
+            <w:tcW w:type="pct" w:w="1200"/>
             <w:shd w:fill="F5F8FB" w:val="clear"/>
             <w:tcMar>
               <w:top w:type="dxa" w:w="90"/>
@@ -4517,7 +4517,7 @@
         </w:tc>
         <w:tc>
           <w:tcPr>
-            <w:tcW w:type="pct" w:w="24%"/>
+            <w:tcW w:type="pct" w:w="1200"/>
             <w:shd w:fill="F5F8FB" w:val="clear"/>
             <w:tcMar>
               <w:top w:type="dxa" w:w="90"/>
@@ -4543,7 +4543,7 @@
         </w:tc>
         <w:tc>
           <w:tcPr>
-            <w:tcW w:type="pct" w:w="18%"/>
+            <w:tcW w:type="pct" w:w="900"/>
             <w:shd w:fill="F5F8FB" w:val="clear"/>
             <w:tcMar>
               <w:top w:type="dxa" w:w="90"/>
@@ -4569,7 +4569,7 @@
         </w:tc>
         <w:tc>
           <w:tcPr>
-            <w:tcW w:type="pct" w:w="18%"/>
+            <w:tcW w:type="pct" w:w="900"/>
             <w:shd w:fill="F5F8FB" w:val="clear"/>
             <w:tcMar>
               <w:top w:type="dxa" w:w="90"/>
@@ -4597,7 +4597,7 @@
       <w:tr>
         <w:tc>
           <w:tcPr>
-            <w:tcW w:type="pct" w:w="16%"/>
+            <w:tcW w:type="pct" w:w="800"/>
             <w:tcMar>
               <w:top w:type="dxa" w:w="90"/>
               <w:left w:type="dxa" w:w="130"/>
@@ -4623,7 +4623,7 @@
         </w:tc>
         <w:tc>
           <w:tcPr>
-            <w:tcW w:type="pct" w:w="24%"/>
+            <w:tcW w:type="pct" w:w="1200"/>
             <w:tcMar>
               <w:top w:type="dxa" w:w="90"/>
               <w:left w:type="dxa" w:w="130"/>
@@ -4648,7 +4648,7 @@
         </w:tc>
         <w:tc>
           <w:tcPr>
-            <w:tcW w:type="pct" w:w="24%"/>
+            <w:tcW w:type="pct" w:w="1200"/>
             <w:tcMar>
               <w:top w:type="dxa" w:w="90"/>
               <w:left w:type="dxa" w:w="130"/>
@@ -4673,7 +4673,7 @@
         </w:tc>
         <w:tc>
           <w:tcPr>
-            <w:tcW w:type="pct" w:w="18%"/>
+            <w:tcW w:type="pct" w:w="900"/>
             <w:tcMar>
               <w:top w:type="dxa" w:w="90"/>
               <w:left w:type="dxa" w:w="130"/>
@@ -4698,7 +4698,7 @@
         </w:tc>
         <w:tc>
           <w:tcPr>
-            <w:tcW w:type="pct" w:w="18%"/>
+            <w:tcW w:type="pct" w:w="900"/>
             <w:tcMar>
               <w:top w:type="dxa" w:w="90"/>
               <w:left w:type="dxa" w:w="130"/>
@@ -4944,8 +4944,8 @@
       <w:pPr>
         <w:pBdr>
           <w:top w:val="single" w:color="E8D48B" w:sz="2"/>
+          <w:left w:val="single" w:color="E8B44B" w:sz="12"/>
           <w:bottom w:val="single" w:color="E8D48B" w:sz="2"/>
-          <w:left w:val="single" w:color="E8B44B" w:sz="12"/>
           <w:right w:val="single" w:color="E8D48B" w:sz="2"/>
         </w:pBdr>
         <w:shd w:fill="FFF8E1" w:val="clear"/>
@@ -5008,7 +5008,7 @@
     </w:p>
     <w:tbl>
       <w:tblPr>
-        <w:tblW w:type="pct" w:w="100%"/>
+        <w:tblW w:type="pct" w:w="5000"/>
         <w:tblBorders>
           <w:top w:val="single" w:color="C8D4E0" w:sz="1"/>
           <w:left w:val="single" w:color="C8D4E0" w:sz="1"/>
@@ -5019,9 +5019,9 @@
         </w:tblBorders>
       </w:tblPr>
       <w:tblGrid>
-        <w:gridCol w:w="100"/>
-        <w:gridCol w:w="100"/>
-        <w:gridCol w:w="100"/>
+        <w:gridCol w:w="1805"/>
+        <w:gridCol w:w="3610"/>
+        <w:gridCol w:w="3610"/>
       </w:tblGrid>
       <w:tr>
         <w:trPr>
@@ -5029,7 +5029,7 @@
         </w:trPr>
         <w:tc>
           <w:tcPr>
-            <w:tcW w:type="pct" w:w="20%"/>
+            <w:tcW w:type="pct" w:w="1000"/>
             <w:shd w:fill="1A4A7A" w:val="clear"/>
             <w:tcMar>
               <w:top w:type="dxa" w:w="90"/>
@@ -5056,7 +5056,7 @@
         </w:tc>
         <w:tc>
           <w:tcPr>
-            <w:tcW w:type="pct" w:w="40%"/>
+            <w:tcW w:type="pct" w:w="2000"/>
             <w:shd w:fill="1A4A7A" w:val="clear"/>
             <w:tcMar>
               <w:top w:type="dxa" w:w="90"/>
@@ -5083,7 +5083,7 @@
         </w:tc>
         <w:tc>
           <w:tcPr>
-            <w:tcW w:type="pct" w:w="40%"/>
+            <w:tcW w:type="pct" w:w="2000"/>
             <w:shd w:fill="1A4A7A" w:val="clear"/>
             <w:tcMar>
               <w:top w:type="dxa" w:w="90"/>
@@ -5112,7 +5112,7 @@
       <w:tr>
         <w:tc>
           <w:tcPr>
-            <w:tcW w:type="pct" w:w="20%"/>
+            <w:tcW w:type="pct" w:w="1000"/>
             <w:tcMar>
               <w:top w:type="dxa" w:w="90"/>
               <w:left w:type="dxa" w:w="130"/>
@@ -5137,51 +5137,51 @@
         </w:tc>
         <w:tc>
           <w:tcPr>
-            <w:tcW w:type="pct" w:w="40%"/>
-            <w:tcMar>
-              <w:top w:type="dxa" w:w="90"/>
-              <w:left w:type="dxa" w:w="130"/>
-              <w:bottom w:type="dxa" w:w="90"/>
-              <w:right w:type="dxa" w:w="130"/>
-            </w:tcMar>
-          </w:tcPr>
-          <w:p>
-            <w:pPr>
-              <w:spacing w:after="0"/>
-            </w:pPr>
-            <w:r>
-              <w:rPr>
-                <w:b w:val="false"/>
-                <w:bCs w:val="false"/>
-                <w:sz w:val="21"/>
-                <w:szCs w:val="21"/>
-              </w:rPr>
-              <w:t xml:space="preserve">Kundesegmentering – Kundegruppe – &lt;udsnit&gt;</w:t>
-            </w:r>
-          </w:p>
-        </w:tc>
-        <w:tc>
-          <w:tcPr>
-            <w:tcW w:type="pct" w:w="40%"/>
-            <w:tcMar>
-              <w:top w:type="dxa" w:w="90"/>
-              <w:left w:type="dxa" w:w="130"/>
-              <w:bottom w:type="dxa" w:w="90"/>
-              <w:right w:type="dxa" w:w="130"/>
-            </w:tcMar>
-          </w:tcPr>
-          <w:p>
-            <w:pPr>
-              <w:spacing w:after="0"/>
-            </w:pPr>
-            <w:r>
-              <w:rPr>
-                <w:b w:val="false"/>
-                <w:bCs w:val="false"/>
-                <w:sz w:val="21"/>
-                <w:szCs w:val="21"/>
-              </w:rPr>
-              <w:t xml:space="preserve">Kundesegmentering – Item – &lt;udsnit&gt;</w:t>
+            <w:tcW w:type="pct" w:w="2000"/>
+            <w:tcMar>
+              <w:top w:type="dxa" w:w="90"/>
+              <w:left w:type="dxa" w:w="130"/>
+              <w:bottom w:type="dxa" w:w="90"/>
+              <w:right w:type="dxa" w:w="130"/>
+            </w:tcMar>
+          </w:tcPr>
+          <w:p>
+            <w:pPr>
+              <w:spacing w:after="0"/>
+            </w:pPr>
+            <w:r>
+              <w:rPr>
+                <w:b w:val="false"/>
+                <w:bCs w:val="false"/>
+                <w:sz w:val="21"/>
+                <w:szCs w:val="21"/>
+              </w:rPr>
+              <w:t xml:space="preserve">Customer Price Matrix – Kundegruppe – &lt;udsnit&gt;</w:t>
+            </w:r>
+          </w:p>
+        </w:tc>
+        <w:tc>
+          <w:tcPr>
+            <w:tcW w:type="pct" w:w="2000"/>
+            <w:tcMar>
+              <w:top w:type="dxa" w:w="90"/>
+              <w:left w:type="dxa" w:w="130"/>
+              <w:bottom w:type="dxa" w:w="90"/>
+              <w:right w:type="dxa" w:w="130"/>
+            </w:tcMar>
+          </w:tcPr>
+          <w:p>
+            <w:pPr>
+              <w:spacing w:after="0"/>
+            </w:pPr>
+            <w:r>
+              <w:rPr>
+                <w:b w:val="false"/>
+                <w:bCs w:val="false"/>
+                <w:sz w:val="21"/>
+                <w:szCs w:val="21"/>
+              </w:rPr>
+              <w:t xml:space="preserve">Customer Price Matrix – Item – &lt;udsnit&gt;</w:t>
             </w:r>
           </w:p>
         </w:tc>
@@ -5189,7 +5189,7 @@
       <w:tr>
         <w:tc>
           <w:tcPr>
-            <w:tcW w:type="pct" w:w="20%"/>
+            <w:tcW w:type="pct" w:w="1000"/>
             <w:shd w:fill="F5F8FB" w:val="clear"/>
             <w:tcMar>
               <w:top w:type="dxa" w:w="90"/>
@@ -5215,7 +5215,7 @@
         </w:tc>
         <w:tc>
           <w:tcPr>
-            <w:tcW w:type="pct" w:w="40%"/>
+            <w:tcW w:type="pct" w:w="2000"/>
             <w:shd w:fill="F5F8FB" w:val="clear"/>
             <w:tcMar>
               <w:top w:type="dxa" w:w="90"/>
@@ -5241,7 +5241,7 @@
         </w:tc>
         <w:tc>
           <w:tcPr>
-            <w:tcW w:type="pct" w:w="40%"/>
+            <w:tcW w:type="pct" w:w="2000"/>
             <w:shd w:fill="F5F8FB" w:val="clear"/>
             <w:tcMar>
               <w:top w:type="dxa" w:w="90"/>
@@ -5269,7 +5269,7 @@
       <w:tr>
         <w:tc>
           <w:tcPr>
-            <w:tcW w:type="pct" w:w="20%"/>
+            <w:tcW w:type="pct" w:w="1000"/>
             <w:tcMar>
               <w:top w:type="dxa" w:w="90"/>
               <w:left w:type="dxa" w:w="130"/>
@@ -5294,7 +5294,7 @@
         </w:tc>
         <w:tc>
           <w:tcPr>
-            <w:tcW w:type="pct" w:w="40%"/>
+            <w:tcW w:type="pct" w:w="2000"/>
             <w:tcMar>
               <w:top w:type="dxa" w:w="90"/>
               <w:left w:type="dxa" w:w="130"/>
@@ -5319,7 +5319,7 @@
         </w:tc>
         <w:tc>
           <w:tcPr>
-            <w:tcW w:type="pct" w:w="40%"/>
+            <w:tcW w:type="pct" w:w="2000"/>
             <w:tcMar>
               <w:top w:type="dxa" w:w="90"/>
               <w:left w:type="dxa" w:w="130"/>
@@ -5346,7 +5346,7 @@
       <w:tr>
         <w:tc>
           <w:tcPr>
-            <w:tcW w:type="pct" w:w="20%"/>
+            <w:tcW w:type="pct" w:w="1000"/>
             <w:shd w:fill="F5F8FB" w:val="clear"/>
             <w:tcMar>
               <w:top w:type="dxa" w:w="90"/>
@@ -5372,7 +5372,7 @@
         </w:tc>
         <w:tc>
           <w:tcPr>
-            <w:tcW w:type="pct" w:w="40%"/>
+            <w:tcW w:type="pct" w:w="2000"/>
             <w:shd w:fill="F5F8FB" w:val="clear"/>
             <w:tcMar>
               <w:top w:type="dxa" w:w="90"/>
@@ -5398,7 +5398,7 @@
         </w:tc>
         <w:tc>
           <w:tcPr>
-            <w:tcW w:type="pct" w:w="40%"/>
+            <w:tcW w:type="pct" w:w="2000"/>
             <w:shd w:fill="F5F8FB" w:val="clear"/>
             <w:tcMar>
               <w:top w:type="dxa" w:w="90"/>
@@ -5426,7 +5426,7 @@
       <w:tr>
         <w:tc>
           <w:tcPr>
-            <w:tcW w:type="pct" w:w="20%"/>
+            <w:tcW w:type="pct" w:w="1000"/>
             <w:tcMar>
               <w:top w:type="dxa" w:w="90"/>
               <w:left w:type="dxa" w:w="130"/>
@@ -5451,7 +5451,7 @@
         </w:tc>
         <w:tc>
           <w:tcPr>
-            <w:tcW w:type="pct" w:w="40%"/>
+            <w:tcW w:type="pct" w:w="2000"/>
             <w:tcMar>
               <w:top w:type="dxa" w:w="90"/>
               <w:left w:type="dxa" w:w="130"/>
@@ -5476,7 +5476,7 @@
         </w:tc>
         <w:tc>
           <w:tcPr>
-            <w:tcW w:type="pct" w:w="40%"/>
+            <w:tcW w:type="pct" w:w="2000"/>
             <w:tcMar>
               <w:top w:type="dxa" w:w="90"/>
               <w:left w:type="dxa" w:w="130"/>
@@ -5503,7 +5503,7 @@
       <w:tr>
         <w:tc>
           <w:tcPr>
-            <w:tcW w:type="pct" w:w="20%"/>
+            <w:tcW w:type="pct" w:w="1000"/>
             <w:shd w:fill="F5F8FB" w:val="clear"/>
             <w:tcMar>
               <w:top w:type="dxa" w:w="90"/>
@@ -5529,7 +5529,7 @@
         </w:tc>
         <w:tc>
           <w:tcPr>
-            <w:tcW w:type="pct" w:w="40%"/>
+            <w:tcW w:type="pct" w:w="2000"/>
             <w:shd w:fill="F5F8FB" w:val="clear"/>
             <w:tcMar>
               <w:top w:type="dxa" w:w="90"/>
@@ -5555,7 +5555,7 @@
         </w:tc>
         <w:tc>
           <w:tcPr>
-            <w:tcW w:type="pct" w:w="40%"/>
+            <w:tcW w:type="pct" w:w="2000"/>
             <w:shd w:fill="F5F8FB" w:val="clear"/>
             <w:tcMar>
               <w:top w:type="dxa" w:w="90"/>
@@ -5707,8 +5707,8 @@
       <w:pPr>
         <w:pBdr>
           <w:top w:val="single" w:color="E8D48B" w:sz="2"/>
+          <w:left w:val="single" w:color="E8B44B" w:sz="12"/>
           <w:bottom w:val="single" w:color="E8D48B" w:sz="2"/>
-          <w:left w:val="single" w:color="E8B44B" w:sz="12"/>
           <w:right w:val="single" w:color="E8D48B" w:sz="2"/>
         </w:pBdr>
         <w:shd w:fill="FFF8E1" w:val="clear"/>
@@ -5736,8 +5736,8 @@
       <w:pPr>
         <w:pBdr>
           <w:top w:val="single" w:color="E8D48B" w:sz="2"/>
+          <w:left w:val="single" w:color="E8B44B" w:sz="12"/>
           <w:bottom w:val="single" w:color="E8D48B" w:sz="2"/>
-          <w:left w:val="single" w:color="E8B44B" w:sz="12"/>
           <w:right w:val="single" w:color="E8D48B" w:sz="2"/>
         </w:pBdr>
         <w:shd w:fill="FFF8E1" w:val="clear"/>
@@ -5898,29 +5898,77 @@
           <w:sz w:val="22"/>
           <w:szCs w:val="22"/>
         </w:rPr>
-        <w:t xml:space="preserve">Under item-grafen, samme sted som farvekoden sidder på den anden graf, er der et søgefelt. Skriv et varenummer, og varen bliver fremhævet, mens resten af punkterne tones ned — de forsvinder ikke, så du kan se hvor varen ligger i forhold til alle de andre. </w:t>
-      </w:r>
-      <w:r>
-        <w:rPr>
-          <w:b/>
-          <w:bCs/>
-          <w:i w:val="false"/>
-          <w:iCs w:val="false"/>
-          <w:sz w:val="22"/>
-          <w:szCs w:val="22"/>
-        </w:rPr>
-        <w:t xml:space="preserve">Ryd</w:t>
-      </w:r>
-      <w:r>
-        <w:rPr>
-          <w:b w:val="false"/>
-          <w:bCs w:val="false"/>
-          <w:i w:val="false"/>
-          <w:iCs w:val="false"/>
-          <w:sz w:val="22"/>
-          <w:szCs w:val="22"/>
-        </w:rPr>
-        <w:t xml:space="preserve"> fjerner markeringen igen.</w:t>
+        <w:t xml:space="preserve">Under item-grafen, samme sted som farvekoden sidder på den anden graf, er der et søgefelt. Der kan søges på både </w:t>
+      </w:r>
+      <w:r>
+        <w:rPr>
+          <w:b/>
+          <w:bCs/>
+          <w:i w:val="false"/>
+          <w:iCs w:val="false"/>
+          <w:sz w:val="22"/>
+          <w:szCs w:val="22"/>
+        </w:rPr>
+        <w:t xml:space="preserve">varenummer og kundenavn</w:t>
+      </w:r>
+      <w:r>
+        <w:rPr>
+          <w:b w:val="false"/>
+          <w:bCs w:val="false"/>
+          <w:i w:val="false"/>
+          <w:iCs w:val="false"/>
+          <w:sz w:val="22"/>
+          <w:szCs w:val="22"/>
+        </w:rPr>
+        <w:t xml:space="preserve">, og de to kan blandes:</w:t>
+      </w:r>
+    </w:p>
+    <w:p>
+      <w:pPr>
+        <w:shd w:fill="F2F2F2" w:val="clear"/>
+        <w:spacing w:after="160" w:before="100"/>
+        <w:ind w:left="288"/>
+      </w:pPr>
+      <w:r>
+        <w:rPr>
+          <w:rFonts w:ascii="Consolas" w:cs="Consolas" w:eastAsia="Consolas" w:hAnsi="Consolas"/>
+          <w:sz w:val="19"/>
+          <w:szCs w:val="19"/>
+        </w:rPr>
+        <w:t xml:space="preserve">701234                 én vare</w:t>
+      </w:r>
+      <w:r>
+        <w:br/>
+      </w:r>
+      <w:r>
+        <w:rPr>
+          <w:rFonts w:ascii="Consolas" w:cs="Consolas" w:eastAsia="Consolas" w:hAnsi="Consolas"/>
+          <w:sz w:val="19"/>
+          <w:szCs w:val="19"/>
+        </w:rPr>
+        <w:t xml:space="preserve">DANFOSS                alle Danfoss' varer</w:t>
+      </w:r>
+      <w:r>
+        <w:br/>
+      </w:r>
+      <w:r>
+        <w:rPr>
+          <w:rFonts w:ascii="Consolas" w:cs="Consolas" w:eastAsia="Consolas" w:hAnsi="Consolas"/>
+          <w:sz w:val="19"/>
+          <w:szCs w:val="19"/>
+        </w:rPr>
+        <w:t xml:space="preserve">DANFOSS, GRUNDFOS      begge kunder</w:t>
+      </w:r>
+      <w:r>
+        <w:br/>
+      </w:r>
+      <w:r>
+        <w:rPr>
+          <w:rFonts w:ascii="Consolas" w:cs="Consolas" w:eastAsia="Consolas" w:hAnsi="Consolas"/>
+          <w:sz w:val="19"/>
+          <w:szCs w:val="19"/>
+        </w:rPr>
+        <w:t xml:space="preserve">DANFOSS, 701234        alle Danfoss' varer PLUS vare 701234</w:t>
       </w:r>
     </w:p>
     <w:p>
@@ -5939,16 +5987,16 @@
           <w:sz w:val="22"/>
           <w:szCs w:val="22"/>
         </w:rPr>
-        <w:t xml:space="preserve">Flere varer ad gangen:</w:t>
-      </w:r>
-      <w:r>
-        <w:rPr>
-          <w:b w:val="false"/>
-          <w:bCs w:val="false"/>
-          <w:sz w:val="22"/>
-          <w:szCs w:val="22"/>
-        </w:rPr>
-        <w:t xml:space="preserve"> skriv numrene efter hinanden adskilt af komma eller mellemrum, for eksempel 701234, 712345.</w:t>
+        <w:t xml:space="preserve">Dele tæller med:</w:t>
+      </w:r>
+      <w:r>
+        <w:rPr>
+          <w:b w:val="false"/>
+          <w:bCs w:val="false"/>
+          <w:sz w:val="22"/>
+          <w:szCs w:val="22"/>
+        </w:rPr>
+        <w:t xml:space="preserve"> skriver du 7010, fremhæves alle varer hvis nummer indeholder 7010, og novo finder NOVO NORDISK. Store og små bogstaver er lige gyldige.</w:t>
       </w:r>
     </w:p>
     <w:p>
@@ -5967,16 +6015,16 @@
           <w:sz w:val="22"/>
           <w:szCs w:val="22"/>
         </w:rPr>
-        <w:t xml:space="preserve">Dele af et nummer tæller med:</w:t>
-      </w:r>
-      <w:r>
-        <w:rPr>
-          <w:b w:val="false"/>
-          <w:bCs w:val="false"/>
-          <w:sz w:val="22"/>
-          <w:szCs w:val="22"/>
-        </w:rPr>
-        <w:t xml:space="preserve"> skriver du 7010, fremhæves alle varer hvis nummer indeholder 7010.</w:t>
+        <w:t xml:space="preserve">Flere søgeord adskilles med komma</w:t>
+      </w:r>
+      <w:r>
+        <w:rPr>
+          <w:b w:val="false"/>
+          <w:bCs w:val="false"/>
+          <w:sz w:val="22"/>
+          <w:szCs w:val="22"/>
+        </w:rPr>
+        <w:t xml:space="preserve"> — ikke med mellemrum. En kundegruppe hedder tit noget med et mellemrum i, og blev navnet delt op i ord, ville GN STORE NORD også trække NOVO NORDISK med ind på ordet nord.</w:t>
       </w:r>
     </w:p>
     <w:p>
@@ -5992,7 +6040,29 @@
           <w:sz w:val="22"/>
           <w:szCs w:val="22"/>
         </w:rPr>
-        <w:t xml:space="preserve">Under feltet står hvor mange varer der blev fundet — eller at ingen varer matcher, hvis nummeret ikke findes i udsnittet.</w:t>
+        <w:t xml:space="preserve">De fundne punkter fremhæves, mens resten tones ned — de forsvinder ikke, så du kan se hvor de ligger i forhold til alle de andre. </w:t>
+      </w:r>
+      <w:r>
+        <w:rPr>
+          <w:b/>
+          <w:bCs/>
+          <w:i w:val="false"/>
+          <w:iCs w:val="false"/>
+          <w:sz w:val="22"/>
+          <w:szCs w:val="22"/>
+        </w:rPr>
+        <w:t xml:space="preserve">Ryd</w:t>
+      </w:r>
+      <w:r>
+        <w:rPr>
+          <w:b w:val="false"/>
+          <w:bCs w:val="false"/>
+          <w:i w:val="false"/>
+          <w:iCs w:val="false"/>
+          <w:sz w:val="22"/>
+          <w:szCs w:val="22"/>
+        </w:rPr>
+        <w:t xml:space="preserve"> fjerner markeringen igen. Under feltet står hvor mange varer der blev fundet, eller at ingen varer matcher.</w:t>
       </w:r>
     </w:p>
     <w:p>
@@ -6053,8 +6123,8 @@
       <w:pPr>
         <w:pBdr>
           <w:top w:val="single" w:color="E8D48B" w:sz="2"/>
+          <w:left w:val="single" w:color="E8B44B" w:sz="12"/>
           <w:bottom w:val="single" w:color="E8D48B" w:sz="2"/>
-          <w:left w:val="single" w:color="E8B44B" w:sz="12"/>
           <w:right w:val="single" w:color="E8D48B" w:sz="2"/>
         </w:pBdr>
         <w:shd w:fill="FFF8E1" w:val="clear"/>
@@ -6134,7 +6204,7 @@
     </w:p>
     <w:tbl>
       <w:tblPr>
-        <w:tblW w:type="pct" w:w="100%"/>
+        <w:tblW w:type="pct" w:w="5000"/>
         <w:tblBorders>
           <w:top w:val="single" w:color="C8D4E0" w:sz="1"/>
           <w:left w:val="single" w:color="C8D4E0" w:sz="1"/>
@@ -6145,9 +6215,9 @@
         </w:tblBorders>
       </w:tblPr>
       <w:tblGrid>
-        <w:gridCol w:w="100"/>
-        <w:gridCol w:w="100"/>
-        <w:gridCol w:w="100"/>
+        <w:gridCol w:w="2347"/>
+        <w:gridCol w:w="2347"/>
+        <w:gridCol w:w="4332"/>
       </w:tblGrid>
       <w:tr>
         <w:trPr>
@@ -6155,7 +6225,7 @@
         </w:trPr>
         <w:tc>
           <w:tcPr>
-            <w:tcW w:type="pct" w:w="26%"/>
+            <w:tcW w:type="pct" w:w="1300"/>
             <w:shd w:fill="1A4A7A" w:val="clear"/>
             <w:tcMar>
               <w:top w:type="dxa" w:w="90"/>
@@ -6182,7 +6252,7 @@
         </w:tc>
         <w:tc>
           <w:tcPr>
-            <w:tcW w:type="pct" w:w="26%"/>
+            <w:tcW w:type="pct" w:w="1300"/>
             <w:shd w:fill="1A4A7A" w:val="clear"/>
             <w:tcMar>
               <w:top w:type="dxa" w:w="90"/>
@@ -6209,7 +6279,7 @@
         </w:tc>
         <w:tc>
           <w:tcPr>
-            <w:tcW w:type="pct" w:w="48%"/>
+            <w:tcW w:type="pct" w:w="2400"/>
             <w:shd w:fill="1A4A7A" w:val="clear"/>
             <w:tcMar>
               <w:top w:type="dxa" w:w="90"/>
@@ -6238,7 +6308,7 @@
       <w:tr>
         <w:tc>
           <w:tcPr>
-            <w:tcW w:type="pct" w:w="26%"/>
+            <w:tcW w:type="pct" w:w="1300"/>
             <w:tcMar>
               <w:top w:type="dxa" w:w="90"/>
               <w:left w:type="dxa" w:w="130"/>
@@ -6263,7 +6333,7 @@
         </w:tc>
         <w:tc>
           <w:tcPr>
-            <w:tcW w:type="pct" w:w="26%"/>
+            <w:tcW w:type="pct" w:w="1300"/>
             <w:tcMar>
               <w:top w:type="dxa" w:w="90"/>
               <w:left w:type="dxa" w:w="130"/>
@@ -6288,7 +6358,7 @@
         </w:tc>
         <w:tc>
           <w:tcPr>
-            <w:tcW w:type="pct" w:w="48%"/>
+            <w:tcW w:type="pct" w:w="2400"/>
             <w:tcMar>
               <w:top w:type="dxa" w:w="90"/>
               <w:left w:type="dxa" w:w="130"/>
@@ -6315,7 +6385,7 @@
       <w:tr>
         <w:tc>
           <w:tcPr>
-            <w:tcW w:type="pct" w:w="26%"/>
+            <w:tcW w:type="pct" w:w="1300"/>
             <w:shd w:fill="F5F8FB" w:val="clear"/>
             <w:tcMar>
               <w:top w:type="dxa" w:w="90"/>
@@ -6341,7 +6411,7 @@
         </w:tc>
         <w:tc>
           <w:tcPr>
-            <w:tcW w:type="pct" w:w="26%"/>
+            <w:tcW w:type="pct" w:w="1300"/>
             <w:shd w:fill="F5F8FB" w:val="clear"/>
             <w:tcMar>
               <w:top w:type="dxa" w:w="90"/>
@@ -6367,7 +6437,7 @@
         </w:tc>
         <w:tc>
           <w:tcPr>
-            <w:tcW w:type="pct" w:w="48%"/>
+            <w:tcW w:type="pct" w:w="2400"/>
             <w:shd w:fill="F5F8FB" w:val="clear"/>
             <w:tcMar>
               <w:top w:type="dxa" w:w="90"/>
@@ -6395,7 +6465,7 @@
       <w:tr>
         <w:tc>
           <w:tcPr>
-            <w:tcW w:type="pct" w:w="26%"/>
+            <w:tcW w:type="pct" w:w="1300"/>
             <w:tcMar>
               <w:top w:type="dxa" w:w="90"/>
               <w:left w:type="dxa" w:w="130"/>
@@ -6420,7 +6490,7 @@
         </w:tc>
         <w:tc>
           <w:tcPr>
-            <w:tcW w:type="pct" w:w="26%"/>
+            <w:tcW w:type="pct" w:w="1300"/>
             <w:tcMar>
               <w:top w:type="dxa" w:w="90"/>
               <w:left w:type="dxa" w:w="130"/>
@@ -6445,7 +6515,7 @@
         </w:tc>
         <w:tc>
           <w:tcPr>
-            <w:tcW w:type="pct" w:w="48%"/>
+            <w:tcW w:type="pct" w:w="2400"/>
             <w:tcMar>
               <w:top w:type="dxa" w:w="90"/>
               <w:left w:type="dxa" w:w="130"/>
@@ -6472,7 +6542,7 @@
       <w:tr>
         <w:tc>
           <w:tcPr>
-            <w:tcW w:type="pct" w:w="26%"/>
+            <w:tcW w:type="pct" w:w="1300"/>
             <w:shd w:fill="F5F8FB" w:val="clear"/>
             <w:tcMar>
               <w:top w:type="dxa" w:w="90"/>
@@ -6498,7 +6568,7 @@
         </w:tc>
         <w:tc>
           <w:tcPr>
-            <w:tcW w:type="pct" w:w="26%"/>
+            <w:tcW w:type="pct" w:w="1300"/>
             <w:shd w:fill="F5F8FB" w:val="clear"/>
             <w:tcMar>
               <w:top w:type="dxa" w:w="90"/>
@@ -6524,7 +6594,7 @@
         </w:tc>
         <w:tc>
           <w:tcPr>
-            <w:tcW w:type="pct" w:w="48%"/>
+            <w:tcW w:type="pct" w:w="2400"/>
             <w:shd w:fill="F5F8FB" w:val="clear"/>
             <w:tcMar>
               <w:top w:type="dxa" w:w="90"/>
@@ -6552,7 +6622,7 @@
       <w:tr>
         <w:tc>
           <w:tcPr>
-            <w:tcW w:type="pct" w:w="26%"/>
+            <w:tcW w:type="pct" w:w="1300"/>
             <w:tcMar>
               <w:top w:type="dxa" w:w="90"/>
               <w:left w:type="dxa" w:w="130"/>
@@ -6577,7 +6647,7 @@
         </w:tc>
         <w:tc>
           <w:tcPr>
-            <w:tcW w:type="pct" w:w="26%"/>
+            <w:tcW w:type="pct" w:w="1300"/>
             <w:tcMar>
               <w:top w:type="dxa" w:w="90"/>
               <w:left w:type="dxa" w:w="130"/>
@@ -6602,7 +6672,7 @@
         </w:tc>
         <w:tc>
           <w:tcPr>
-            <w:tcW w:type="pct" w:w="48%"/>
+            <w:tcW w:type="pct" w:w="2400"/>
             <w:tcMar>
               <w:top w:type="dxa" w:w="90"/>
               <w:left w:type="dxa" w:w="130"/>
@@ -6629,7 +6699,7 @@
       <w:tr>
         <w:tc>
           <w:tcPr>
-            <w:tcW w:type="pct" w:w="26%"/>
+            <w:tcW w:type="pct" w:w="1300"/>
             <w:shd w:fill="F5F8FB" w:val="clear"/>
             <w:tcMar>
               <w:top w:type="dxa" w:w="90"/>
@@ -6655,7 +6725,7 @@
         </w:tc>
         <w:tc>
           <w:tcPr>
-            <w:tcW w:type="pct" w:w="26%"/>
+            <w:tcW w:type="pct" w:w="1300"/>
             <w:shd w:fill="F5F8FB" w:val="clear"/>
             <w:tcMar>
               <w:top w:type="dxa" w:w="90"/>
@@ -6681,7 +6751,7 @@
         </w:tc>
         <w:tc>
           <w:tcPr>
-            <w:tcW w:type="pct" w:w="48%"/>
+            <w:tcW w:type="pct" w:w="2400"/>
             <w:shd w:fill="F5F8FB" w:val="clear"/>
             <w:tcMar>
               <w:top w:type="dxa" w:w="90"/>
@@ -6966,8 +7036,8 @@
       <w:pPr>
         <w:pBdr>
           <w:top w:val="single" w:color="E8D48B" w:sz="2"/>
+          <w:left w:val="single" w:color="E8B44B" w:sz="12"/>
           <w:bottom w:val="single" w:color="E8D48B" w:sz="2"/>
-          <w:left w:val="single" w:color="E8B44B" w:sz="12"/>
           <w:right w:val="single" w:color="E8D48B" w:sz="2"/>
         </w:pBdr>
         <w:shd w:fill="FFF8E1" w:val="clear"/>
@@ -7208,8 +7278,8 @@
       <w:pPr>
         <w:pBdr>
           <w:top w:val="single" w:color="E8D48B" w:sz="2"/>
+          <w:left w:val="single" w:color="E8B44B" w:sz="12"/>
           <w:bottom w:val="single" w:color="E8D48B" w:sz="2"/>
-          <w:left w:val="single" w:color="E8B44B" w:sz="12"/>
           <w:right w:val="single" w:color="E8D48B" w:sz="2"/>
         </w:pBdr>
         <w:shd w:fill="FFF8E1" w:val="clear"/>
@@ -7419,8 +7489,8 @@
       <w:pPr>
         <w:pBdr>
           <w:top w:val="single" w:color="E8D48B" w:sz="2"/>
+          <w:left w:val="single" w:color="E8B44B" w:sz="12"/>
           <w:bottom w:val="single" w:color="E8D48B" w:sz="2"/>
-          <w:left w:val="single" w:color="E8B44B" w:sz="12"/>
           <w:right w:val="single" w:color="E8D48B" w:sz="2"/>
         </w:pBdr>
         <w:shd w:fill="FFF8E1" w:val="clear"/>
@@ -7521,7 +7591,7 @@
           <w:sz w:val="19"/>
           <w:szCs w:val="19"/>
         </w:rPr>
-        <w:t xml:space="preserve">  kunde_segmentering_kundegruppe_sinter.html</w:t>
+        <w:t xml:space="preserve">  customer_price_matrix_kundegruppe_sinter.html</w:t>
       </w:r>
       <w:r>
         <w:br/>
@@ -7532,7 +7602,7 @@
           <w:sz w:val="19"/>
           <w:szCs w:val="19"/>
         </w:rPr>
-        <w:t xml:space="preserve">  kunde_segmentering_item_sinter.html</w:t>
+        <w:t xml:space="preserve">  customer_price_matrix_item_sinter.html</w:t>
       </w:r>
       <w:r>
         <w:br/>
@@ -7543,7 +7613,7 @@
           <w:sz w:val="19"/>
           <w:szCs w:val="19"/>
         </w:rPr>
-        <w:t xml:space="preserve">  kunde_segmentering.xlsx</w:t>
+        <w:t xml:space="preserve">  customer_price_matrix.xlsx</w:t>
       </w:r>
       <w:r>
         <w:br/>
@@ -7565,7 +7635,7 @@
           <w:sz w:val="19"/>
           <w:szCs w:val="19"/>
         </w:rPr>
-        <w:t xml:space="preserve">    customer_segmentation_customer_group_sinter.html</w:t>
+        <w:t xml:space="preserve">    customer_price_matrix_customer_group_sinter.html</w:t>
       </w:r>
       <w:r>
         <w:br/>
@@ -7576,7 +7646,7 @@
           <w:sz w:val="19"/>
           <w:szCs w:val="19"/>
         </w:rPr>
-        <w:t xml:space="preserve">    customer_segmentation_item_sinter.html</w:t>
+        <w:t xml:space="preserve">    customer_price_matrix_item_sinter.html</w:t>
       </w:r>
     </w:p>
     <w:p>
@@ -7630,15 +7700,15 @@
           <w:sz w:val="22"/>
           <w:szCs w:val="22"/>
         </w:rPr>
-        <w:t xml:space="preserve"> på fabriksnavnet kunde_segmentering, er det vores eget ord, og det bliver til customer_segmentation. Har du selv skrevet et navn, er det dit, og det står uændret på begge sprog.</w:t>
+        <w:t xml:space="preserve"> på fabriksnavnet customer_price_matrix, er det vores eget ord. Produktnavnet oversættes ikke — det er rollen og suffikserne der skifter, fx kundegruppe til customer_group. Har du selv skrevet et navn, er det dit, og det står uændret på begge sprog.</w:t>
       </w:r>
     </w:p>
     <w:p>
       <w:pPr>
         <w:pBdr>
           <w:top w:val="single" w:color="E8D48B" w:sz="2"/>
+          <w:left w:val="single" w:color="E8B44B" w:sz="12"/>
           <w:bottom w:val="single" w:color="E8D48B" w:sz="2"/>
-          <w:left w:val="single" w:color="E8B44B" w:sz="12"/>
           <w:right w:val="single" w:color="E8D48B" w:sz="2"/>
         </w:pBdr>
         <w:shd w:fill="FFF8E1" w:val="clear"/>
@@ -7696,7 +7766,7 @@
     </w:p>
     <w:tbl>
       <w:tblPr>
-        <w:tblW w:type="pct" w:w="100%"/>
+        <w:tblW w:type="pct" w:w="5000"/>
         <w:tblBorders>
           <w:top w:val="single" w:color="C8D4E0" w:sz="1"/>
           <w:left w:val="single" w:color="C8D4E0" w:sz="1"/>
@@ -7707,8 +7777,8 @@
         </w:tblBorders>
       </w:tblPr>
       <w:tblGrid>
-        <w:gridCol w:w="100"/>
-        <w:gridCol w:w="100"/>
+        <w:gridCol w:w="2166"/>
+        <w:gridCol w:w="6860"/>
       </w:tblGrid>
       <w:tr>
         <w:trPr>
@@ -7716,7 +7786,7 @@
         </w:trPr>
         <w:tc>
           <w:tcPr>
-            <w:tcW w:type="pct" w:w="24%"/>
+            <w:tcW w:type="pct" w:w="1200"/>
             <w:shd w:fill="1A4A7A" w:val="clear"/>
             <w:tcMar>
               <w:top w:type="dxa" w:w="90"/>
@@ -7743,7 +7813,7 @@
         </w:tc>
         <w:tc>
           <w:tcPr>
-            <w:tcW w:type="pct" w:w="76%"/>
+            <w:tcW w:type="pct" w:w="3800"/>
             <w:shd w:fill="1A4A7A" w:val="clear"/>
             <w:tcMar>
               <w:top w:type="dxa" w:w="90"/>
@@ -7772,7 +7842,7 @@
       <w:tr>
         <w:tc>
           <w:tcPr>
-            <w:tcW w:type="pct" w:w="24%"/>
+            <w:tcW w:type="pct" w:w="1200"/>
             <w:tcMar>
               <w:top w:type="dxa" w:w="90"/>
               <w:left w:type="dxa" w:w="130"/>
@@ -7797,7 +7867,7 @@
         </w:tc>
         <w:tc>
           <w:tcPr>
-            <w:tcW w:type="pct" w:w="76%"/>
+            <w:tcW w:type="pct" w:w="3800"/>
             <w:tcMar>
               <w:top w:type="dxa" w:w="90"/>
               <w:left w:type="dxa" w:w="130"/>
@@ -7824,7 +7894,7 @@
       <w:tr>
         <w:tc>
           <w:tcPr>
-            <w:tcW w:type="pct" w:w="24%"/>
+            <w:tcW w:type="pct" w:w="1200"/>
             <w:shd w:fill="F5F8FB" w:val="clear"/>
             <w:tcMar>
               <w:top w:type="dxa" w:w="90"/>
@@ -7850,7 +7920,7 @@
         </w:tc>
         <w:tc>
           <w:tcPr>
-            <w:tcW w:type="pct" w:w="76%"/>
+            <w:tcW w:type="pct" w:w="3800"/>
             <w:shd w:fill="F5F8FB" w:val="clear"/>
             <w:tcMar>
               <w:top w:type="dxa" w:w="90"/>
@@ -7878,7 +7948,7 @@
       <w:tr>
         <w:tc>
           <w:tcPr>
-            <w:tcW w:type="pct" w:w="24%"/>
+            <w:tcW w:type="pct" w:w="1200"/>
             <w:tcMar>
               <w:top w:type="dxa" w:w="90"/>
               <w:left w:type="dxa" w:w="130"/>
@@ -7903,7 +7973,7 @@
         </w:tc>
         <w:tc>
           <w:tcPr>
-            <w:tcW w:type="pct" w:w="76%"/>
+            <w:tcW w:type="pct" w:w="3800"/>
             <w:tcMar>
               <w:top w:type="dxa" w:w="90"/>
               <w:left w:type="dxa" w:w="130"/>
@@ -7930,7 +8000,7 @@
       <w:tr>
         <w:tc>
           <w:tcPr>
-            <w:tcW w:type="pct" w:w="24%"/>
+            <w:tcW w:type="pct" w:w="1200"/>
             <w:shd w:fill="F5F8FB" w:val="clear"/>
             <w:tcMar>
               <w:top w:type="dxa" w:w="90"/>
@@ -7956,7 +8026,7 @@
         </w:tc>
         <w:tc>
           <w:tcPr>
-            <w:tcW w:type="pct" w:w="76%"/>
+            <w:tcW w:type="pct" w:w="3800"/>
             <w:shd w:fill="F5F8FB" w:val="clear"/>
             <w:tcMar>
               <w:top w:type="dxa" w:w="90"/>
@@ -8062,7 +8132,7 @@
     </w:p>
     <w:tbl>
       <w:tblPr>
-        <w:tblW w:type="pct" w:w="100%"/>
+        <w:tblW w:type="pct" w:w="5000"/>
         <w:tblBorders>
           <w:top w:val="single" w:color="C8D4E0" w:sz="1"/>
           <w:left w:val="single" w:color="C8D4E0" w:sz="1"/>
@@ -8073,8 +8143,8 @@
         </w:tblBorders>
       </w:tblPr>
       <w:tblGrid>
-        <w:gridCol w:w="100"/>
-        <w:gridCol w:w="100"/>
+        <w:gridCol w:w="2708"/>
+        <w:gridCol w:w="6318"/>
       </w:tblGrid>
       <w:tr>
         <w:trPr>
@@ -8082,7 +8152,7 @@
         </w:trPr>
         <w:tc>
           <w:tcPr>
-            <w:tcW w:type="pct" w:w="30%"/>
+            <w:tcW w:type="pct" w:w="1500"/>
             <w:shd w:fill="1A4A7A" w:val="clear"/>
             <w:tcMar>
               <w:top w:type="dxa" w:w="90"/>
@@ -8109,7 +8179,7 @@
         </w:tc>
         <w:tc>
           <w:tcPr>
-            <w:tcW w:type="pct" w:w="70%"/>
+            <w:tcW w:type="pct" w:w="3500"/>
             <w:shd w:fill="1A4A7A" w:val="clear"/>
             <w:tcMar>
               <w:top w:type="dxa" w:w="90"/>
@@ -8138,7 +8208,7 @@
       <w:tr>
         <w:tc>
           <w:tcPr>
-            <w:tcW w:type="pct" w:w="30%"/>
+            <w:tcW w:type="pct" w:w="1500"/>
             <w:tcMar>
               <w:top w:type="dxa" w:w="90"/>
               <w:left w:type="dxa" w:w="130"/>
@@ -8163,7 +8233,7 @@
         </w:tc>
         <w:tc>
           <w:tcPr>
-            <w:tcW w:type="pct" w:w="70%"/>
+            <w:tcW w:type="pct" w:w="3500"/>
             <w:tcMar>
               <w:top w:type="dxa" w:w="90"/>
               <w:left w:type="dxa" w:w="130"/>
@@ -8190,7 +8260,7 @@
       <w:tr>
         <w:tc>
           <w:tcPr>
-            <w:tcW w:type="pct" w:w="30%"/>
+            <w:tcW w:type="pct" w:w="1500"/>
             <w:shd w:fill="F5F8FB" w:val="clear"/>
             <w:tcMar>
               <w:top w:type="dxa" w:w="90"/>
@@ -8216,7 +8286,7 @@
         </w:tc>
         <w:tc>
           <w:tcPr>
-            <w:tcW w:type="pct" w:w="70%"/>
+            <w:tcW w:type="pct" w:w="3500"/>
             <w:shd w:fill="F5F8FB" w:val="clear"/>
             <w:tcMar>
               <w:top w:type="dxa" w:w="90"/>
@@ -8244,7 +8314,7 @@
       <w:tr>
         <w:tc>
           <w:tcPr>
-            <w:tcW w:type="pct" w:w="30%"/>
+            <w:tcW w:type="pct" w:w="1500"/>
             <w:tcMar>
               <w:top w:type="dxa" w:w="90"/>
               <w:left w:type="dxa" w:w="130"/>
@@ -8269,7 +8339,7 @@
         </w:tc>
         <w:tc>
           <w:tcPr>
-            <w:tcW w:type="pct" w:w="70%"/>
+            <w:tcW w:type="pct" w:w="3500"/>
             <w:tcMar>
               <w:top w:type="dxa" w:w="90"/>
               <w:left w:type="dxa" w:w="130"/>
@@ -8296,7 +8366,7 @@
       <w:tr>
         <w:tc>
           <w:tcPr>
-            <w:tcW w:type="pct" w:w="30%"/>
+            <w:tcW w:type="pct" w:w="1500"/>
             <w:shd w:fill="F5F8FB" w:val="clear"/>
             <w:tcMar>
               <w:top w:type="dxa" w:w="90"/>
@@ -8322,7 +8392,7 @@
         </w:tc>
         <w:tc>
           <w:tcPr>
-            <w:tcW w:type="pct" w:w="70%"/>
+            <w:tcW w:type="pct" w:w="3500"/>
             <w:shd w:fill="F5F8FB" w:val="clear"/>
             <w:tcMar>
               <w:top w:type="dxa" w:w="90"/>
@@ -8350,7 +8420,7 @@
       <w:tr>
         <w:tc>
           <w:tcPr>
-            <w:tcW w:type="pct" w:w="30%"/>
+            <w:tcW w:type="pct" w:w="1500"/>
             <w:tcMar>
               <w:top w:type="dxa" w:w="90"/>
               <w:left w:type="dxa" w:w="130"/>
@@ -8375,7 +8445,7 @@
         </w:tc>
         <w:tc>
           <w:tcPr>
-            <w:tcW w:type="pct" w:w="70%"/>
+            <w:tcW w:type="pct" w:w="3500"/>
             <w:tcMar>
               <w:top w:type="dxa" w:w="90"/>
               <w:left w:type="dxa" w:w="130"/>
@@ -8402,7 +8472,7 @@
       <w:tr>
         <w:tc>
           <w:tcPr>
-            <w:tcW w:type="pct" w:w="30%"/>
+            <w:tcW w:type="pct" w:w="1500"/>
             <w:shd w:fill="F5F8FB" w:val="clear"/>
             <w:tcMar>
               <w:top w:type="dxa" w:w="90"/>
@@ -8428,7 +8498,7 @@
         </w:tc>
         <w:tc>
           <w:tcPr>
-            <w:tcW w:type="pct" w:w="70%"/>
+            <w:tcW w:type="pct" w:w="3500"/>
             <w:shd w:fill="F5F8FB" w:val="clear"/>
             <w:tcMar>
               <w:top w:type="dxa" w:w="90"/>
@@ -8456,7 +8526,7 @@
       <w:tr>
         <w:tc>
           <w:tcPr>
-            <w:tcW w:type="pct" w:w="30%"/>
+            <w:tcW w:type="pct" w:w="1500"/>
             <w:tcMar>
               <w:top w:type="dxa" w:w="90"/>
               <w:left w:type="dxa" w:w="130"/>
@@ -8481,7 +8551,7 @@
         </w:tc>
         <w:tc>
           <w:tcPr>
-            <w:tcW w:type="pct" w:w="70%"/>
+            <w:tcW w:type="pct" w:w="3500"/>
             <w:tcMar>
               <w:top w:type="dxa" w:w="90"/>
               <w:left w:type="dxa" w:w="130"/>
@@ -8599,8 +8669,8 @@
       <w:pPr>
         <w:pBdr>
           <w:top w:val="single" w:color="E8D48B" w:sz="2"/>
+          <w:left w:val="single" w:color="E8B44B" w:sz="12"/>
           <w:bottom w:val="single" w:color="E8D48B" w:sz="2"/>
-          <w:left w:val="single" w:color="E8B44B" w:sz="12"/>
           <w:right w:val="single" w:color="E8D48B" w:sz="2"/>
         </w:pBdr>
         <w:shd w:fill="FFF8E1" w:val="clear"/>
@@ -8647,7 +8717,7 @@
     </w:p>
     <w:tbl>
       <w:tblPr>
-        <w:tblW w:type="pct" w:w="100%"/>
+        <w:tblW w:type="pct" w:w="5000"/>
         <w:tblBorders>
           <w:top w:val="single" w:color="C8D4E0" w:sz="1"/>
           <w:left w:val="single" w:color="C8D4E0" w:sz="1"/>
@@ -8658,8 +8728,8 @@
         </w:tblBorders>
       </w:tblPr>
       <w:tblGrid>
-        <w:gridCol w:w="100"/>
-        <w:gridCol w:w="100"/>
+        <w:gridCol w:w="3430"/>
+        <w:gridCol w:w="5596"/>
       </w:tblGrid>
       <w:tr>
         <w:trPr>
@@ -8667,7 +8737,7 @@
         </w:trPr>
         <w:tc>
           <w:tcPr>
-            <w:tcW w:type="pct" w:w="38%"/>
+            <w:tcW w:type="pct" w:w="1900"/>
             <w:shd w:fill="1A4A7A" w:val="clear"/>
             <w:tcMar>
               <w:top w:type="dxa" w:w="90"/>
@@ -8694,7 +8764,7 @@
         </w:tc>
         <w:tc>
           <w:tcPr>
-            <w:tcW w:type="pct" w:w="62%"/>
+            <w:tcW w:type="pct" w:w="3100"/>
             <w:shd w:fill="1A4A7A" w:val="clear"/>
             <w:tcMar>
               <w:top w:type="dxa" w:w="90"/>
@@ -8723,7 +8793,7 @@
       <w:tr>
         <w:tc>
           <w:tcPr>
-            <w:tcW w:type="pct" w:w="38%"/>
+            <w:tcW w:type="pct" w:w="1900"/>
             <w:tcMar>
               <w:top w:type="dxa" w:w="90"/>
               <w:left w:type="dxa" w:w="130"/>
@@ -8748,7 +8818,7 @@
         </w:tc>
         <w:tc>
           <w:tcPr>
-            <w:tcW w:type="pct" w:w="62%"/>
+            <w:tcW w:type="pct" w:w="3100"/>
             <w:tcMar>
               <w:top w:type="dxa" w:w="90"/>
               <w:left w:type="dxa" w:w="130"/>
@@ -8775,7 +8845,7 @@
       <w:tr>
         <w:tc>
           <w:tcPr>
-            <w:tcW w:type="pct" w:w="38%"/>
+            <w:tcW w:type="pct" w:w="1900"/>
             <w:shd w:fill="F5F8FB" w:val="clear"/>
             <w:tcMar>
               <w:top w:type="dxa" w:w="90"/>
@@ -8801,7 +8871,7 @@
         </w:tc>
         <w:tc>
           <w:tcPr>
-            <w:tcW w:type="pct" w:w="62%"/>
+            <w:tcW w:type="pct" w:w="3100"/>
             <w:shd w:fill="F5F8FB" w:val="clear"/>
             <w:tcMar>
               <w:top w:type="dxa" w:w="90"/>
@@ -8829,7 +8899,7 @@
       <w:tr>
         <w:tc>
           <w:tcPr>
-            <w:tcW w:type="pct" w:w="38%"/>
+            <w:tcW w:type="pct" w:w="1900"/>
             <w:tcMar>
               <w:top w:type="dxa" w:w="90"/>
               <w:left w:type="dxa" w:w="130"/>
@@ -8854,7 +8924,7 @@
         </w:tc>
         <w:tc>
           <w:tcPr>
-            <w:tcW w:type="pct" w:w="62%"/>
+            <w:tcW w:type="pct" w:w="3100"/>
             <w:tcMar>
               <w:top w:type="dxa" w:w="90"/>
               <w:left w:type="dxa" w:w="130"/>
@@ -8881,7 +8951,7 @@
       <w:tr>
         <w:tc>
           <w:tcPr>
-            <w:tcW w:type="pct" w:w="38%"/>
+            <w:tcW w:type="pct" w:w="1900"/>
             <w:shd w:fill="F5F8FB" w:val="clear"/>
             <w:tcMar>
               <w:top w:type="dxa" w:w="90"/>
@@ -8907,7 +8977,7 @@
         </w:tc>
         <w:tc>
           <w:tcPr>
-            <w:tcW w:type="pct" w:w="62%"/>
+            <w:tcW w:type="pct" w:w="3100"/>
             <w:shd w:fill="F5F8FB" w:val="clear"/>
             <w:tcMar>
               <w:top w:type="dxa" w:w="90"/>
@@ -8935,7 +9005,7 @@
       <w:tr>
         <w:tc>
           <w:tcPr>
-            <w:tcW w:type="pct" w:w="38%"/>
+            <w:tcW w:type="pct" w:w="1900"/>
             <w:tcMar>
               <w:top w:type="dxa" w:w="90"/>
               <w:left w:type="dxa" w:w="130"/>
@@ -8960,7 +9030,7 @@
         </w:tc>
         <w:tc>
           <w:tcPr>
-            <w:tcW w:type="pct" w:w="62%"/>
+            <w:tcW w:type="pct" w:w="3100"/>
             <w:tcMar>
               <w:top w:type="dxa" w:w="90"/>
               <w:left w:type="dxa" w:w="130"/>
@@ -8987,7 +9057,7 @@
       <w:tr>
         <w:tc>
           <w:tcPr>
-            <w:tcW w:type="pct" w:w="38%"/>
+            <w:tcW w:type="pct" w:w="1900"/>
             <w:shd w:fill="F5F8FB" w:val="clear"/>
             <w:tcMar>
               <w:top w:type="dxa" w:w="90"/>
@@ -9013,7 +9083,7 @@
         </w:tc>
         <w:tc>
           <w:tcPr>
-            <w:tcW w:type="pct" w:w="62%"/>
+            <w:tcW w:type="pct" w:w="3100"/>
             <w:shd w:fill="F5F8FB" w:val="clear"/>
             <w:tcMar>
               <w:top w:type="dxa" w:w="90"/>
@@ -9041,7 +9111,7 @@
       <w:tr>
         <w:tc>
           <w:tcPr>
-            <w:tcW w:type="pct" w:w="38%"/>
+            <w:tcW w:type="pct" w:w="1900"/>
             <w:tcMar>
               <w:top w:type="dxa" w:w="90"/>
               <w:left w:type="dxa" w:w="130"/>
@@ -9066,7 +9136,7 @@
         </w:tc>
         <w:tc>
           <w:tcPr>
-            <w:tcW w:type="pct" w:w="62%"/>
+            <w:tcW w:type="pct" w:w="3100"/>
             <w:tcMar>
               <w:top w:type="dxa" w:w="90"/>
               <w:left w:type="dxa" w:w="130"/>
@@ -9093,7 +9163,7 @@
       <w:tr>
         <w:tc>
           <w:tcPr>
-            <w:tcW w:type="pct" w:w="38%"/>
+            <w:tcW w:type="pct" w:w="1900"/>
             <w:shd w:fill="F5F8FB" w:val="clear"/>
             <w:tcMar>
               <w:top w:type="dxa" w:w="90"/>
@@ -9119,7 +9189,7 @@
         </w:tc>
         <w:tc>
           <w:tcPr>
-            <w:tcW w:type="pct" w:w="62%"/>
+            <w:tcW w:type="pct" w:w="3100"/>
             <w:shd w:fill="F5F8FB" w:val="clear"/>
             <w:tcMar>
               <w:top w:type="dxa" w:w="90"/>
@@ -9187,7 +9257,7 @@
     </w:p>
     <w:tbl>
       <w:tblPr>
-        <w:tblW w:type="pct" w:w="100%"/>
+        <w:tblW w:type="pct" w:w="5000"/>
         <w:tblBorders>
           <w:top w:val="single" w:color="C8D4E0" w:sz="1"/>
           <w:left w:val="single" w:color="C8D4E0" w:sz="1"/>
@@ -9198,8 +9268,8 @@
         </w:tblBorders>
       </w:tblPr>
       <w:tblGrid>
-        <w:gridCol w:w="100"/>
-        <w:gridCol w:w="100"/>
+        <w:gridCol w:w="2166"/>
+        <w:gridCol w:w="6860"/>
       </w:tblGrid>
       <w:tr>
         <w:trPr>
@@ -9207,7 +9277,7 @@
         </w:trPr>
         <w:tc>
           <w:tcPr>
-            <w:tcW w:type="pct" w:w="24%"/>
+            <w:tcW w:type="pct" w:w="1200"/>
             <w:shd w:fill="1A4A7A" w:val="clear"/>
             <w:tcMar>
               <w:top w:type="dxa" w:w="90"/>
@@ -9234,7 +9304,7 @@
         </w:tc>
         <w:tc>
           <w:tcPr>
-            <w:tcW w:type="pct" w:w="76%"/>
+            <w:tcW w:type="pct" w:w="3800"/>
             <w:shd w:fill="1A4A7A" w:val="clear"/>
             <w:tcMar>
               <w:top w:type="dxa" w:w="90"/>
@@ -9263,7 +9333,7 @@
       <w:tr>
         <w:tc>
           <w:tcPr>
-            <w:tcW w:type="pct" w:w="24%"/>
+            <w:tcW w:type="pct" w:w="1200"/>
             <w:tcMar>
               <w:top w:type="dxa" w:w="90"/>
               <w:left w:type="dxa" w:w="130"/>
@@ -9288,7 +9358,7 @@
         </w:tc>
         <w:tc>
           <w:tcPr>
-            <w:tcW w:type="pct" w:w="76%"/>
+            <w:tcW w:type="pct" w:w="3800"/>
             <w:tcMar>
               <w:top w:type="dxa" w:w="90"/>
               <w:left w:type="dxa" w:w="130"/>
@@ -9315,7 +9385,7 @@
       <w:tr>
         <w:tc>
           <w:tcPr>
-            <w:tcW w:type="pct" w:w="24%"/>
+            <w:tcW w:type="pct" w:w="1200"/>
             <w:shd w:fill="F5F8FB" w:val="clear"/>
             <w:tcMar>
               <w:top w:type="dxa" w:w="90"/>
@@ -9341,7 +9411,7 @@
         </w:tc>
         <w:tc>
           <w:tcPr>
-            <w:tcW w:type="pct" w:w="76%"/>
+            <w:tcW w:type="pct" w:w="3800"/>
             <w:shd w:fill="F5F8FB" w:val="clear"/>
             <w:tcMar>
               <w:top w:type="dxa" w:w="90"/>
@@ -9369,7 +9439,7 @@
       <w:tr>
         <w:tc>
           <w:tcPr>
-            <w:tcW w:type="pct" w:w="24%"/>
+            <w:tcW w:type="pct" w:w="1200"/>
             <w:tcMar>
               <w:top w:type="dxa" w:w="90"/>
               <w:left w:type="dxa" w:w="130"/>
@@ -9394,7 +9464,7 @@
         </w:tc>
         <w:tc>
           <w:tcPr>
-            <w:tcW w:type="pct" w:w="76%"/>
+            <w:tcW w:type="pct" w:w="3800"/>
             <w:tcMar>
               <w:top w:type="dxa" w:w="90"/>
               <w:left w:type="dxa" w:w="130"/>
@@ -9421,7 +9491,7 @@
       <w:tr>
         <w:tc>
           <w:tcPr>
-            <w:tcW w:type="pct" w:w="24%"/>
+            <w:tcW w:type="pct" w:w="1200"/>
             <w:shd w:fill="F5F8FB" w:val="clear"/>
             <w:tcMar>
               <w:top w:type="dxa" w:w="90"/>
@@ -9447,7 +9517,7 @@
         </w:tc>
         <w:tc>
           <w:tcPr>
-            <w:tcW w:type="pct" w:w="76%"/>
+            <w:tcW w:type="pct" w:w="3800"/>
             <w:shd w:fill="F5F8FB" w:val="clear"/>
             <w:tcMar>
               <w:top w:type="dxa" w:w="90"/>
@@ -9475,7 +9545,7 @@
       <w:tr>
         <w:tc>
           <w:tcPr>
-            <w:tcW w:type="pct" w:w="24%"/>
+            <w:tcW w:type="pct" w:w="1200"/>
             <w:tcMar>
               <w:top w:type="dxa" w:w="90"/>
               <w:left w:type="dxa" w:w="130"/>
@@ -9500,7 +9570,7 @@
         </w:tc>
         <w:tc>
           <w:tcPr>
-            <w:tcW w:type="pct" w:w="76%"/>
+            <w:tcW w:type="pct" w:w="3800"/>
             <w:tcMar>
               <w:top w:type="dxa" w:w="90"/>
               <w:left w:type="dxa" w:w="130"/>
@@ -9527,7 +9597,7 @@
       <w:tr>
         <w:tc>
           <w:tcPr>
-            <w:tcW w:type="pct" w:w="24%"/>
+            <w:tcW w:type="pct" w:w="1200"/>
             <w:shd w:fill="F5F8FB" w:val="clear"/>
             <w:tcMar>
               <w:top w:type="dxa" w:w="90"/>
@@ -9553,7 +9623,7 @@
         </w:tc>
         <w:tc>
           <w:tcPr>
-            <w:tcW w:type="pct" w:w="76%"/>
+            <w:tcW w:type="pct" w:w="3800"/>
             <w:shd w:fill="F5F8FB" w:val="clear"/>
             <w:tcMar>
               <w:top w:type="dxa" w:w="90"/>
@@ -9581,7 +9651,7 @@
       <w:tr>
         <w:tc>
           <w:tcPr>
-            <w:tcW w:type="pct" w:w="24%"/>
+            <w:tcW w:type="pct" w:w="1200"/>
             <w:tcMar>
               <w:top w:type="dxa" w:w="90"/>
               <w:left w:type="dxa" w:w="130"/>
@@ -9606,7 +9676,7 @@
         </w:tc>
         <w:tc>
           <w:tcPr>
-            <w:tcW w:type="pct" w:w="76%"/>
+            <w:tcW w:type="pct" w:w="3800"/>
             <w:tcMar>
               <w:top w:type="dxa" w:w="90"/>
               <w:left w:type="dxa" w:w="130"/>
@@ -9633,7 +9703,7 @@
       <w:tr>
         <w:tc>
           <w:tcPr>
-            <w:tcW w:type="pct" w:w="24%"/>
+            <w:tcW w:type="pct" w:w="1200"/>
             <w:shd w:fill="F5F8FB" w:val="clear"/>
             <w:tcMar>
               <w:top w:type="dxa" w:w="90"/>
@@ -9659,7 +9729,7 @@
         </w:tc>
         <w:tc>
           <w:tcPr>
-            <w:tcW w:type="pct" w:w="76%"/>
+            <w:tcW w:type="pct" w:w="3800"/>
             <w:shd w:fill="F5F8FB" w:val="clear"/>
             <w:tcMar>
               <w:top w:type="dxa" w:w="90"/>
@@ -9687,7 +9757,7 @@
       <w:tr>
         <w:tc>
           <w:tcPr>
-            <w:tcW w:type="pct" w:w="24%"/>
+            <w:tcW w:type="pct" w:w="1200"/>
             <w:tcMar>
               <w:top w:type="dxa" w:w="90"/>
               <w:left w:type="dxa" w:w="130"/>
@@ -9712,7 +9782,7 @@
         </w:tc>
         <w:tc>
           <w:tcPr>
-            <w:tcW w:type="pct" w:w="76%"/>
+            <w:tcW w:type="pct" w:w="3800"/>
             <w:tcMar>
               <w:top w:type="dxa" w:w="90"/>
               <w:left w:type="dxa" w:w="130"/>
@@ -9739,7 +9809,7 @@
       <w:tr>
         <w:tc>
           <w:tcPr>
-            <w:tcW w:type="pct" w:w="24%"/>
+            <w:tcW w:type="pct" w:w="1200"/>
             <w:shd w:fill="F5F8FB" w:val="clear"/>
             <w:tcMar>
               <w:top w:type="dxa" w:w="90"/>
@@ -9765,7 +9835,7 @@
         </w:tc>
         <w:tc>
           <w:tcPr>
-            <w:tcW w:type="pct" w:w="76%"/>
+            <w:tcW w:type="pct" w:w="3800"/>
             <w:shd w:fill="F5F8FB" w:val="clear"/>
             <w:tcMar>
               <w:top w:type="dxa" w:w="90"/>
@@ -9793,7 +9863,7 @@
       <w:tr>
         <w:tc>
           <w:tcPr>
-            <w:tcW w:type="pct" w:w="24%"/>
+            <w:tcW w:type="pct" w:w="1200"/>
             <w:tcMar>
               <w:top w:type="dxa" w:w="90"/>
               <w:left w:type="dxa" w:w="130"/>
@@ -9818,7 +9888,7 @@
         </w:tc>
         <w:tc>
           <w:tcPr>
-            <w:tcW w:type="pct" w:w="76%"/>
+            <w:tcW w:type="pct" w:w="3800"/>
             <w:tcMar>
               <w:top w:type="dxa" w:w="90"/>
               <w:left w:type="dxa" w:w="130"/>
@@ -9845,7 +9915,7 @@
       <w:tr>
         <w:tc>
           <w:tcPr>
-            <w:tcW w:type="pct" w:w="24%"/>
+            <w:tcW w:type="pct" w:w="1200"/>
             <w:shd w:fill="F5F8FB" w:val="clear"/>
             <w:tcMar>
               <w:top w:type="dxa" w:w="90"/>
@@ -9871,7 +9941,7 @@
         </w:tc>
         <w:tc>
           <w:tcPr>
-            <w:tcW w:type="pct" w:w="76%"/>
+            <w:tcW w:type="pct" w:w="3800"/>
             <w:shd w:fill="F5F8FB" w:val="clear"/>
             <w:tcMar>
               <w:top w:type="dxa" w:w="90"/>
@@ -9899,7 +9969,7 @@
       <w:tr>
         <w:tc>
           <w:tcPr>
-            <w:tcW w:type="pct" w:w="24%"/>
+            <w:tcW w:type="pct" w:w="1200"/>
             <w:tcMar>
               <w:top w:type="dxa" w:w="90"/>
               <w:left w:type="dxa" w:w="130"/>
@@ -9924,7 +9994,7 @@
         </w:tc>
         <w:tc>
           <w:tcPr>
-            <w:tcW w:type="pct" w:w="76%"/>
+            <w:tcW w:type="pct" w:w="3800"/>
             <w:tcMar>
               <w:top w:type="dxa" w:w="90"/>
               <w:left w:type="dxa" w:w="130"/>
@@ -10101,7 +10171,7 @@
     </w:p>
     <w:tbl>
       <w:tblPr>
-        <w:tblW w:type="pct" w:w="100%"/>
+        <w:tblW w:type="pct" w:w="5000"/>
         <w:tblBorders>
           <w:top w:val="single" w:color="C8D4E0" w:sz="1"/>
           <w:left w:val="single" w:color="C8D4E0" w:sz="1"/>
@@ -10112,8 +10182,8 @@
         </w:tblBorders>
       </w:tblPr>
       <w:tblGrid>
-        <w:gridCol w:w="100"/>
-        <w:gridCol w:w="100"/>
+        <w:gridCol w:w="2166"/>
+        <w:gridCol w:w="6860"/>
       </w:tblGrid>
       <w:tr>
         <w:trPr>
@@ -10121,7 +10191,7 @@
         </w:trPr>
         <w:tc>
           <w:tcPr>
-            <w:tcW w:type="pct" w:w="24%"/>
+            <w:tcW w:type="pct" w:w="1200"/>
             <w:shd w:fill="1A4A7A" w:val="clear"/>
             <w:tcMar>
               <w:top w:type="dxa" w:w="90"/>
@@ -10148,7 +10218,7 @@
         </w:tc>
         <w:tc>
           <w:tcPr>
-            <w:tcW w:type="pct" w:w="76%"/>
+            <w:tcW w:type="pct" w:w="3800"/>
             <w:shd w:fill="1A4A7A" w:val="clear"/>
             <w:tcMar>
               <w:top w:type="dxa" w:w="90"/>
@@ -10177,7 +10247,7 @@
       <w:tr>
         <w:tc>
           <w:tcPr>
-            <w:tcW w:type="pct" w:w="24%"/>
+            <w:tcW w:type="pct" w:w="1200"/>
             <w:tcMar>
               <w:top w:type="dxa" w:w="90"/>
               <w:left w:type="dxa" w:w="130"/>
@@ -10203,7 +10273,7 @@
         </w:tc>
         <w:tc>
           <w:tcPr>
-            <w:tcW w:type="pct" w:w="76%"/>
+            <w:tcW w:type="pct" w:w="3800"/>
             <w:tcMar>
               <w:top w:type="dxa" w:w="90"/>
               <w:left w:type="dxa" w:w="130"/>
@@ -10230,7 +10300,7 @@
       <w:tr>
         <w:tc>
           <w:tcPr>
-            <w:tcW w:type="pct" w:w="24%"/>
+            <w:tcW w:type="pct" w:w="1200"/>
             <w:shd w:fill="F5F8FB" w:val="clear"/>
             <w:tcMar>
               <w:top w:type="dxa" w:w="90"/>
@@ -10257,7 +10327,7 @@
         </w:tc>
         <w:tc>
           <w:tcPr>
-            <w:tcW w:type="pct" w:w="76%"/>
+            <w:tcW w:type="pct" w:w="3800"/>
             <w:shd w:fill="F5F8FB" w:val="clear"/>
             <w:tcMar>
               <w:top w:type="dxa" w:w="90"/>
@@ -10285,7 +10355,7 @@
       <w:tr>
         <w:tc>
           <w:tcPr>
-            <w:tcW w:type="pct" w:w="24%"/>
+            <w:tcW w:type="pct" w:w="1200"/>
             <w:tcMar>
               <w:top w:type="dxa" w:w="90"/>
               <w:left w:type="dxa" w:w="130"/>
@@ -10311,7 +10381,7 @@
         </w:tc>
         <w:tc>
           <w:tcPr>
-            <w:tcW w:type="pct" w:w="76%"/>
+            <w:tcW w:type="pct" w:w="3800"/>
             <w:tcMar>
               <w:top w:type="dxa" w:w="90"/>
               <w:left w:type="dxa" w:w="130"/>
@@ -10348,8 +10418,8 @@
       <w:pPr>
         <w:pBdr>
           <w:top w:val="single" w:color="E8D48B" w:sz="2"/>
+          <w:left w:val="single" w:color="E8B44B" w:sz="12"/>
           <w:bottom w:val="single" w:color="E8D48B" w:sz="2"/>
-          <w:left w:val="single" w:color="E8B44B" w:sz="12"/>
           <w:right w:val="single" w:color="E8D48B" w:sz="2"/>
         </w:pBdr>
         <w:shd w:fill="FFF8E1" w:val="clear"/>
@@ -10390,7 +10460,7 @@
       </w:r>
     </w:p>
     <w:sectPr>
-      <w:footerReference w:type="default" r:id="rId7"/>
+      <w:footerReference w:type="default" r:id="rId6"/>
       <w:pgSz w:w="11906" w:h="16838" w:orient="portrait"/>
       <w:pgMar w:top="1440" w:right="1440" w:bottom="1440" w:left="1440" w:header="708" w:footer="708" w:gutter="0"/>
       <w:pgNumType/>
@@ -10398,10 +10468,6 @@
     </w:sectPr>
   </w:body>
 </w:document>
-</file>
-
-<file path=word/comments.xml><?xml version="1.0" encoding="utf-8"?>
-<w:comments xmlns:cx="http://schemas.microsoft.com/office/drawing/2014/chartex" xmlns:cx1="http://schemas.microsoft.com/office/drawing/2015/9/8/chartex" xmlns:cx2="http://schemas.microsoft.com/office/drawing/2015/10/21/chartex" xmlns:cx3="http://schemas.microsoft.com/office/drawing/2016/5/9/chartex" xmlns:cx4="http://schemas.microsoft.com/office/drawing/2016/5/10/chartex" xmlns:cx5="http://schemas.microsoft.com/office/drawing/2016/5/11/chartex" xmlns:cx6="http://schemas.microsoft.com/office/drawing/2016/5/12/chartex" xmlns:cx7="http://schemas.microsoft.com/office/drawing/2016/5/13/chartex" xmlns:cx8="http://schemas.microsoft.com/office/drawing/2016/5/14/chartex" xmlns:mc="http://schemas.openxmlformats.org/markup-compatibility/2006" xmlns:aink="http://schemas.microsoft.com/office/drawing/2016/ink" xmlns:am3d="http://schemas.microsoft.com/office/drawing/2017/model3d" xmlns:o="urn:schemas-microsoft-com:office:office" xmlns:r="http://schemas.openxmlformats.org/officeDocument/2006/relationships" xmlns:m="http://schemas.openxmlformats.org/officeDocument/2006/math" xmlns:v="urn:schemas-microsoft-com:vml" xmlns:wp14="http://schemas.microsoft.com/office/word/2010/wordprocessingDrawing" xmlns:wp="http://schemas.openxmlformats.org/drawingml/2006/wordprocessingDrawing" xmlns:w10="urn:schemas-microsoft-com:office:word" xmlns:w="http://schemas.openxmlformats.org/wordprocessingml/2006/main" xmlns:w14="http://schemas.microsoft.com/office/word/2010/wordml" xmlns:w15="http://schemas.microsoft.com/office/word/2012/wordml" xmlns:w16cex="http://schemas.microsoft.com/office/word/2018/wordml/cex" xmlns:w16cid="http://schemas.microsoft.com/office/word/2016/wordml/cid" xmlns:w16="http://schemas.microsoft.com/office/word/2018/wordml" xmlns:w16sdtdh="http://schemas.microsoft.com/office/word/2020/wordml/sdtdatahash" xmlns:w16se="http://schemas.microsoft.com/office/word/2015/wordml/symex" xmlns:wpg="http://schemas.microsoft.com/office/word/2010/wordprocessingGroup" xmlns:wpi="http://schemas.microsoft.com/office/word/2010/wordprocessingInk" xmlns:wne="http://schemas.microsoft.com/office/word/2006/wordml" xmlns:wps="http://schemas.microsoft.com/office/word/2010/wordprocessingShape"/>
 </file>
 
 <file path=word/endnotes.xml><?xml version="1.0" encoding="utf-8"?>
@@ -10462,8 +10528,29 @@
         <w:szCs w:val="18"/>
       </w:rPr>
       <w:fldChar w:fldCharType="begin"/>
+    </w:r>
+    <w:r>
+      <w:rPr>
+        <w:color w:val="555555"/>
+        <w:sz w:val="18"/>
+        <w:szCs w:val="18"/>
+      </w:rPr>
       <w:instrText xml:space="preserve">PAGE</w:instrText>
+    </w:r>
+    <w:r>
+      <w:rPr>
+        <w:color w:val="555555"/>
+        <w:sz w:val="18"/>
+        <w:szCs w:val="18"/>
+      </w:rPr>
       <w:fldChar w:fldCharType="separate"/>
+    </w:r>
+    <w:r>
+      <w:rPr>
+        <w:color w:val="555555"/>
+        <w:sz w:val="18"/>
+        <w:szCs w:val="18"/>
+      </w:rPr>
       <w:fldChar w:fldCharType="end"/>
     </w:r>
   </w:p>
@@ -10511,7 +10598,7 @@
 <w:numbering xmlns:wpc="http://schemas.microsoft.com/office/word/2010/wordprocessingCanvas" xmlns:mc="http://schemas.openxmlformats.org/markup-compatibility/2006" xmlns:o="urn:schemas-microsoft-com:office:office" xmlns:r="http://schemas.openxmlformats.org/officeDocument/2006/relationships" xmlns:m="http://schemas.openxmlformats.org/officeDocument/2006/math" xmlns:v="urn:schemas-microsoft-com:vml" xmlns:wp14="http://schemas.microsoft.com/office/word/2010/wordprocessingDrawing" xmlns:wp="http://schemas.openxmlformats.org/drawingml/2006/wordprocessingDrawing" xmlns:w10="urn:schemas-microsoft-com:office:word" xmlns:w="http://schemas.openxmlformats.org/wordprocessingml/2006/main" xmlns:w14="http://schemas.microsoft.com/office/word/2010/wordml" xmlns:w15="http://schemas.microsoft.com/office/word/2012/wordml" xmlns:wpg="http://schemas.microsoft.com/office/word/2010/wordprocessingGroup" xmlns:wpi="http://schemas.microsoft.com/office/word/2010/wordprocessingInk" xmlns:wne="http://schemas.microsoft.com/office/word/2006/wordml" xmlns:wps="http://schemas.microsoft.com/office/word/2010/wordprocessingShape" mc:Ignorable="w14 w15 wp14">
   <w:abstractNum w:abstractNumId="1" w15:restartNumberingAfterBreak="0">
     <w:multiLevelType w:val="hybridMultilevel"/>
-    <w:lvl w:ilvl="0" w15:tentative="1">
+    <w:lvl w:ilvl="0" w:tentative="1">
       <w:start w:val="1"/>
       <w:numFmt w:val="bullet"/>
       <w:lvlText w:val="●"/>
@@ -10520,7 +10607,7 @@
         <w:ind w:left="720" w:hanging="360"/>
       </w:pPr>
     </w:lvl>
-    <w:lvl w:ilvl="1" w15:tentative="1">
+    <w:lvl w:ilvl="1" w:tentative="1">
       <w:start w:val="1"/>
       <w:numFmt w:val="bullet"/>
       <w:lvlText w:val="○"/>
@@ -10529,7 +10616,7 @@
         <w:ind w:left="1440" w:hanging="360"/>
       </w:pPr>
     </w:lvl>
-    <w:lvl w:ilvl="2" w15:tentative="1">
+    <w:lvl w:ilvl="2" w:tentative="1">
       <w:start w:val="1"/>
       <w:numFmt w:val="bullet"/>
       <w:lvlText w:val="■"/>
@@ -10538,7 +10625,7 @@
         <w:ind w:left="2160" w:hanging="360"/>
       </w:pPr>
     </w:lvl>
-    <w:lvl w:ilvl="3" w15:tentative="1">
+    <w:lvl w:ilvl="3" w:tentative="1">
       <w:start w:val="1"/>
       <w:numFmt w:val="bullet"/>
       <w:lvlText w:val="●"/>
@@ -10547,7 +10634,7 @@
         <w:ind w:left="2880" w:hanging="360"/>
       </w:pPr>
     </w:lvl>
-    <w:lvl w:ilvl="4" w15:tentative="1">
+    <w:lvl w:ilvl="4" w:tentative="1">
       <w:start w:val="1"/>
       <w:numFmt w:val="bullet"/>
       <w:lvlText w:val="○"/>
@@ -10556,7 +10643,7 @@
         <w:ind w:left="3600" w:hanging="360"/>
       </w:pPr>
     </w:lvl>
-    <w:lvl w:ilvl="5" w15:tentative="1">
+    <w:lvl w:ilvl="5" w:tentative="1">
       <w:start w:val="1"/>
       <w:numFmt w:val="bullet"/>
       <w:lvlText w:val="■"/>
@@ -10565,7 +10652,7 @@
         <w:ind w:left="4320" w:hanging="360"/>
       </w:pPr>
     </w:lvl>
-    <w:lvl w:ilvl="6" w15:tentative="1">
+    <w:lvl w:ilvl="6" w:tentative="1">
       <w:start w:val="1"/>
       <w:numFmt w:val="bullet"/>
       <w:lvlText w:val="●"/>
@@ -10574,7 +10661,7 @@
         <w:ind w:left="5040" w:hanging="360"/>
       </w:pPr>
     </w:lvl>
-    <w:lvl w:ilvl="7" w15:tentative="1">
+    <w:lvl w:ilvl="7" w:tentative="1">
       <w:start w:val="1"/>
       <w:numFmt w:val="bullet"/>
       <w:lvlText w:val="●"/>
@@ -10583,7 +10670,7 @@
         <w:ind w:left="5760" w:hanging="360"/>
       </w:pPr>
     </w:lvl>
-    <w:lvl w:ilvl="8" w15:tentative="1">
+    <w:lvl w:ilvl="8" w:tentative="1">
       <w:start w:val="1"/>
       <w:numFmt w:val="bullet"/>
       <w:lvlText w:val="●"/>
@@ -10595,11 +10682,11 @@
   </w:abstractNum>
   <w:abstractNum w:abstractNumId="2" w15:restartNumberingAfterBreak="0">
     <w:multiLevelType w:val="hybridMultilevel"/>
-    <w:lvl w:ilvl="0" w15:tentative="1">
+    <w:lvl w:ilvl="0" w:tentative="1">
       <w:start w:val="1"/>
       <w:numFmt w:val="decimal"/>
       <w:lvlText w:val="%1."/>
-      <w:lvlJc w:val="start"/>
+      <w:lvlJc w:val="left"/>
       <w:pPr>
         <w:ind w:left="460" w:hanging="260"/>
       </w:pPr>
@@ -10626,6 +10713,25 @@
     </w:rPrDefault>
     <w:pPrDefault/>
   </w:docDefaults>
+  <w:style w:type="paragraph" w:styleId="Normal" w:default="1">
+    <w:name w:val="Normal"/>
+    <w:qFormat/>
+  </w:style>
+  <w:style w:type="table" w:styleId="TableNormal" w:default="true">
+    <w:name w:val="Normal Table"/>
+    <w:uiPriority w:val="99"/>
+    <w:semiHidden/>
+    <w:unhideWhenUsed/>
+    <w:tblPr>
+      <w:tblInd w:type="dxa" w:w="0"/>
+      <w:tblCellMar>
+        <w:top w:type="dxa" w:w="0"/>
+        <w:left w:type="dxa" w:w="108"/>
+        <w:bottom w:type="dxa" w:w="0"/>
+        <w:right w:type="dxa" w:w="108"/>
+      </w:tblCellMar>
+    </w:tblPr>
+  </w:style>
   <w:style w:type="paragraph" w:styleId="Title">
     <w:name w:val="Title"/>
     <w:basedOn w:val="Normal"/>
@@ -10713,6 +10819,139 @@
     <w:basedOn w:val="Normal"/>
     <w:qFormat/>
   </w:style>
+  <w:style w:type="paragraph" w:styleId="Caption">
+    <w:name w:val="caption"/>
+    <w:basedOn w:val="Normal"/>
+    <w:next w:val="Normal"/>
+    <w:uiPriority w:val="35"/>
+    <w:semiHidden/>
+    <w:unhideWhenUsed/>
+    <w:qFormat/>
+    <w:pPr>
+      <w:spacing w:after="200"/>
+    </w:pPr>
+    <w:rPr>
+      <w:i/>
+      <w:iCs/>
+      <w:color w:val="44546A" w:themeColor="dark2"/>
+      <w:sz w:val="18"/>
+      <w:szCs w:val="18"/>
+    </w:rPr>
+  </w:style>
+  <w:style w:type="paragraph" w:styleId="Bibliography">
+    <w:name w:val="Bibliography"/>
+    <w:basedOn w:val="Normal"/>
+    <w:next w:val="Normal"/>
+    <w:uiPriority w:val="37"/>
+    <w:unhideWhenUsed/>
+  </w:style>
+  <w:style w:type="paragraph" w:styleId="TOC1">
+    <w:name w:val="toc 1"/>
+    <w:basedOn w:val="Normal"/>
+    <w:next w:val="Normal"/>
+    <w:uiPriority w:val="39"/>
+    <w:semiHidden/>
+    <w:unhideWhenUsed/>
+    <w:pPr>
+      <w:spacing w:after="100"/>
+    </w:pPr>
+  </w:style>
+  <w:style w:type="paragraph" w:styleId="TOC2">
+    <w:name w:val="toc 2"/>
+    <w:basedOn w:val="Normal"/>
+    <w:next w:val="Normal"/>
+    <w:uiPriority w:val="39"/>
+    <w:semiHidden/>
+    <w:unhideWhenUsed/>
+    <w:pPr>
+      <w:spacing w:after="100"/>
+      <w:ind w:left="220"/>
+    </w:pPr>
+  </w:style>
+  <w:style w:type="paragraph" w:styleId="TOC3">
+    <w:name w:val="toc 3"/>
+    <w:basedOn w:val="Normal"/>
+    <w:next w:val="Normal"/>
+    <w:uiPriority w:val="39"/>
+    <w:semiHidden/>
+    <w:unhideWhenUsed/>
+    <w:pPr>
+      <w:spacing w:after="100"/>
+      <w:ind w:left="440"/>
+    </w:pPr>
+  </w:style>
+  <w:style w:type="paragraph" w:styleId="TOC4">
+    <w:name w:val="toc 4"/>
+    <w:basedOn w:val="Normal"/>
+    <w:next w:val="Normal"/>
+    <w:uiPriority w:val="39"/>
+    <w:semiHidden/>
+    <w:unhideWhenUsed/>
+    <w:pPr>
+      <w:spacing w:after="100"/>
+      <w:ind w:left="660"/>
+    </w:pPr>
+  </w:style>
+  <w:style w:type="paragraph" w:styleId="TOC5">
+    <w:name w:val="toc 5"/>
+    <w:basedOn w:val="Normal"/>
+    <w:next w:val="Normal"/>
+    <w:uiPriority w:val="39"/>
+    <w:semiHidden/>
+    <w:unhideWhenUsed/>
+    <w:pPr>
+      <w:spacing w:after="100"/>
+      <w:ind w:left="880"/>
+    </w:pPr>
+  </w:style>
+  <w:style w:type="paragraph" w:styleId="TOC6">
+    <w:name w:val="toc 6"/>
+    <w:basedOn w:val="Normal"/>
+    <w:next w:val="Normal"/>
+    <w:uiPriority w:val="39"/>
+    <w:semiHidden/>
+    <w:unhideWhenUsed/>
+    <w:pPr>
+      <w:spacing w:after="100"/>
+      <w:ind w:left="1100"/>
+    </w:pPr>
+  </w:style>
+  <w:style w:type="paragraph" w:styleId="TOC7">
+    <w:name w:val="toc 7"/>
+    <w:basedOn w:val="Normal"/>
+    <w:next w:val="Normal"/>
+    <w:uiPriority w:val="39"/>
+    <w:semiHidden/>
+    <w:unhideWhenUsed/>
+    <w:pPr>
+      <w:spacing w:after="100"/>
+      <w:ind w:left="1320"/>
+    </w:pPr>
+  </w:style>
+  <w:style w:type="paragraph" w:styleId="TOC8">
+    <w:name w:val="toc 8"/>
+    <w:basedOn w:val="Normal"/>
+    <w:next w:val="Normal"/>
+    <w:uiPriority w:val="39"/>
+    <w:semiHidden/>
+    <w:unhideWhenUsed/>
+    <w:pPr>
+      <w:spacing w:after="100"/>
+      <w:ind w:left="1540"/>
+    </w:pPr>
+  </w:style>
+  <w:style w:type="paragraph" w:styleId="TOC9">
+    <w:name w:val="toc 9"/>
+    <w:basedOn w:val="Normal"/>
+    <w:next w:val="Normal"/>
+    <w:uiPriority w:val="39"/>
+    <w:semiHidden/>
+    <w:unhideWhenUsed/>
+    <w:pPr>
+      <w:spacing w:after="100"/>
+      <w:ind w:left="1760"/>
+    </w:pPr>
+  </w:style>
   <w:style w:type="character" w:styleId="Hyperlink">
     <w:name w:val="Hyperlink"/>
     <w:basedOn w:val="DefaultParagraphFont"/>
@@ -10797,5 +11036,302 @@
       <w:szCs w:val="20"/>
     </w:rPr>
   </w:style>
+  <w:style w:type="character" w:styleId="LineNumber">
+    <w:name w:val="line number"/>
+    <w:basedOn w:val="DefaultParagraphFont"/>
+    <w:uiPriority w:val="99"/>
+    <w:semiHidden/>
+    <w:unhideWhenUsed/>
+  </w:style>
 </w:styles>
+</file>
+
+<file path=word/theme/theme1.xml><?xml version="1.0" encoding="utf-8"?>
+<a:theme xmlns:a="http://schemas.openxmlformats.org/drawingml/2006/main" name="Office Theme">
+  <a:themeElements>
+    <a:clrScheme name="Office">
+      <a:dk1>
+        <a:sysClr val="windowText" lastClr="000000"/>
+      </a:dk1>
+      <a:lt1>
+        <a:sysClr val="window" lastClr="FFFFFF"/>
+      </a:lt1>
+      <a:dk2>
+        <a:srgbClr val="44546A"/>
+      </a:dk2>
+      <a:lt2>
+        <a:srgbClr val="E7E6E6"/>
+      </a:lt2>
+      <a:accent1>
+        <a:srgbClr val="4472C4"/>
+      </a:accent1>
+      <a:accent2>
+        <a:srgbClr val="ED7D31"/>
+      </a:accent2>
+      <a:accent3>
+        <a:srgbClr val="A5A5A5"/>
+      </a:accent3>
+      <a:accent4>
+        <a:srgbClr val="FFC000"/>
+      </a:accent4>
+      <a:accent5>
+        <a:srgbClr val="5B9BD5"/>
+      </a:accent5>
+      <a:accent6>
+        <a:srgbClr val="70AD47"/>
+      </a:accent6>
+      <a:hlink>
+        <a:srgbClr val="0563C1"/>
+      </a:hlink>
+      <a:folHlink>
+        <a:srgbClr val="954F72"/>
+      </a:folHlink>
+    </a:clrScheme>
+    <a:fontScheme name="Office">
+      <a:majorFont>
+        <a:latin typeface="Calibri Light" panose="020F0302020204030204"/>
+        <a:ea typeface=""/>
+        <a:cs typeface=""/>
+        <a:font script="Jpan" typeface="游ゴシック Light"/>
+        <a:font script="Hang" typeface="맑은 고딕"/>
+        <a:font script="Hans" typeface="等线 Light"/>
+        <a:font script="Hant" typeface="新細明體"/>
+        <a:font script="Arab" typeface="Times New Roman"/>
+        <a:font script="Hebr" typeface="Times New Roman"/>
+        <a:font script="Thai" typeface="Angsana New"/>
+        <a:font script="Ethi" typeface="Nyala"/>
+        <a:font script="Beng" typeface="Vrinda"/>
+        <a:font script="Gujr" typeface="Shruti"/>
+        <a:font script="Khmr" typeface="MoolBoran"/>
+        <a:font script="Knda" typeface="Tunga"/>
+        <a:font script="Guru" typeface="Raavi"/>
+        <a:font script="Cans" typeface="Euphemia"/>
+        <a:font script="Cher" typeface="Plantagenet Cherokee"/>
+        <a:font script="Yiii" typeface="Microsoft Yi Baiti"/>
+        <a:font script="Tibt" typeface="Microsoft Himalaya"/>
+        <a:font script="Thaa" typeface="MV Boli"/>
+        <a:font script="Deva" typeface="Mangal"/>
+        <a:font script="Telu" typeface="Gautami"/>
+        <a:font script="Taml" typeface="Latha"/>
+        <a:font script="Syrc" typeface="Estrangelo Edessa"/>
+        <a:font script="Orya" typeface="Kalinga"/>
+        <a:font script="Mlym" typeface="Kartika"/>
+        <a:font script="Laoo" typeface="DokChampa"/>
+        <a:font script="Sinh" typeface="Iskoola Pota"/>
+        <a:font script="Mong" typeface="Mongolian Baiti"/>
+        <a:font script="Viet" typeface="Times New Roman"/>
+        <a:font script="Uigh" typeface="Microsoft Uighur"/>
+        <a:font script="Geor" typeface="Sylfaen"/>
+        <a:font script="Armn" typeface="Arial"/>
+        <a:font script="Bugi" typeface="Leelawadee UI"/>
+        <a:font script="Bopo" typeface="Microsoft JhengHei"/>
+        <a:font script="Java" typeface="Javanese Text"/>
+        <a:font script="Lisu" typeface="Segoe UI"/>
+        <a:font script="Mymr" typeface="Myanmar Text"/>
+        <a:font script="Nkoo" typeface="Ebrima"/>
+        <a:font script="Olck" typeface="Nirmala UI"/>
+        <a:font script="Osma" typeface="Ebrima"/>
+        <a:font script="Phag" typeface="Phagspa"/>
+        <a:font script="Syrn" typeface="Estrangelo Edessa"/>
+        <a:font script="Syrj" typeface="Estrangelo Edessa"/>
+        <a:font script="Syre" typeface="Estrangelo Edessa"/>
+        <a:font script="Sora" typeface="Nirmala UI"/>
+        <a:font script="Tale" typeface="Microsoft Tai Le"/>
+        <a:font script="Talu" typeface="Microsoft New Tai Lue"/>
+        <a:font script="Tfng" typeface="Ebrima"/>
+      </a:majorFont>
+      <a:minorFont>
+        <a:latin typeface="Calibri" panose="020F0502020204030204"/>
+        <a:ea typeface=""/>
+        <a:cs typeface=""/>
+        <a:font script="Jpan" typeface="游明朝"/>
+        <a:font script="Hang" typeface="맑은 고딕"/>
+        <a:font script="Hans" typeface="等线"/>
+        <a:font script="Hant" typeface="新細明體"/>
+        <a:font script="Arab" typeface="Arial"/>
+        <a:font script="Hebr" typeface="Arial"/>
+        <a:font script="Thai" typeface="Cordia New"/>
+        <a:font script="Ethi" typeface="Nyala"/>
+        <a:font script="Beng" typeface="Vrinda"/>
+        <a:font script="Gujr" typeface="Shruti"/>
+        <a:font script="Khmr" typeface="DaunPenh"/>
+        <a:font script="Knda" typeface="Tunga"/>
+        <a:font script="Guru" typeface="Raavi"/>
+        <a:font script="Cans" typeface="Euphemia"/>
+        <a:font script="Cher" typeface="Plantagenet Cherokee"/>
+        <a:font script="Yiii" typeface="Microsoft Yi Baiti"/>
+        <a:font script="Tibt" typeface="Microsoft Himalaya"/>
+        <a:font script="Thaa" typeface="MV Boli"/>
+        <a:font script="Deva" typeface="Mangal"/>
+        <a:font script="Telu" typeface="Gautami"/>
+        <a:font script="Taml" typeface="Latha"/>
+        <a:font script="Syrc" typeface="Estrangelo Edessa"/>
+        <a:font script="Orya" typeface="Kalinga"/>
+        <a:font script="Mlym" typeface="Kartika"/>
+        <a:font script="Laoo" typeface="DokChampa"/>
+        <a:font script="Sinh" typeface="Iskoola Pota"/>
+        <a:font script="Mong" typeface="Mongolian Baiti"/>
+        <a:font script="Viet" typeface="Arial"/>
+        <a:font script="Uigh" typeface="Microsoft Uighur"/>
+        <a:font script="Geor" typeface="Sylfaen"/>
+        <a:font script="Armn" typeface="Arial"/>
+        <a:font script="Bugi" typeface="Leelawadee UI"/>
+        <a:font script="Bopo" typeface="Microsoft JhengHei"/>
+        <a:font script="Java" typeface="Javanese Text"/>
+        <a:font script="Lisu" typeface="Segoe UI"/>
+        <a:font script="Mymr" typeface="Myanmar Text"/>
+        <a:font script="Nkoo" typeface="Ebrima"/>
+        <a:font script="Olck" typeface="Nirmala UI"/>
+        <a:font script="Osma" typeface="Ebrima"/>
+        <a:font script="Phag" typeface="Phagspa"/>
+        <a:font script="Syrn" typeface="Estrangelo Edessa"/>
+        <a:font script="Syrj" typeface="Estrangelo Edessa"/>
+        <a:font script="Syre" typeface="Estrangelo Edessa"/>
+        <a:font script="Sora" typeface="Nirmala UI"/>
+        <a:font script="Tale" typeface="Microsoft Tai Le"/>
+        <a:font script="Talu" typeface="Microsoft New Tai Lue"/>
+        <a:font script="Tfng" typeface="Ebrima"/>
+      </a:minorFont>
+    </a:fontScheme>
+    <a:fmtScheme name="Office">
+      <a:fillStyleLst>
+        <a:solidFill>
+          <a:schemeClr val="phClr"/>
+        </a:solidFill>
+        <a:gradFill rotWithShape="true">
+          <a:gsLst>
+            <a:gs pos="0">
+              <a:schemeClr val="phClr">
+                <a:lumMod val="110000"/>
+                <a:satMod val="105000"/>
+                <a:tint val="67000"/>
+              </a:schemeClr>
+            </a:gs>
+            <a:gs pos="50000">
+              <a:schemeClr val="phClr">
+                <a:lumMod val="105000"/>
+                <a:satMod val="103000"/>
+                <a:tint val="73000"/>
+              </a:schemeClr>
+            </a:gs>
+            <a:gs pos="100000">
+              <a:schemeClr val="phClr">
+                <a:lumMod val="105000"/>
+                <a:satMod val="109000"/>
+                <a:tint val="81000"/>
+              </a:schemeClr>
+            </a:gs>
+          </a:gsLst>
+          <a:lin ang="5400000" scaled="false"/>
+        </a:gradFill>
+        <a:gradFill rotWithShape="true">
+          <a:gsLst>
+            <a:gs pos="0">
+              <a:schemeClr val="phClr">
+                <a:satMod val="103000"/>
+                <a:lumMod val="102000"/>
+                <a:tint val="94000"/>
+              </a:schemeClr>
+            </a:gs>
+            <a:gs pos="50000">
+              <a:schemeClr val="phClr">
+                <a:satMod val="110000"/>
+                <a:lumMod val="100000"/>
+                <a:shade val="100000"/>
+              </a:schemeClr>
+            </a:gs>
+            <a:gs pos="100000">
+              <a:schemeClr val="phClr">
+                <a:lumMod val="99000"/>
+                <a:satMod val="120000"/>
+                <a:shade val="78000"/>
+              </a:schemeClr>
+            </a:gs>
+          </a:gsLst>
+          <a:lin ang="5400000" scaled="false"/>
+        </a:gradFill>
+      </a:fillStyleLst>
+      <a:lnStyleLst>
+        <a:ln w="6350" cap="flat" cmpd="sng" algn="ctr">
+          <a:solidFill>
+            <a:schemeClr val="phClr"/>
+          </a:solidFill>
+          <a:prstDash val="solid"/>
+          <a:miter lim="800000"/>
+        </a:ln>
+        <a:ln w="12700" cap="flat" cmpd="sng" algn="ctr">
+          <a:solidFill>
+            <a:schemeClr val="phClr"/>
+          </a:solidFill>
+          <a:prstDash val="solid"/>
+          <a:miter lim="800000"/>
+        </a:ln>
+        <a:ln w="19050" cap="flat" cmpd="sng" algn="ctr">
+          <a:solidFill>
+            <a:schemeClr val="phClr"/>
+          </a:solidFill>
+          <a:prstDash val="solid"/>
+          <a:miter lim="800000"/>
+        </a:ln>
+      </a:lnStyleLst>
+      <a:effectStyleLst>
+        <a:effectStyle>
+          <a:effectLst/>
+        </a:effectStyle>
+        <a:effectStyle>
+          <a:effectLst/>
+        </a:effectStyle>
+        <a:effectStyle>
+          <a:effectLst>
+            <a:outerShdw blurRad="57150" dist="19050" dir="5400000" algn="ctr" rotWithShape="false">
+              <a:srgbClr val="000000">
+                <a:alpha val="63000"/>
+              </a:srgbClr>
+            </a:outerShdw>
+          </a:effectLst>
+        </a:effectStyle>
+      </a:effectStyleLst>
+      <a:bgFillStyleLst>
+        <a:solidFill>
+          <a:schemeClr val="phClr"/>
+        </a:solidFill>
+        <a:solidFill>
+          <a:schemeClr val="phClr">
+            <a:tint val="95000"/>
+            <a:satMod val="170000"/>
+          </a:schemeClr>
+        </a:solidFill>
+        <a:gradFill rotWithShape="true">
+          <a:gsLst>
+            <a:gs pos="0">
+              <a:schemeClr val="phClr">
+                <a:tint val="93000"/>
+                <a:satMod val="150000"/>
+                <a:shade val="98000"/>
+                <a:lumMod val="102000"/>
+              </a:schemeClr>
+            </a:gs>
+            <a:gs pos="50000">
+              <a:schemeClr val="phClr">
+                <a:tint val="98000"/>
+                <a:satMod val="130000"/>
+                <a:shade val="90000"/>
+                <a:lumMod val="103000"/>
+              </a:schemeClr>
+            </a:gs>
+            <a:gs pos="100000">
+              <a:schemeClr val="phClr">
+                <a:shade val="63000"/>
+                <a:satMod val="120000"/>
+              </a:schemeClr>
+            </a:gs>
+          </a:gsLst>
+          <a:lin ang="5400000" scaled="false"/>
+        </a:gradFill>
+      </a:bgFillStyleLst>
+    </a:fmtScheme>
+  </a:themeElements>
+  <a:objectDefaults/>
+  <a:extraClrSchemeLst/>
+</a:theme>
 </file>